--- a/courseware/LP-Certified Lean Six Sigma Green Belt (CLSSGB) Training.docx
+++ b/courseware/LP-Certified Lean Six Sigma Green Belt (CLSSGB) Training.docx
@@ -2,15 +2,15 @@
 <file path=word/document.xml><?xml version="1.0" encoding="utf-8"?>
 <w:document xmlns:wpc="http://schemas.microsoft.com/office/word/2010/wordprocessingCanvas" xmlns:mo="http://schemas.microsoft.com/office/mac/office/2008/main" xmlns:mc="http://schemas.openxmlformats.org/markup-compatibility/2006" xmlns:mv="urn:schemas-microsoft-com:mac:vml" xmlns:o="urn:schemas-microsoft-com:office:office" xmlns:r="http://schemas.openxmlformats.org/officeDocument/2006/relationships" xmlns:m="http://schemas.openxmlformats.org/officeDocument/2006/math" xmlns:v="urn:schemas-microsoft-com:vml" xmlns:wp14="http://schemas.microsoft.com/office/word/2010/wordprocessingDrawing" xmlns:wp="http://schemas.openxmlformats.org/drawingml/2006/wordprocessingDrawing" xmlns:w10="urn:schemas-microsoft-com:office:word" xmlns:w="http://schemas.openxmlformats.org/wordprocessingml/2006/main" xmlns:w14="http://schemas.microsoft.com/office/word/2010/wordml" xmlns:wpg="http://schemas.microsoft.com/office/word/2010/wordprocessingGroup" xmlns:wpi="http://schemas.microsoft.com/office/word/2010/wordprocessingInk" xmlns:wne="http://schemas.microsoft.com/office/word/2006/wordml" xmlns:wps="http://schemas.microsoft.com/office/word/2010/wordprocessingShape" mc:Ignorable="w14 wp14">
   <w:body>
+    <w:p/>
     <w:p>
       <w:pPr>
-        <w:spacing w:after="480"/>
         <w:jc w:val="center"/>
       </w:pPr>
       <w:r>
         <w:drawing>
           <wp:inline xmlns:a="http://schemas.openxmlformats.org/drawingml/2006/main" xmlns:pic="http://schemas.openxmlformats.org/drawingml/2006/picture">
-            <wp:extent cx="1508760" cy="1508760"/>
+            <wp:extent cx="1920240" cy="1920240"/>
             <wp:docPr id="1" name="Picture 1"/>
             <wp:cNvGraphicFramePr>
               <a:graphicFrameLocks noChangeAspect="1"/>
@@ -19,7 +19,7 @@
               <a:graphicData uri="http://schemas.openxmlformats.org/drawingml/2006/picture">
                 <pic:pic>
                   <pic:nvPicPr>
-                    <pic:cNvPr id="0" name="tertiary-logo.png"/>
+                    <pic:cNvPr id="0" name="tertiary-infotech-logo.png"/>
                     <pic:cNvPicPr/>
                   </pic:nvPicPr>
                   <pic:blipFill>
@@ -31,7 +31,7 @@
                   <pic:spPr>
                     <a:xfrm>
                       <a:off x="0" y="0"/>
-                      <a:ext cx="1508760" cy="1508760"/>
+                      <a:ext cx="1920240" cy="1920240"/>
                     </a:xfrm>
                     <a:prstGeom prst="rect"/>
                   </pic:spPr>
@@ -44,11 +44,13 @@
     </w:p>
     <w:p>
       <w:pPr>
+        <w:spacing w:before="40" w:after="20"/>
         <w:jc w:val="center"/>
       </w:pPr>
       <w:r>
         <w:rPr>
           <w:b/>
+          <w:color w:val="111827"/>
           <w:sz w:val="26"/>
         </w:rPr>
         <w:t>Tertiary Infotech Academy Pte Ltd</w:t>
@@ -56,10 +58,13 @@
     </w:p>
     <w:p>
       <w:pPr>
+        <w:spacing w:before="0" w:after="200"/>
         <w:jc w:val="center"/>
       </w:pPr>
       <w:r>
         <w:rPr>
+          <w:b w:val="0"/>
+          <w:color w:val="555B66"/>
           <w:sz w:val="20"/>
         </w:rPr>
         <w:t>UEN: 201200696W</w:t>
@@ -67,25 +72,41 @@
     </w:p>
     <w:p>
       <w:pPr>
-        <w:spacing w:before="560"/>
+        <w:spacing w:before="0" w:after="80"/>
         <w:jc w:val="center"/>
       </w:pPr>
       <w:r>
         <w:rPr>
           <w:b/>
           <w:color w:val="1F6FEB"/>
-          <w:sz w:val="44"/>
+          <w:sz w:val="52"/>
         </w:rPr>
-        <w:t>Lesson Plan</w:t>
+        <w:t>LESSON PLAN</w:t>
       </w:r>
     </w:p>
     <w:p>
       <w:pPr>
+        <w:spacing w:before="80" w:after="160"/>
+        <w:jc w:val="center"/>
+      </w:pPr>
+      <w:r>
+        <w:rPr>
+          <w:b w:val="0"/>
+          <w:color w:val="555B66"/>
+          <w:sz w:val="24"/>
+        </w:rPr>
+        <w:t>For</w:t>
+      </w:r>
+    </w:p>
+    <w:p>
+      <w:pPr>
+        <w:spacing w:before="80" w:after="40"/>
         <w:jc w:val="center"/>
       </w:pPr>
       <w:r>
         <w:rPr>
           <w:b/>
+          <w:color w:val="111827"/>
           <w:sz w:val="40"/>
         </w:rPr>
         <w:t>Certified Lean Six Sigma Green Belt (CLSSGB) Training</w:t>
@@ -93,16 +114,72 @@
     </w:p>
     <w:p>
       <w:pPr>
+        <w:spacing w:before="80" w:after="280"/>
         <w:jc w:val="center"/>
       </w:pPr>
       <w:r>
+        <w:rPr>
+          <w:b w:val="0"/>
+          <w:color w:val="111827"/>
+          <w:sz w:val="24"/>
+        </w:rPr>
         <w:t>TGS Ref No: TGS-2025055775</w:t>
-        <w:br/>
-        <w:t>Version 1.0</w:t>
-        <w:br/>
+      </w:r>
+    </w:p>
+    <w:p>
+      <w:pPr>
+        <w:spacing w:before="0" w:after="40"/>
+        <w:jc w:val="center"/>
+      </w:pPr>
+      <w:r>
+        <w:rPr>
+          <w:b w:val="0"/>
+          <w:color w:val="555B66"/>
+          <w:sz w:val="22"/>
+        </w:rPr>
         <w:t>Conducted by</w:t>
-        <w:br/>
+      </w:r>
+    </w:p>
+    <w:p>
+      <w:pPr>
+        <w:spacing w:before="0" w:after="40"/>
+        <w:jc w:val="center"/>
+      </w:pPr>
+      <w:r>
+        <w:rPr>
+          <w:b/>
+          <w:color w:val="111827"/>
+          <w:sz w:val="26"/>
+        </w:rPr>
         <w:t>Tertiary Infotech Academy Pte Ltd</w:t>
+      </w:r>
+    </w:p>
+    <w:p>
+      <w:pPr>
+        <w:spacing w:before="0" w:after="240"/>
+        <w:jc w:val="center"/>
+      </w:pPr>
+      <w:r>
+        <w:rPr>
+          <w:b w:val="0"/>
+          <w:color w:val="555B66"/>
+          <w:sz w:val="22"/>
+        </w:rPr>
+        <w:t>UEN: 201200696W</w:t>
+      </w:r>
+    </w:p>
+    <w:p>
+      <w:pPr>
+        <w:spacing w:before="0" w:after="80"/>
+        <w:jc w:val="center"/>
+      </w:pPr>
+      <w:r>
+        <w:rPr>
+          <w:b/>
+          <w:color w:val="1F6FEB"/>
+          <w:sz w:val="24"/>
+        </w:rPr>
+        <w:t>Version 2</w:t>
       </w:r>
     </w:p>
     <w:p>
@@ -112,80 +189,94 @@
     </w:p>
     <w:p>
       <w:pPr>
-        <w:pStyle w:val="Heading1"/>
+        <w:spacing w:after="120"/>
       </w:pPr>
       <w:r>
-        <w:t>Document Version Control Record</w:t>
+        <w:rPr>
+          <w:b/>
+          <w:color w:val="111827"/>
+          <w:sz w:val="24"/>
+        </w:rPr>
+        <w:t>DOCUMENT VERSION CONTROL RECORD</w:t>
       </w:r>
     </w:p>
     <w:tbl>
       <w:tblPr>
         <w:tblStyle w:val="TableGrid"/>
         <w:tblW w:type="auto" w:w="0"/>
+        <w:jc w:val="center"/>
         <w:tblLook w:firstColumn="1" w:firstRow="1" w:lastColumn="0" w:lastRow="0" w:noHBand="0" w:noVBand="1" w:val="04A0"/>
       </w:tblPr>
       <w:tblGrid>
-        <w:gridCol w:w="2520"/>
-        <w:gridCol w:w="2520"/>
-        <w:gridCol w:w="2520"/>
-        <w:gridCol w:w="2520"/>
+        <w:gridCol w:w="2160"/>
+        <w:gridCol w:w="2160"/>
+        <w:gridCol w:w="2160"/>
+        <w:gridCol w:w="2160"/>
       </w:tblGrid>
       <w:tr>
         <w:tc>
           <w:tcPr>
-            <w:tcW w:type="dxa" w:w="2520"/>
-            <w:shd w:fill="1F6FEB"/>
+            <w:tcW w:type="dxa" w:w="2160"/>
+            <w:shd w:val="clear" w:color="auto" w:fill="1F6FEB"/>
           </w:tcPr>
           <w:p>
+            <w:r/>
             <w:r>
               <w:rPr>
                 <w:b/>
                 <w:color w:val="FFFFFF"/>
+                <w:sz w:val="19"/>
               </w:rPr>
-              <w:t>Version</w:t>
+              <w:t>Version Number</w:t>
             </w:r>
           </w:p>
         </w:tc>
         <w:tc>
           <w:tcPr>
-            <w:tcW w:type="dxa" w:w="2520"/>
-            <w:shd w:fill="1F6FEB"/>
+            <w:tcW w:type="dxa" w:w="2160"/>
+            <w:shd w:val="clear" w:color="auto" w:fill="1F6FEB"/>
           </w:tcPr>
           <w:p>
+            <w:r/>
             <w:r>
               <w:rPr>
                 <w:b/>
                 <w:color w:val="FFFFFF"/>
+                <w:sz w:val="19"/>
               </w:rPr>
-              <w:t>Date</w:t>
+              <w:t>Effective Date of Release</w:t>
             </w:r>
           </w:p>
         </w:tc>
         <w:tc>
           <w:tcPr>
-            <w:tcW w:type="dxa" w:w="2520"/>
-            <w:shd w:fill="1F6FEB"/>
+            <w:tcW w:type="dxa" w:w="2160"/>
+            <w:shd w:val="clear" w:color="auto" w:fill="1F6FEB"/>
           </w:tcPr>
           <w:p>
+            <w:r/>
             <w:r>
               <w:rPr>
                 <w:b/>
                 <w:color w:val="FFFFFF"/>
+                <w:sz w:val="19"/>
               </w:rPr>
-              <w:t>Summary of Changes</w:t>
+              <w:t>Summary of Included Changes</w:t>
             </w:r>
           </w:p>
         </w:tc>
         <w:tc>
           <w:tcPr>
-            <w:tcW w:type="dxa" w:w="2520"/>
-            <w:shd w:fill="1F6FEB"/>
+            <w:tcW w:type="dxa" w:w="2160"/>
+            <w:shd w:val="clear" w:color="auto" w:fill="1F6FEB"/>
           </w:tcPr>
           <w:p>
+            <w:r/>
             <w:r>
               <w:rPr>
                 <w:b/>
                 <w:color w:val="FFFFFF"/>
+                <w:sz w:val="19"/>
               </w:rPr>
               <w:t>Author</w:t>
             </w:r>
@@ -195,46 +286,313 @@
       <w:tr>
         <w:tc>
           <w:tcPr>
-            <w:tcW w:type="dxa" w:w="2520"/>
+            <w:tcW w:type="dxa" w:w="2160"/>
           </w:tcPr>
           <w:p>
+            <w:r/>
             <w:r>
-              <w:t>1.0</w:t>
+              <w:rPr>
+                <w:sz w:val="19"/>
+              </w:rPr>
+              <w:t>1</w:t>
             </w:r>
           </w:p>
         </w:tc>
         <w:tc>
           <w:tcPr>
-            <w:tcW w:type="dxa" w:w="2520"/>
+            <w:tcW w:type="dxa" w:w="2160"/>
           </w:tcPr>
           <w:p>
+            <w:r/>
             <w:r>
-              <w:t>9 July 2026</w:t>
+              <w:rPr>
+                <w:sz w:val="19"/>
+              </w:rPr>
+              <w:t>1 June 2026</w:t>
             </w:r>
           </w:p>
         </w:tc>
         <w:tc>
           <w:tcPr>
-            <w:tcW w:type="dxa" w:w="2520"/>
+            <w:tcW w:type="dxa" w:w="2160"/>
           </w:tcPr>
           <w:p>
+            <w:r/>
             <w:r>
-              <w:t>First CLSSGB courseware generated from the published labs.</w:t>
+              <w:rPr>
+                <w:sz w:val="19"/>
+              </w:rPr>
+              <w:t>Initial release - CLSSGB lesson plan.</w:t>
             </w:r>
           </w:p>
         </w:tc>
         <w:tc>
           <w:tcPr>
-            <w:tcW w:type="dxa" w:w="2520"/>
+            <w:tcW w:type="dxa" w:w="2160"/>
           </w:tcPr>
           <w:p>
+            <w:r/>
             <w:r>
-              <w:t>Tertiary Infotech Academy Pte Ltd</w:t>
+              <w:rPr>
+                <w:sz w:val="19"/>
+              </w:rPr>
+              <w:t>Dr. Alfred Ang</w:t>
+            </w:r>
+          </w:p>
+        </w:tc>
+      </w:tr>
+      <w:tr>
+        <w:tc>
+          <w:tcPr>
+            <w:tcW w:type="dxa" w:w="2160"/>
+          </w:tcPr>
+          <w:p>
+            <w:r/>
+            <w:r>
+              <w:rPr>
+                <w:sz w:val="19"/>
+              </w:rPr>
+              <w:t>2</w:t>
+            </w:r>
+          </w:p>
+        </w:tc>
+        <w:tc>
+          <w:tcPr>
+            <w:tcW w:type="dxa" w:w="2160"/>
+          </w:tcPr>
+          <w:p>
+            <w:r/>
+            <w:r>
+              <w:rPr>
+                <w:sz w:val="19"/>
+              </w:rPr>
+              <w:t>19 July 2026</w:t>
+            </w:r>
+          </w:p>
+        </w:tc>
+        <w:tc>
+          <w:tcPr>
+            <w:tcW w:type="dxa" w:w="2160"/>
+          </w:tcPr>
+          <w:p>
+            <w:r/>
+            <w:r>
+              <w:rPr>
+                <w:sz w:val="19"/>
+              </w:rPr>
+              <w:t>Major revision: rebuilt as a 4-day Green Belt progression from the Yellow Belt (CLSSYB, TGS-2025053922). Content deepened to the CSSC Green Belt scope (Chapters 1-24) - adds sampling and sample size calculation, Measurement System Analysis and Gage R&amp;R, hypothesis testing with p-values and Type I/II errors, correlation and regression, FMEA and RPN, Design of Experiments, SPC control chart selection with the eight out-of-control rules, and process capability Cp/Cpk. Expanded from 10 to 25 hands-on labs across the five DMAIC phases; teaching diagrams imported from the original v21 trainer deck; schedule and labs realigned to the v6 WA (SAQ) and PP assessment papers.</w:t>
+            </w:r>
+          </w:p>
+        </w:tc>
+        <w:tc>
+          <w:tcPr>
+            <w:tcW w:type="dxa" w:w="2160"/>
+          </w:tcPr>
+          <w:p>
+            <w:r/>
+            <w:r>
+              <w:rPr>
+                <w:sz w:val="19"/>
+              </w:rPr>
+              <w:t>Dr. Alfred Ang</w:t>
             </w:r>
           </w:p>
         </w:tc>
       </w:tr>
     </w:tbl>
+    <w:p>
+      <w:r>
+        <w:br w:type="page"/>
+      </w:r>
+    </w:p>
+    <w:p>
+      <w:pPr>
+        <w:spacing w:after="120"/>
+      </w:pPr>
+      <w:r>
+        <w:rPr>
+          <w:b/>
+          <w:color w:val="111827"/>
+          <w:sz w:val="24"/>
+        </w:rPr>
+        <w:t>TABLE OF CONTENTS</w:t>
+      </w:r>
+    </w:p>
+    <w:p>
+      <w:pPr>
+        <w:tabs>
+          <w:tab w:pos="9072" w:val="right" w:leader="dot"/>
+        </w:tabs>
+        <w:spacing w:after="60"/>
+      </w:pPr>
+      <w:r>
+        <w:rPr>
+          <w:rFonts w:ascii="Arial" w:hAnsi="Arial"/>
+          <w:b/>
+          <w:color w:val="333333"/>
+          <w:sz w:val="22"/>
+        </w:rPr>
+        <w:t>Course Information</w:t>
+        <w:tab/>
+        <w:t>4</w:t>
+      </w:r>
+    </w:p>
+    <w:p>
+      <w:pPr>
+        <w:tabs>
+          <w:tab w:pos="9072" w:val="right" w:leader="dot"/>
+        </w:tabs>
+        <w:spacing w:after="60"/>
+      </w:pPr>
+      <w:r>
+        <w:rPr>
+          <w:rFonts w:ascii="Arial" w:hAnsi="Arial"/>
+          <w:b/>
+          <w:color w:val="333333"/>
+          <w:sz w:val="22"/>
+        </w:rPr>
+        <w:t>Learning Outcomes</w:t>
+        <w:tab/>
+        <w:t>4</w:t>
+      </w:r>
+    </w:p>
+    <w:p>
+      <w:pPr>
+        <w:tabs>
+          <w:tab w:pos="9072" w:val="right" w:leader="dot"/>
+        </w:tabs>
+        <w:spacing w:after="60"/>
+      </w:pPr>
+      <w:r>
+        <w:rPr>
+          <w:rFonts w:ascii="Arial" w:hAnsi="Arial"/>
+          <w:b/>
+          <w:color w:val="333333"/>
+          <w:sz w:val="22"/>
+        </w:rPr>
+        <w:t>Assessment</w:t>
+        <w:tab/>
+        <w:t>4</w:t>
+      </w:r>
+    </w:p>
+    <w:p>
+      <w:pPr>
+        <w:tabs>
+          <w:tab w:pos="9072" w:val="right" w:leader="dot"/>
+        </w:tabs>
+        <w:spacing w:after="60"/>
+      </w:pPr>
+      <w:r>
+        <w:rPr>
+          <w:rFonts w:ascii="Arial" w:hAnsi="Arial"/>
+          <w:b/>
+          <w:color w:val="333333"/>
+          <w:sz w:val="22"/>
+        </w:rPr>
+        <w:t>Course Schedule</w:t>
+        <w:tab/>
+        <w:t>5</w:t>
+      </w:r>
+    </w:p>
+    <w:p>
+      <w:pPr>
+        <w:tabs>
+          <w:tab w:pos="9072" w:val="right" w:leader="dot"/>
+        </w:tabs>
+        <w:spacing w:after="60"/>
+        <w:ind w:left="432"/>
+      </w:pPr>
+      <w:r>
+        <w:rPr>
+          <w:rFonts w:ascii="Arial" w:hAnsi="Arial"/>
+          <w:b w:val="0"/>
+          <w:color w:val="333333"/>
+          <w:sz w:val="21"/>
+        </w:rPr>
+        <w:t>Day 1 — Six Sigma foundations, the Green Belt role and the Define phase</w:t>
+        <w:tab/>
+        <w:t>5</w:t>
+      </w:r>
+    </w:p>
+    <w:p>
+      <w:pPr>
+        <w:tabs>
+          <w:tab w:pos="9072" w:val="right" w:leader="dot"/>
+        </w:tabs>
+        <w:spacing w:after="60"/>
+        <w:ind w:left="432"/>
+      </w:pPr>
+      <w:r>
+        <w:rPr>
+          <w:rFonts w:ascii="Arial" w:hAnsi="Arial"/>
+          <w:b w:val="0"/>
+          <w:color w:val="333333"/>
+          <w:sz w:val="21"/>
+        </w:rPr>
+        <w:t>Day 2 — Measure — process mapping, sampling, MSA and baseline capability</w:t>
+        <w:tab/>
+        <w:t>5</w:t>
+      </w:r>
+    </w:p>
+    <w:p>
+      <w:pPr>
+        <w:tabs>
+          <w:tab w:pos="9072" w:val="right" w:leader="dot"/>
+        </w:tabs>
+        <w:spacing w:after="60"/>
+        <w:ind w:left="432"/>
+      </w:pPr>
+      <w:r>
+        <w:rPr>
+          <w:rFonts w:ascii="Arial" w:hAnsi="Arial"/>
+          <w:b w:val="0"/>
+          <w:color w:val="333333"/>
+          <w:sz w:val="21"/>
+        </w:rPr>
+        <w:t>Day 3 — Analyze — root cause, hypothesis testing, correlation and regression</w:t>
+        <w:tab/>
+        <w:t>6</w:t>
+      </w:r>
+    </w:p>
+    <w:p>
+      <w:pPr>
+        <w:tabs>
+          <w:tab w:pos="9072" w:val="right" w:leader="dot"/>
+        </w:tabs>
+        <w:spacing w:after="60"/>
+        <w:ind w:left="432"/>
+      </w:pPr>
+      <w:r>
+        <w:rPr>
+          <w:rFonts w:ascii="Arial" w:hAnsi="Arial"/>
+          <w:b w:val="0"/>
+          <w:color w:val="333333"/>
+          <w:sz w:val="21"/>
+        </w:rPr>
+        <w:t>Day 4 — Improve, Control and the final assessment</w:t>
+        <w:tab/>
+        <w:t>7</w:t>
+      </w:r>
+    </w:p>
+    <w:p>
+      <w:pPr>
+        <w:tabs>
+          <w:tab w:pos="9072" w:val="right" w:leader="dot"/>
+        </w:tabs>
+        <w:spacing w:after="60"/>
+      </w:pPr>
+      <w:r>
+        <w:rPr>
+          <w:rFonts w:ascii="Arial" w:hAnsi="Arial"/>
+          <w:b/>
+          <w:color w:val="333333"/>
+          <w:sz w:val="22"/>
+        </w:rPr>
+        <w:t>Lab Reference (aligned to the DMAIC phases)</w:t>
+        <w:tab/>
+        <w:t>8</w:t>
+      </w:r>
+    </w:p>
     <w:p>
       <w:r>
         <w:br w:type="page"/>
@@ -255,27 +613,36 @@
         <w:tblLook w:firstColumn="1" w:firstRow="1" w:lastColumn="0" w:lastRow="0" w:noHBand="0" w:noVBand="1" w:val="04A0"/>
       </w:tblPr>
       <w:tblGrid>
-        <w:gridCol w:w="5040"/>
-        <w:gridCol w:w="5040"/>
+        <w:gridCol w:w="4320"/>
+        <w:gridCol w:w="4320"/>
       </w:tblGrid>
       <w:tr>
         <w:tc>
           <w:tcPr>
-            <w:tcW w:type="dxa" w:w="5040"/>
-            <w:shd w:fill="E8F0FE"/>
+            <w:tcW w:type="dxa" w:w="4320"/>
+            <w:shd w:val="clear" w:color="auto" w:fill="E8F0FE"/>
           </w:tcPr>
           <w:p>
+            <w:r/>
             <w:r>
+              <w:rPr>
+                <w:b/>
+                <w:sz w:val="20"/>
+              </w:rPr>
               <w:t>Course Title</w:t>
             </w:r>
           </w:p>
         </w:tc>
         <w:tc>
           <w:tcPr>
-            <w:tcW w:type="dxa" w:w="5040"/>
+            <w:tcW w:type="dxa" w:w="4320"/>
           </w:tcPr>
           <w:p>
+            <w:r/>
             <w:r>
+              <w:rPr>
+                <w:sz w:val="20"/>
+              </w:rPr>
               <w:t>Certified Lean Six Sigma Green Belt (CLSSGB) Training</w:t>
             </w:r>
           </w:p>
@@ -284,21 +651,30 @@
       <w:tr>
         <w:tc>
           <w:tcPr>
-            <w:tcW w:type="dxa" w:w="5040"/>
-            <w:shd w:fill="E8F0FE"/>
+            <w:tcW w:type="dxa" w:w="4320"/>
+            <w:shd w:val="clear" w:color="auto" w:fill="E8F0FE"/>
           </w:tcPr>
           <w:p>
+            <w:r/>
             <w:r>
-              <w:t>Course Code</w:t>
+              <w:rPr>
+                <w:b/>
+                <w:sz w:val="20"/>
+              </w:rPr>
+              <w:t>WSQ Course Reference</w:t>
             </w:r>
           </w:p>
         </w:tc>
         <w:tc>
           <w:tcPr>
-            <w:tcW w:type="dxa" w:w="5040"/>
+            <w:tcW w:type="dxa" w:w="4320"/>
           </w:tcPr>
           <w:p>
+            <w:r/>
             <w:r>
+              <w:rPr>
+                <w:sz w:val="20"/>
+              </w:rPr>
               <w:t>TGS-2025055775</w:t>
             </w:r>
           </w:p>
@@ -307,22 +683,31 @@
       <w:tr>
         <w:tc>
           <w:tcPr>
-            <w:tcW w:type="dxa" w:w="5040"/>
-            <w:shd w:fill="E8F0FE"/>
+            <w:tcW w:type="dxa" w:w="4320"/>
+            <w:shd w:val="clear" w:color="auto" w:fill="E8F0FE"/>
           </w:tcPr>
           <w:p>
+            <w:r/>
             <w:r>
-              <w:t>Duration</w:t>
+              <w:rPr>
+                <w:b/>
+                <w:sz w:val="20"/>
+              </w:rPr>
+              <w:t>Training Provider</w:t>
             </w:r>
           </w:p>
         </w:tc>
         <w:tc>
           <w:tcPr>
-            <w:tcW w:type="dxa" w:w="5040"/>
+            <w:tcW w:type="dxa" w:w="4320"/>
           </w:tcPr>
           <w:p>
+            <w:r/>
             <w:r>
-              <w:t>2 Days, 16 training hours</w:t>
+              <w:rPr>
+                <w:sz w:val="20"/>
+              </w:rPr>
+              <w:t>Tertiary Infotech Academy Pte Ltd  (UEN 201200696W)</w:t>
             </w:r>
           </w:p>
         </w:tc>
@@ -330,22 +715,31 @@
       <w:tr>
         <w:tc>
           <w:tcPr>
-            <w:tcW w:type="dxa" w:w="5040"/>
-            <w:shd w:fill="E8F0FE"/>
+            <w:tcW w:type="dxa" w:w="4320"/>
+            <w:shd w:val="clear" w:color="auto" w:fill="E8F0FE"/>
           </w:tcPr>
           <w:p>
+            <w:r/>
             <w:r>
-              <w:t>Delivery Mode</w:t>
+              <w:rPr>
+                <w:b/>
+                <w:sz w:val="20"/>
+              </w:rPr>
+              <w:t>Duration</w:t>
             </w:r>
           </w:p>
         </w:tc>
         <w:tc>
           <w:tcPr>
-            <w:tcW w:type="dxa" w:w="5040"/>
+            <w:tcW w:type="dxa" w:w="4320"/>
           </w:tcPr>
           <w:p>
+            <w:r/>
             <w:r>
-              <w:t>Instructor-led classroom training with practical labs</w:t>
+              <w:rPr>
+                <w:sz w:val="20"/>
+              </w:rPr>
+              <w:t>4 days · 8 training hours per day (32 hours)</w:t>
             </w:r>
           </w:p>
         </w:tc>
@@ -353,22 +747,127 @@
       <w:tr>
         <w:tc>
           <w:tcPr>
-            <w:tcW w:type="dxa" w:w="5040"/>
-            <w:shd w:fill="E8F0FE"/>
+            <w:tcW w:type="dxa" w:w="4320"/>
+            <w:shd w:val="clear" w:color="auto" w:fill="E8F0FE"/>
           </w:tcPr>
           <w:p>
+            <w:r/>
             <w:r>
-              <w:t>Assessment</w:t>
+              <w:rPr>
+                <w:b/>
+                <w:sz w:val="20"/>
+              </w:rPr>
+              <w:t>Daily Timing</w:t>
             </w:r>
           </w:p>
         </w:tc>
         <w:tc>
           <w:tcPr>
-            <w:tcW w:type="dxa" w:w="5040"/>
+            <w:tcW w:type="dxa" w:w="4320"/>
           </w:tcPr>
           <w:p>
+            <w:r/>
             <w:r>
-              <w:t>Lab evidence, A3 project discussion and final assessment activity</w:t>
+              <w:rPr>
+                <w:sz w:val="20"/>
+              </w:rPr>
+              <w:t>9:30 am – 6:30 pm (1-hour lunch; tea breaks within training time)</w:t>
+            </w:r>
+          </w:p>
+        </w:tc>
+      </w:tr>
+      <w:tr>
+        <w:tc>
+          <w:tcPr>
+            <w:tcW w:type="dxa" w:w="4320"/>
+            <w:shd w:val="clear" w:color="auto" w:fill="E8F0FE"/>
+          </w:tcPr>
+          <w:p>
+            <w:r/>
+            <w:r>
+              <w:rPr>
+                <w:b/>
+                <w:sz w:val="20"/>
+              </w:rPr>
+              <w:t>Mode</w:t>
+            </w:r>
+          </w:p>
+        </w:tc>
+        <w:tc>
+          <w:tcPr>
+            <w:tcW w:type="dxa" w:w="4320"/>
+          </w:tcPr>
+          <w:p>
+            <w:r/>
+            <w:r>
+              <w:rPr>
+                <w:sz w:val="20"/>
+              </w:rPr>
+              <w:t>Instructor-led, hands-on Lean Six Sigma labs using the Northwind Retail Distribution Centre improvement scenario</w:t>
+            </w:r>
+          </w:p>
+        </w:tc>
+      </w:tr>
+      <w:tr>
+        <w:tc>
+          <w:tcPr>
+            <w:tcW w:type="dxa" w:w="4320"/>
+            <w:shd w:val="clear" w:color="auto" w:fill="E8F0FE"/>
+          </w:tcPr>
+          <w:p>
+            <w:r/>
+            <w:r>
+              <w:rPr>
+                <w:b/>
+                <w:sz w:val="20"/>
+              </w:rPr>
+              <w:t>TSC Alignment</w:t>
+            </w:r>
+          </w:p>
+        </w:tc>
+        <w:tc>
+          <w:tcPr>
+            <w:tcW w:type="dxa" w:w="4320"/>
+          </w:tcPr>
+          <w:p>
+            <w:r/>
+            <w:r>
+              <w:rPr>
+                <w:sz w:val="20"/>
+              </w:rPr>
+              <w:t>Quality Process Control (ELE-QUA-5006-1.1)</w:t>
+            </w:r>
+          </w:p>
+        </w:tc>
+      </w:tr>
+      <w:tr>
+        <w:tc>
+          <w:tcPr>
+            <w:tcW w:type="dxa" w:w="4320"/>
+            <w:shd w:val="clear" w:color="auto" w:fill="E8F0FE"/>
+          </w:tcPr>
+          <w:p>
+            <w:r/>
+            <w:r>
+              <w:rPr>
+                <w:b/>
+                <w:sz w:val="20"/>
+              </w:rPr>
+              <w:t>Trainer</w:t>
+            </w:r>
+          </w:p>
+        </w:tc>
+        <w:tc>
+          <w:tcPr>
+            <w:tcW w:type="dxa" w:w="4320"/>
+          </w:tcPr>
+          <w:p>
+            <w:r/>
+            <w:r>
+              <w:rPr>
+                <w:sz w:val="20"/>
+              </w:rPr>
+              <w:t>Dr. Alfred Ang</w:t>
             </w:r>
           </w:p>
         </w:tc>
@@ -379,7 +878,2709 @@
         <w:pStyle w:val="Heading1"/>
       </w:pPr>
       <w:r>
-        <w:t>Daily Lesson Plan With Slide Numbers</w:t>
+        <w:t>Learning Outcomes</w:t>
+      </w:r>
+    </w:p>
+    <w:p>
+      <w:r>
+        <w:t>On completion of this course, learners will be able to:</w:t>
+      </w:r>
+    </w:p>
+    <w:p>
+      <w:pPr>
+        <w:pStyle w:val="ListBullet"/>
+      </w:pPr>
+      <w:r>
+        <w:rPr>
+          <w:sz w:val="21"/>
+        </w:rPr>
+        <w:t>LO1: Lead a Lean Six Sigma project — define the problem, scope the work and charter the project (A1, A2).</w:t>
+      </w:r>
+    </w:p>
+    <w:p>
+      <w:pPr>
+        <w:pStyle w:val="ListBullet"/>
+      </w:pPr>
+      <w:r>
+        <w:rPr>
+          <w:sz w:val="21"/>
+        </w:rPr>
+        <w:t>LO2: Map and baseline a process using SIPOC, detailed process maps and value stream maps (A2).</w:t>
+      </w:r>
+    </w:p>
+    <w:p>
+      <w:pPr>
+        <w:pStyle w:val="ListBullet"/>
+      </w:pPr>
+      <w:r>
+        <w:rPr>
+          <w:sz w:val="21"/>
+        </w:rPr>
+        <w:t>LO3: Build a valid measurement system — sampling, sample size and MSA/Gage R&amp;R — and baseline capability (A4).</w:t>
+      </w:r>
+    </w:p>
+    <w:p>
+      <w:pPr>
+        <w:pStyle w:val="ListBullet"/>
+      </w:pPr>
+      <w:r>
+        <w:rPr>
+          <w:sz w:val="21"/>
+        </w:rPr>
+        <w:t>LO4: Analyse process data statistically using Pareto, run charts, hypothesis testing, correlation and regression (A3).</w:t>
+      </w:r>
+    </w:p>
+    <w:p>
+      <w:pPr>
+        <w:pStyle w:val="ListBullet"/>
+      </w:pPr>
+      <w:r>
+        <w:rPr>
+          <w:sz w:val="21"/>
+        </w:rPr>
+        <w:t>LO5: Identify and prove root causes of variation using Fishbone, 5 Whys and statistical evidence (A3, K2).</w:t>
+      </w:r>
+    </w:p>
+    <w:p>
+      <w:pPr>
+        <w:pStyle w:val="ListBullet"/>
+      </w:pPr>
+      <w:r>
+        <w:rPr>
+          <w:sz w:val="21"/>
+        </w:rPr>
+        <w:t>LO6: Select, risk-assess and pilot improvements using solution selection matrices, FMEA and DOE (A5).</w:t>
+      </w:r>
+    </w:p>
+    <w:p>
+      <w:pPr>
+        <w:pStyle w:val="ListBullet"/>
+      </w:pPr>
+      <w:r>
+        <w:rPr>
+          <w:sz w:val="21"/>
+        </w:rPr>
+        <w:t>LO7: Sustain the gain with SPC control charts, process capability and a control plan (A5, K1).</w:t>
+      </w:r>
+    </w:p>
+    <w:p>
+      <w:pPr>
+        <w:pStyle w:val="Heading1"/>
+      </w:pPr>
+      <w:r>
+        <w:t>Assessment</w:t>
+      </w:r>
+    </w:p>
+    <w:p>
+      <w:pPr>
+        <w:pStyle w:val="ListBullet"/>
+      </w:pPr>
+      <w:r>
+        <w:rPr>
+          <w:sz w:val="21"/>
+        </w:rPr>
+        <w:t>Written Assessment (WA) — Short-Answer Questions (SAQ), 2 questions (K1, K2), 60 minutes, open book.</w:t>
+      </w:r>
+    </w:p>
+    <w:p>
+      <w:pPr>
+        <w:pStyle w:val="ListBullet"/>
+      </w:pPr>
+      <w:r>
+        <w:rPr>
+          <w:sz w:val="21"/>
+        </w:rPr>
+        <w:t>Practical Performance (PP) — 3 applied DMAIC tasks (A1-A5), 90 minutes, open book.</w:t>
+      </w:r>
+    </w:p>
+    <w:p>
+      <w:pPr>
+        <w:pStyle w:val="ListBullet"/>
+      </w:pPr>
+      <w:r>
+        <w:rPr>
+          <w:sz w:val="21"/>
+        </w:rPr>
+        <w:t>Format: Open Book — course slides, Learner Guide and approved materials only.</w:t>
+      </w:r>
+    </w:p>
+    <w:p>
+      <w:pPr>
+        <w:pStyle w:val="ListBullet"/>
+      </w:pPr>
+      <w:r>
+        <w:rPr>
+          <w:sz w:val="21"/>
+        </w:rPr>
+        <w:t>Final assessment is conducted on Day 4 from 4:00 pm.</w:t>
+      </w:r>
+    </w:p>
+    <w:p>
+      <w:pPr>
+        <w:pStyle w:val="ListBullet"/>
+      </w:pPr>
+      <w:r>
+        <w:rPr>
+          <w:sz w:val="21"/>
+        </w:rPr>
+        <w:t>A minimum of 75% attendance is required to be eligible for assessment and funding.</w:t>
+      </w:r>
+    </w:p>
+    <w:p>
+      <w:pPr>
+        <w:pStyle w:val="Heading1"/>
+      </w:pPr>
+      <w:r>
+        <w:t>Course Schedule</w:t>
+      </w:r>
+    </w:p>
+    <w:p>
+      <w:pPr>
+        <w:pStyle w:val="Heading2"/>
+      </w:pPr>
+      <w:r>
+        <w:t>Day 1 — Six Sigma foundations, the Green Belt role and the Define phase</w:t>
+      </w:r>
+    </w:p>
+    <w:tbl>
+      <w:tblPr>
+        <w:tblStyle w:val="TableGrid"/>
+        <w:tblW w:type="auto" w:w="0"/>
+        <w:jc w:val="center"/>
+        <w:tblLook w:firstColumn="1" w:firstRow="1" w:lastColumn="0" w:lastRow="0" w:noHBand="0" w:noVBand="1" w:val="04A0"/>
+      </w:tblPr>
+      <w:tblGrid>
+        <w:gridCol w:w="2880"/>
+        <w:gridCol w:w="2880"/>
+        <w:gridCol w:w="2880"/>
+      </w:tblGrid>
+      <w:tr>
+        <w:tc>
+          <w:tcPr>
+            <w:tcW w:type="dxa" w:w="1656"/>
+            <w:shd w:val="clear" w:color="auto" w:fill="1F6FEB"/>
+          </w:tcPr>
+          <w:p>
+            <w:r/>
+            <w:r>
+              <w:rPr>
+                <w:rFonts w:ascii="Arial" w:hAnsi="Arial"/>
+                <w:b/>
+                <w:color w:val="FFFFFF"/>
+                <w:sz w:val="20"/>
+              </w:rPr>
+              <w:t>Time</w:t>
+            </w:r>
+          </w:p>
+        </w:tc>
+        <w:tc>
+          <w:tcPr>
+            <w:tcW w:type="dxa" w:w="1296"/>
+            <w:shd w:val="clear" w:color="auto" w:fill="1F6FEB"/>
+          </w:tcPr>
+          <w:p>
+            <w:r/>
+            <w:r>
+              <w:rPr>
+                <w:rFonts w:ascii="Arial" w:hAnsi="Arial"/>
+                <w:b/>
+                <w:color w:val="FFFFFF"/>
+                <w:sz w:val="20"/>
+              </w:rPr>
+              <w:t>Duration</w:t>
+            </w:r>
+          </w:p>
+        </w:tc>
+        <w:tc>
+          <w:tcPr>
+            <w:tcW w:type="dxa" w:w="6840"/>
+            <w:shd w:val="clear" w:color="auto" w:fill="1F6FEB"/>
+          </w:tcPr>
+          <w:p>
+            <w:r/>
+            <w:r>
+              <w:rPr>
+                <w:rFonts w:ascii="Arial" w:hAnsi="Arial"/>
+                <w:b/>
+                <w:color w:val="FFFFFF"/>
+                <w:sz w:val="20"/>
+              </w:rPr>
+              <w:t>Topic / Activity</w:t>
+            </w:r>
+          </w:p>
+        </w:tc>
+      </w:tr>
+      <w:tr>
+        <w:tc>
+          <w:tcPr>
+            <w:tcW w:type="dxa" w:w="1656"/>
+            <w:shd w:val="clear" w:color="auto" w:fill="F3F5F8"/>
+          </w:tcPr>
+          <w:p>
+            <w:r/>
+            <w:r>
+              <w:rPr>
+                <w:rFonts w:ascii="Arial" w:hAnsi="Arial"/>
+                <w:b w:val="0"/>
+                <w:sz w:val="19"/>
+              </w:rPr>
+              <w:t>9:30–10:00</w:t>
+            </w:r>
+          </w:p>
+        </w:tc>
+        <w:tc>
+          <w:tcPr>
+            <w:tcW w:type="dxa" w:w="1296"/>
+            <w:shd w:val="clear" w:color="auto" w:fill="F3F5F8"/>
+          </w:tcPr>
+          <w:p>
+            <w:r/>
+            <w:r>
+              <w:rPr>
+                <w:rFonts w:ascii="Arial" w:hAnsi="Arial"/>
+                <w:b w:val="0"/>
+                <w:sz w:val="19"/>
+              </w:rPr>
+              <w:t>30 min</w:t>
+            </w:r>
+          </w:p>
+        </w:tc>
+        <w:tc>
+          <w:tcPr>
+            <w:tcW w:type="dxa" w:w="6840"/>
+            <w:shd w:val="clear" w:color="auto" w:fill="F3F5F8"/>
+          </w:tcPr>
+          <w:p>
+            <w:r/>
+            <w:r>
+              <w:rPr>
+                <w:rFonts w:ascii="Arial" w:hAnsi="Arial"/>
+                <w:b w:val="0"/>
+                <w:sz w:val="19"/>
+              </w:rPr>
+              <w:t>Welcome, course introduction, ground rules and mandatory digital attendance (AM)  [slides 2–18]</w:t>
+            </w:r>
+          </w:p>
+        </w:tc>
+      </w:tr>
+      <w:tr>
+        <w:tc>
+          <w:tcPr>
+            <w:tcW w:type="dxa" w:w="1656"/>
+            <w:shd w:val="clear" w:color="auto" w:fill="E8F0FE"/>
+          </w:tcPr>
+          <w:p>
+            <w:r/>
+            <w:r>
+              <w:rPr>
+                <w:rFonts w:ascii="Arial" w:hAnsi="Arial"/>
+                <w:b/>
+                <w:sz w:val="19"/>
+              </w:rPr>
+              <w:t>10:00–11:15</w:t>
+            </w:r>
+          </w:p>
+        </w:tc>
+        <w:tc>
+          <w:tcPr>
+            <w:tcW w:type="dxa" w:w="1296"/>
+            <w:shd w:val="clear" w:color="auto" w:fill="E8F0FE"/>
+          </w:tcPr>
+          <w:p>
+            <w:r/>
+            <w:r>
+              <w:rPr>
+                <w:rFonts w:ascii="Arial" w:hAnsi="Arial"/>
+                <w:b w:val="0"/>
+                <w:sz w:val="19"/>
+              </w:rPr>
+              <w:t>75 min</w:t>
+            </w:r>
+          </w:p>
+        </w:tc>
+        <w:tc>
+          <w:tcPr>
+            <w:tcW w:type="dxa" w:w="6840"/>
+            <w:shd w:val="clear" w:color="auto" w:fill="E8F0FE"/>
+          </w:tcPr>
+          <w:p>
+            <w:r/>
+            <w:r>
+              <w:rPr>
+                <w:rFonts w:ascii="Arial" w:hAnsi="Arial"/>
+                <w:b/>
+                <w:sz w:val="19"/>
+              </w:rPr>
+              <w:t>FOUNDATIONS — What is Quality; Lean vs Six Sigma vs Lean Six Sigma; the five Lean principles; history of Six Sigma; Y = f(X); classical vs Six Sigma quality  [slides 19–57]</w:t>
+            </w:r>
+          </w:p>
+        </w:tc>
+      </w:tr>
+      <w:tr>
+        <w:tc>
+          <w:tcPr>
+            <w:tcW w:type="dxa" w:w="1656"/>
+            <w:shd w:val="clear" w:color="auto" w:fill="FFF4E5"/>
+          </w:tcPr>
+          <w:p>
+            <w:r/>
+            <w:r>
+              <w:rPr>
+                <w:rFonts w:ascii="Arial" w:hAnsi="Arial"/>
+                <w:b w:val="0"/>
+                <w:sz w:val="19"/>
+              </w:rPr>
+              <w:t>11:15–11:30</w:t>
+            </w:r>
+          </w:p>
+        </w:tc>
+        <w:tc>
+          <w:tcPr>
+            <w:tcW w:type="dxa" w:w="1296"/>
+            <w:shd w:val="clear" w:color="auto" w:fill="FFF4E5"/>
+          </w:tcPr>
+          <w:p>
+            <w:r/>
+            <w:r>
+              <w:rPr>
+                <w:rFonts w:ascii="Arial" w:hAnsi="Arial"/>
+                <w:b w:val="0"/>
+                <w:sz w:val="19"/>
+              </w:rPr>
+              <w:t>15 min</w:t>
+            </w:r>
+          </w:p>
+        </w:tc>
+        <w:tc>
+          <w:tcPr>
+            <w:tcW w:type="dxa" w:w="6840"/>
+            <w:shd w:val="clear" w:color="auto" w:fill="FFF4E5"/>
+          </w:tcPr>
+          <w:p>
+            <w:r/>
+            <w:r>
+              <w:rPr>
+                <w:rFonts w:ascii="Arial" w:hAnsi="Arial"/>
+                <w:b w:val="0"/>
+                <w:sz w:val="19"/>
+              </w:rPr>
+              <w:t>Tea break</w:t>
+            </w:r>
+          </w:p>
+        </w:tc>
+      </w:tr>
+      <w:tr>
+        <w:tc>
+          <w:tcPr>
+            <w:tcW w:type="dxa" w:w="1656"/>
+            <w:shd w:val="clear" w:color="auto" w:fill="E8F0FE"/>
+          </w:tcPr>
+          <w:p>
+            <w:r/>
+            <w:r>
+              <w:rPr>
+                <w:rFonts w:ascii="Arial" w:hAnsi="Arial"/>
+                <w:b/>
+                <w:sz w:val="19"/>
+              </w:rPr>
+              <w:t>11:30–12:30</w:t>
+            </w:r>
+          </w:p>
+        </w:tc>
+        <w:tc>
+          <w:tcPr>
+            <w:tcW w:type="dxa" w:w="1296"/>
+            <w:shd w:val="clear" w:color="auto" w:fill="E8F0FE"/>
+          </w:tcPr>
+          <w:p>
+            <w:r/>
+            <w:r>
+              <w:rPr>
+                <w:rFonts w:ascii="Arial" w:hAnsi="Arial"/>
+                <w:b w:val="0"/>
+                <w:sz w:val="19"/>
+              </w:rPr>
+              <w:t>60 min</w:t>
+            </w:r>
+          </w:p>
+        </w:tc>
+        <w:tc>
+          <w:tcPr>
+            <w:tcW w:type="dxa" w:w="6840"/>
+            <w:shd w:val="clear" w:color="auto" w:fill="E8F0FE"/>
+          </w:tcPr>
+          <w:p>
+            <w:r/>
+            <w:r>
+              <w:rPr>
+                <w:rFonts w:ascii="Arial" w:hAnsi="Arial"/>
+                <w:b/>
+                <w:sz w:val="19"/>
+              </w:rPr>
+              <w:t>FOUNDATIONS — sigma level and DPMO; the 1.5 sigma shift; Cost of Poor Quality; belt roles and what a Green Belt leads; project selection and the cause/solution matrix; the DMAIC roadmap and tollgates</w:t>
+            </w:r>
+          </w:p>
+        </w:tc>
+      </w:tr>
+      <w:tr>
+        <w:tc>
+          <w:tcPr>
+            <w:tcW w:type="dxa" w:w="1656"/>
+            <w:shd w:val="clear" w:color="auto" w:fill="FDE9D9"/>
+          </w:tcPr>
+          <w:p>
+            <w:r/>
+            <w:r>
+              <w:rPr>
+                <w:rFonts w:ascii="Arial" w:hAnsi="Arial"/>
+                <w:b w:val="0"/>
+                <w:sz w:val="19"/>
+              </w:rPr>
+              <w:t>12:30–13:30</w:t>
+            </w:r>
+          </w:p>
+        </w:tc>
+        <w:tc>
+          <w:tcPr>
+            <w:tcW w:type="dxa" w:w="1296"/>
+            <w:shd w:val="clear" w:color="auto" w:fill="FDE9D9"/>
+          </w:tcPr>
+          <w:p>
+            <w:r/>
+            <w:r>
+              <w:rPr>
+                <w:rFonts w:ascii="Arial" w:hAnsi="Arial"/>
+                <w:b w:val="0"/>
+                <w:sz w:val="19"/>
+              </w:rPr>
+              <w:t>60 min</w:t>
+            </w:r>
+          </w:p>
+        </w:tc>
+        <w:tc>
+          <w:tcPr>
+            <w:tcW w:type="dxa" w:w="6840"/>
+            <w:shd w:val="clear" w:color="auto" w:fill="FDE9D9"/>
+          </w:tcPr>
+          <w:p>
+            <w:r/>
+            <w:r>
+              <w:rPr>
+                <w:rFonts w:ascii="Arial" w:hAnsi="Arial"/>
+                <w:b w:val="0"/>
+                <w:sz w:val="19"/>
+              </w:rPr>
+              <w:t>Lunch break</w:t>
+            </w:r>
+          </w:p>
+        </w:tc>
+      </w:tr>
+      <w:tr>
+        <w:tc>
+          <w:tcPr>
+            <w:tcW w:type="dxa" w:w="1656"/>
+          </w:tcPr>
+          <w:p>
+            <w:r/>
+            <w:r>
+              <w:rPr>
+                <w:rFonts w:ascii="Arial" w:hAnsi="Arial"/>
+                <w:b w:val="0"/>
+                <w:sz w:val="19"/>
+              </w:rPr>
+              <w:t>13:30–15:00</w:t>
+            </w:r>
+          </w:p>
+        </w:tc>
+        <w:tc>
+          <w:tcPr>
+            <w:tcW w:type="dxa" w:w="1296"/>
+          </w:tcPr>
+          <w:p>
+            <w:r/>
+            <w:r>
+              <w:rPr>
+                <w:rFonts w:ascii="Arial" w:hAnsi="Arial"/>
+                <w:b w:val="0"/>
+                <w:sz w:val="19"/>
+              </w:rPr>
+              <w:t>90 min</w:t>
+            </w:r>
+          </w:p>
+        </w:tc>
+        <w:tc>
+          <w:tcPr>
+            <w:tcW w:type="dxa" w:w="6840"/>
+          </w:tcPr>
+          <w:p>
+            <w:r/>
+            <w:r>
+              <w:rPr>
+                <w:rFonts w:ascii="Arial" w:hAnsi="Arial"/>
+                <w:b w:val="0"/>
+                <w:sz w:val="19"/>
+              </w:rPr>
+              <w:t>Hands-on: Lab 1: The Green Belt Role, Project Selection and Business Case; Lab 2: Y = f(X), Sigma Level, DPMO and the DMAIC Roadmap  [slides 58–65]</w:t>
+            </w:r>
+          </w:p>
+        </w:tc>
+      </w:tr>
+      <w:tr>
+        <w:tc>
+          <w:tcPr>
+            <w:tcW w:type="dxa" w:w="1656"/>
+            <w:shd w:val="clear" w:color="auto" w:fill="FFF4E5"/>
+          </w:tcPr>
+          <w:p>
+            <w:r/>
+            <w:r>
+              <w:rPr>
+                <w:rFonts w:ascii="Arial" w:hAnsi="Arial"/>
+                <w:b w:val="0"/>
+                <w:sz w:val="19"/>
+              </w:rPr>
+              <w:t>15:00–15:15</w:t>
+            </w:r>
+          </w:p>
+        </w:tc>
+        <w:tc>
+          <w:tcPr>
+            <w:tcW w:type="dxa" w:w="1296"/>
+            <w:shd w:val="clear" w:color="auto" w:fill="FFF4E5"/>
+          </w:tcPr>
+          <w:p>
+            <w:r/>
+            <w:r>
+              <w:rPr>
+                <w:rFonts w:ascii="Arial" w:hAnsi="Arial"/>
+                <w:b w:val="0"/>
+                <w:sz w:val="19"/>
+              </w:rPr>
+              <w:t>15 min</w:t>
+            </w:r>
+          </w:p>
+        </w:tc>
+        <w:tc>
+          <w:tcPr>
+            <w:tcW w:type="dxa" w:w="6840"/>
+            <w:shd w:val="clear" w:color="auto" w:fill="FFF4E5"/>
+          </w:tcPr>
+          <w:p>
+            <w:r/>
+            <w:r>
+              <w:rPr>
+                <w:rFonts w:ascii="Arial" w:hAnsi="Arial"/>
+                <w:b w:val="0"/>
+                <w:sz w:val="19"/>
+              </w:rPr>
+              <w:t>Tea break</w:t>
+            </w:r>
+          </w:p>
+        </w:tc>
+      </w:tr>
+      <w:tr>
+        <w:tc>
+          <w:tcPr>
+            <w:tcW w:type="dxa" w:w="1656"/>
+            <w:shd w:val="clear" w:color="auto" w:fill="E8F0FE"/>
+          </w:tcPr>
+          <w:p>
+            <w:r/>
+            <w:r>
+              <w:rPr>
+                <w:rFonts w:ascii="Arial" w:hAnsi="Arial"/>
+                <w:b/>
+                <w:sz w:val="19"/>
+              </w:rPr>
+              <w:t>15:15–16:45</w:t>
+            </w:r>
+          </w:p>
+        </w:tc>
+        <w:tc>
+          <w:tcPr>
+            <w:tcW w:type="dxa" w:w="1296"/>
+            <w:shd w:val="clear" w:color="auto" w:fill="E8F0FE"/>
+          </w:tcPr>
+          <w:p>
+            <w:r/>
+            <w:r>
+              <w:rPr>
+                <w:rFonts w:ascii="Arial" w:hAnsi="Arial"/>
+                <w:b w:val="0"/>
+                <w:sz w:val="19"/>
+              </w:rPr>
+              <w:t>90 min</w:t>
+            </w:r>
+          </w:p>
+        </w:tc>
+        <w:tc>
+          <w:tcPr>
+            <w:tcW w:type="dxa" w:w="6840"/>
+            <w:shd w:val="clear" w:color="auto" w:fill="E8F0FE"/>
+          </w:tcPr>
+          <w:p>
+            <w:r/>
+            <w:r>
+              <w:rPr>
+                <w:rFonts w:ascii="Arial" w:hAnsi="Arial"/>
+                <w:b/>
+                <w:sz w:val="19"/>
+              </w:rPr>
+              <w:t>DMAIC · DEFINE — Voice of the Customer; affinity diagrams; Kano analysis; CTQ trees and operational definitions; the project charter; problem and goal statements; scope; SIPOC; stakeholders and RACI  [slides 66–119]</w:t>
+            </w:r>
+          </w:p>
+        </w:tc>
+      </w:tr>
+      <w:tr>
+        <w:tc>
+          <w:tcPr>
+            <w:tcW w:type="dxa" w:w="1656"/>
+          </w:tcPr>
+          <w:p>
+            <w:r/>
+            <w:r>
+              <w:rPr>
+                <w:rFonts w:ascii="Arial" w:hAnsi="Arial"/>
+                <w:b w:val="0"/>
+                <w:sz w:val="19"/>
+              </w:rPr>
+              <w:t>16:45–18:00</w:t>
+            </w:r>
+          </w:p>
+        </w:tc>
+        <w:tc>
+          <w:tcPr>
+            <w:tcW w:type="dxa" w:w="1296"/>
+          </w:tcPr>
+          <w:p>
+            <w:r/>
+            <w:r>
+              <w:rPr>
+                <w:rFonts w:ascii="Arial" w:hAnsi="Arial"/>
+                <w:b w:val="0"/>
+                <w:sz w:val="19"/>
+              </w:rPr>
+              <w:t>75 min</w:t>
+            </w:r>
+          </w:p>
+        </w:tc>
+        <w:tc>
+          <w:tcPr>
+            <w:tcW w:type="dxa" w:w="6840"/>
+          </w:tcPr>
+          <w:p>
+            <w:r/>
+            <w:r>
+              <w:rPr>
+                <w:rFonts w:ascii="Arial" w:hAnsi="Arial"/>
+                <w:b w:val="0"/>
+                <w:sz w:val="19"/>
+              </w:rPr>
+              <w:t>Hands-on: Lab 3: Voice of the Customer, Affinity Diagram and Kano Analysis; Lab 4: CTQ Tree — Translating Customer Needs into Measurable Requirements  [slides 120–127]</w:t>
+            </w:r>
+          </w:p>
+        </w:tc>
+      </w:tr>
+      <w:tr>
+        <w:tc>
+          <w:tcPr>
+            <w:tcW w:type="dxa" w:w="1656"/>
+            <w:shd w:val="clear" w:color="auto" w:fill="F3F5F8"/>
+          </w:tcPr>
+          <w:p>
+            <w:r/>
+            <w:r>
+              <w:rPr>
+                <w:rFonts w:ascii="Arial" w:hAnsi="Arial"/>
+                <w:b w:val="0"/>
+                <w:sz w:val="19"/>
+              </w:rPr>
+              <w:t>18:00–18:30</w:t>
+            </w:r>
+          </w:p>
+        </w:tc>
+        <w:tc>
+          <w:tcPr>
+            <w:tcW w:type="dxa" w:w="1296"/>
+            <w:shd w:val="clear" w:color="auto" w:fill="F3F5F8"/>
+          </w:tcPr>
+          <w:p>
+            <w:r/>
+            <w:r>
+              <w:rPr>
+                <w:rFonts w:ascii="Arial" w:hAnsi="Arial"/>
+                <w:b w:val="0"/>
+                <w:sz w:val="19"/>
+              </w:rPr>
+              <w:t>30 min</w:t>
+            </w:r>
+          </w:p>
+        </w:tc>
+        <w:tc>
+          <w:tcPr>
+            <w:tcW w:type="dxa" w:w="6840"/>
+            <w:shd w:val="clear" w:color="auto" w:fill="F3F5F8"/>
+          </w:tcPr>
+          <w:p>
+            <w:r/>
+            <w:r>
+              <w:rPr>
+                <w:rFonts w:ascii="Arial" w:hAnsi="Arial"/>
+                <w:b w:val="0"/>
+                <w:sz w:val="19"/>
+              </w:rPr>
+              <w:t>Day 1 recap, Q&amp;A and PM digital attendance</w:t>
+            </w:r>
+          </w:p>
+        </w:tc>
+      </w:tr>
+    </w:tbl>
+    <w:p>
+      <w:r>
+        <w:rPr>
+          <w:i/>
+          <w:color w:val="555B66"/>
+          <w:sz w:val="19"/>
+        </w:rPr>
+        <w:t>Total training time: 480 minutes (8 hours).</w:t>
+      </w:r>
+    </w:p>
+    <w:p>
+      <w:pPr>
+        <w:pStyle w:val="Heading2"/>
+      </w:pPr>
+      <w:r>
+        <w:t>Day 2 — Measure — process mapping, sampling, MSA and baseline capability</w:t>
+      </w:r>
+    </w:p>
+    <w:tbl>
+      <w:tblPr>
+        <w:tblStyle w:val="TableGrid"/>
+        <w:tblW w:type="auto" w:w="0"/>
+        <w:jc w:val="center"/>
+        <w:tblLook w:firstColumn="1" w:firstRow="1" w:lastColumn="0" w:lastRow="0" w:noHBand="0" w:noVBand="1" w:val="04A0"/>
+      </w:tblPr>
+      <w:tblGrid>
+        <w:gridCol w:w="2880"/>
+        <w:gridCol w:w="2880"/>
+        <w:gridCol w:w="2880"/>
+      </w:tblGrid>
+      <w:tr>
+        <w:tc>
+          <w:tcPr>
+            <w:tcW w:type="dxa" w:w="1656"/>
+            <w:shd w:val="clear" w:color="auto" w:fill="1F6FEB"/>
+          </w:tcPr>
+          <w:p>
+            <w:r/>
+            <w:r>
+              <w:rPr>
+                <w:rFonts w:ascii="Arial" w:hAnsi="Arial"/>
+                <w:b/>
+                <w:color w:val="FFFFFF"/>
+                <w:sz w:val="20"/>
+              </w:rPr>
+              <w:t>Time</w:t>
+            </w:r>
+          </w:p>
+        </w:tc>
+        <w:tc>
+          <w:tcPr>
+            <w:tcW w:type="dxa" w:w="1296"/>
+            <w:shd w:val="clear" w:color="auto" w:fill="1F6FEB"/>
+          </w:tcPr>
+          <w:p>
+            <w:r/>
+            <w:r>
+              <w:rPr>
+                <w:rFonts w:ascii="Arial" w:hAnsi="Arial"/>
+                <w:b/>
+                <w:color w:val="FFFFFF"/>
+                <w:sz w:val="20"/>
+              </w:rPr>
+              <w:t>Duration</w:t>
+            </w:r>
+          </w:p>
+        </w:tc>
+        <w:tc>
+          <w:tcPr>
+            <w:tcW w:type="dxa" w:w="6840"/>
+            <w:shd w:val="clear" w:color="auto" w:fill="1F6FEB"/>
+          </w:tcPr>
+          <w:p>
+            <w:r/>
+            <w:r>
+              <w:rPr>
+                <w:rFonts w:ascii="Arial" w:hAnsi="Arial"/>
+                <w:b/>
+                <w:color w:val="FFFFFF"/>
+                <w:sz w:val="20"/>
+              </w:rPr>
+              <w:t>Topic / Activity</w:t>
+            </w:r>
+          </w:p>
+        </w:tc>
+      </w:tr>
+      <w:tr>
+        <w:tc>
+          <w:tcPr>
+            <w:tcW w:type="dxa" w:w="1656"/>
+            <w:shd w:val="clear" w:color="auto" w:fill="F3F5F8"/>
+          </w:tcPr>
+          <w:p>
+            <w:r/>
+            <w:r>
+              <w:rPr>
+                <w:rFonts w:ascii="Arial" w:hAnsi="Arial"/>
+                <w:b w:val="0"/>
+                <w:sz w:val="19"/>
+              </w:rPr>
+              <w:t>9:30–9:45</w:t>
+            </w:r>
+          </w:p>
+        </w:tc>
+        <w:tc>
+          <w:tcPr>
+            <w:tcW w:type="dxa" w:w="1296"/>
+            <w:shd w:val="clear" w:color="auto" w:fill="F3F5F8"/>
+          </w:tcPr>
+          <w:p>
+            <w:r/>
+            <w:r>
+              <w:rPr>
+                <w:rFonts w:ascii="Arial" w:hAnsi="Arial"/>
+                <w:b w:val="0"/>
+                <w:sz w:val="19"/>
+              </w:rPr>
+              <w:t>15 min</w:t>
+            </w:r>
+          </w:p>
+        </w:tc>
+        <w:tc>
+          <w:tcPr>
+            <w:tcW w:type="dxa" w:w="6840"/>
+            <w:shd w:val="clear" w:color="auto" w:fill="F3F5F8"/>
+          </w:tcPr>
+          <w:p>
+            <w:r/>
+            <w:r>
+              <w:rPr>
+                <w:rFonts w:ascii="Arial" w:hAnsi="Arial"/>
+                <w:b w:val="0"/>
+                <w:sz w:val="19"/>
+              </w:rPr>
+              <w:t>Day 1 recap and mandatory digital attendance (AM)</w:t>
+            </w:r>
+          </w:p>
+        </w:tc>
+      </w:tr>
+      <w:tr>
+        <w:tc>
+          <w:tcPr>
+            <w:tcW w:type="dxa" w:w="1656"/>
+          </w:tcPr>
+          <w:p>
+            <w:r/>
+            <w:r>
+              <w:rPr>
+                <w:rFonts w:ascii="Arial" w:hAnsi="Arial"/>
+                <w:b w:val="0"/>
+                <w:sz w:val="19"/>
+              </w:rPr>
+              <w:t>9:45–11:00</w:t>
+            </w:r>
+          </w:p>
+        </w:tc>
+        <w:tc>
+          <w:tcPr>
+            <w:tcW w:type="dxa" w:w="1296"/>
+          </w:tcPr>
+          <w:p>
+            <w:r/>
+            <w:r>
+              <w:rPr>
+                <w:rFonts w:ascii="Arial" w:hAnsi="Arial"/>
+                <w:b w:val="0"/>
+                <w:sz w:val="19"/>
+              </w:rPr>
+              <w:t>75 min</w:t>
+            </w:r>
+          </w:p>
+        </w:tc>
+        <w:tc>
+          <w:tcPr>
+            <w:tcW w:type="dxa" w:w="6840"/>
+          </w:tcPr>
+          <w:p>
+            <w:r/>
+            <w:r>
+              <w:rPr>
+                <w:rFonts w:ascii="Arial" w:hAnsi="Arial"/>
+                <w:b w:val="0"/>
+                <w:sz w:val="19"/>
+              </w:rPr>
+              <w:t>Hands-on: Lab 5: Project Charter, Problem Statement, Goal Statement and Scope; Lab 6: SIPOC, Stakeholder Analysis and RACI  [slides 128–136]</w:t>
+            </w:r>
+          </w:p>
+        </w:tc>
+      </w:tr>
+      <w:tr>
+        <w:tc>
+          <w:tcPr>
+            <w:tcW w:type="dxa" w:w="1656"/>
+            <w:shd w:val="clear" w:color="auto" w:fill="FFF4E5"/>
+          </w:tcPr>
+          <w:p>
+            <w:r/>
+            <w:r>
+              <w:rPr>
+                <w:rFonts w:ascii="Arial" w:hAnsi="Arial"/>
+                <w:b w:val="0"/>
+                <w:sz w:val="19"/>
+              </w:rPr>
+              <w:t>11:00–11:15</w:t>
+            </w:r>
+          </w:p>
+        </w:tc>
+        <w:tc>
+          <w:tcPr>
+            <w:tcW w:type="dxa" w:w="1296"/>
+            <w:shd w:val="clear" w:color="auto" w:fill="FFF4E5"/>
+          </w:tcPr>
+          <w:p>
+            <w:r/>
+            <w:r>
+              <w:rPr>
+                <w:rFonts w:ascii="Arial" w:hAnsi="Arial"/>
+                <w:b w:val="0"/>
+                <w:sz w:val="19"/>
+              </w:rPr>
+              <w:t>15 min</w:t>
+            </w:r>
+          </w:p>
+        </w:tc>
+        <w:tc>
+          <w:tcPr>
+            <w:tcW w:type="dxa" w:w="6840"/>
+            <w:shd w:val="clear" w:color="auto" w:fill="FFF4E5"/>
+          </w:tcPr>
+          <w:p>
+            <w:r/>
+            <w:r>
+              <w:rPr>
+                <w:rFonts w:ascii="Arial" w:hAnsi="Arial"/>
+                <w:b w:val="0"/>
+                <w:sz w:val="19"/>
+              </w:rPr>
+              <w:t>Tea break</w:t>
+            </w:r>
+          </w:p>
+        </w:tc>
+      </w:tr>
+      <w:tr>
+        <w:tc>
+          <w:tcPr>
+            <w:tcW w:type="dxa" w:w="1656"/>
+            <w:shd w:val="clear" w:color="auto" w:fill="E8F0FE"/>
+          </w:tcPr>
+          <w:p>
+            <w:r/>
+            <w:r>
+              <w:rPr>
+                <w:rFonts w:ascii="Arial" w:hAnsi="Arial"/>
+                <w:b/>
+                <w:sz w:val="19"/>
+              </w:rPr>
+              <w:t>11:15–12:30</w:t>
+            </w:r>
+          </w:p>
+        </w:tc>
+        <w:tc>
+          <w:tcPr>
+            <w:tcW w:type="dxa" w:w="1296"/>
+            <w:shd w:val="clear" w:color="auto" w:fill="E8F0FE"/>
+          </w:tcPr>
+          <w:p>
+            <w:r/>
+            <w:r>
+              <w:rPr>
+                <w:rFonts w:ascii="Arial" w:hAnsi="Arial"/>
+                <w:b w:val="0"/>
+                <w:sz w:val="19"/>
+              </w:rPr>
+              <w:t>75 min</w:t>
+            </w:r>
+          </w:p>
+        </w:tc>
+        <w:tc>
+          <w:tcPr>
+            <w:tcW w:type="dxa" w:w="6840"/>
+            <w:shd w:val="clear" w:color="auto" w:fill="E8F0FE"/>
+          </w:tcPr>
+          <w:p>
+            <w:r/>
+            <w:r>
+              <w:rPr>
+                <w:rFonts w:ascii="Arial" w:hAnsi="Arial"/>
+                <w:b/>
+                <w:sz w:val="19"/>
+              </w:rPr>
+              <w:t>DMAIC · MEASURE — process mapping symbols and swimlanes; handoff analysis; the eight wastes (DOWNTIME); value-added analysis; value stream mapping; lean metrics and takt time  [slides 137–211]</w:t>
+            </w:r>
+          </w:p>
+        </w:tc>
+      </w:tr>
+      <w:tr>
+        <w:tc>
+          <w:tcPr>
+            <w:tcW w:type="dxa" w:w="1656"/>
+            <w:shd w:val="clear" w:color="auto" w:fill="FDE9D9"/>
+          </w:tcPr>
+          <w:p>
+            <w:r/>
+            <w:r>
+              <w:rPr>
+                <w:rFonts w:ascii="Arial" w:hAnsi="Arial"/>
+                <w:b w:val="0"/>
+                <w:sz w:val="19"/>
+              </w:rPr>
+              <w:t>12:30–13:30</w:t>
+            </w:r>
+          </w:p>
+        </w:tc>
+        <w:tc>
+          <w:tcPr>
+            <w:tcW w:type="dxa" w:w="1296"/>
+            <w:shd w:val="clear" w:color="auto" w:fill="FDE9D9"/>
+          </w:tcPr>
+          <w:p>
+            <w:r/>
+            <w:r>
+              <w:rPr>
+                <w:rFonts w:ascii="Arial" w:hAnsi="Arial"/>
+                <w:b w:val="0"/>
+                <w:sz w:val="19"/>
+              </w:rPr>
+              <w:t>60 min</w:t>
+            </w:r>
+          </w:p>
+        </w:tc>
+        <w:tc>
+          <w:tcPr>
+            <w:tcW w:type="dxa" w:w="6840"/>
+            <w:shd w:val="clear" w:color="auto" w:fill="FDE9D9"/>
+          </w:tcPr>
+          <w:p>
+            <w:r/>
+            <w:r>
+              <w:rPr>
+                <w:rFonts w:ascii="Arial" w:hAnsi="Arial"/>
+                <w:b w:val="0"/>
+                <w:sz w:val="19"/>
+              </w:rPr>
+              <w:t>Lunch break</w:t>
+            </w:r>
+          </w:p>
+        </w:tc>
+      </w:tr>
+      <w:tr>
+        <w:tc>
+          <w:tcPr>
+            <w:tcW w:type="dxa" w:w="1656"/>
+          </w:tcPr>
+          <w:p>
+            <w:r/>
+            <w:r>
+              <w:rPr>
+                <w:rFonts w:ascii="Arial" w:hAnsi="Arial"/>
+                <w:b w:val="0"/>
+                <w:sz w:val="19"/>
+              </w:rPr>
+              <w:t>13:30–15:00</w:t>
+            </w:r>
+          </w:p>
+        </w:tc>
+        <w:tc>
+          <w:tcPr>
+            <w:tcW w:type="dxa" w:w="1296"/>
+          </w:tcPr>
+          <w:p>
+            <w:r/>
+            <w:r>
+              <w:rPr>
+                <w:rFonts w:ascii="Arial" w:hAnsi="Arial"/>
+                <w:b w:val="0"/>
+                <w:sz w:val="19"/>
+              </w:rPr>
+              <w:t>90 min</w:t>
+            </w:r>
+          </w:p>
+        </w:tc>
+        <w:tc>
+          <w:tcPr>
+            <w:tcW w:type="dxa" w:w="6840"/>
+          </w:tcPr>
+          <w:p>
+            <w:r/>
+            <w:r>
+              <w:rPr>
+                <w:rFonts w:ascii="Arial" w:hAnsi="Arial"/>
+                <w:b w:val="0"/>
+                <w:sz w:val="19"/>
+              </w:rPr>
+              <w:t>Hands-on: Lab 7: Detailed Process Mapping and Swimlane Analysis; Lab 8: Value Stream Mapping, Takt Time and the Eight Wastes  [slides 212–220]</w:t>
+            </w:r>
+          </w:p>
+        </w:tc>
+      </w:tr>
+      <w:tr>
+        <w:tc>
+          <w:tcPr>
+            <w:tcW w:type="dxa" w:w="1656"/>
+            <w:shd w:val="clear" w:color="auto" w:fill="FFF4E5"/>
+          </w:tcPr>
+          <w:p>
+            <w:r/>
+            <w:r>
+              <w:rPr>
+                <w:rFonts w:ascii="Arial" w:hAnsi="Arial"/>
+                <w:b w:val="0"/>
+                <w:sz w:val="19"/>
+              </w:rPr>
+              <w:t>15:00–15:15</w:t>
+            </w:r>
+          </w:p>
+        </w:tc>
+        <w:tc>
+          <w:tcPr>
+            <w:tcW w:type="dxa" w:w="1296"/>
+            <w:shd w:val="clear" w:color="auto" w:fill="FFF4E5"/>
+          </w:tcPr>
+          <w:p>
+            <w:r/>
+            <w:r>
+              <w:rPr>
+                <w:rFonts w:ascii="Arial" w:hAnsi="Arial"/>
+                <w:b w:val="0"/>
+                <w:sz w:val="19"/>
+              </w:rPr>
+              <w:t>15 min</w:t>
+            </w:r>
+          </w:p>
+        </w:tc>
+        <w:tc>
+          <w:tcPr>
+            <w:tcW w:type="dxa" w:w="6840"/>
+            <w:shd w:val="clear" w:color="auto" w:fill="FFF4E5"/>
+          </w:tcPr>
+          <w:p>
+            <w:r/>
+            <w:r>
+              <w:rPr>
+                <w:rFonts w:ascii="Arial" w:hAnsi="Arial"/>
+                <w:b w:val="0"/>
+                <w:sz w:val="19"/>
+              </w:rPr>
+              <w:t>Tea break</w:t>
+            </w:r>
+          </w:p>
+        </w:tc>
+      </w:tr>
+      <w:tr>
+        <w:tc>
+          <w:tcPr>
+            <w:tcW w:type="dxa" w:w="1656"/>
+            <w:shd w:val="clear" w:color="auto" w:fill="E8F0FE"/>
+          </w:tcPr>
+          <w:p>
+            <w:r/>
+            <w:r>
+              <w:rPr>
+                <w:rFonts w:ascii="Arial" w:hAnsi="Arial"/>
+                <w:b/>
+                <w:sz w:val="19"/>
+              </w:rPr>
+              <w:t>15:15–16:30</w:t>
+            </w:r>
+          </w:p>
+        </w:tc>
+        <w:tc>
+          <w:tcPr>
+            <w:tcW w:type="dxa" w:w="1296"/>
+            <w:shd w:val="clear" w:color="auto" w:fill="E8F0FE"/>
+          </w:tcPr>
+          <w:p>
+            <w:r/>
+            <w:r>
+              <w:rPr>
+                <w:rFonts w:ascii="Arial" w:hAnsi="Arial"/>
+                <w:b w:val="0"/>
+                <w:sz w:val="19"/>
+              </w:rPr>
+              <w:t>75 min</w:t>
+            </w:r>
+          </w:p>
+        </w:tc>
+        <w:tc>
+          <w:tcPr>
+            <w:tcW w:type="dxa" w:w="6840"/>
+            <w:shd w:val="clear" w:color="auto" w:fill="E8F0FE"/>
+          </w:tcPr>
+          <w:p>
+            <w:r/>
+            <w:r>
+              <w:rPr>
+                <w:rFonts w:ascii="Arial" w:hAnsi="Arial"/>
+                <w:b/>
+                <w:sz w:val="19"/>
+              </w:rPr>
+              <w:t>DMAIC · MEASURE — types of data; data collection plans; sampling techniques; sample size calculation; Measurement System Analysis and Gage R&amp;R; yield, DPU, DPO, DPMO and RTY; descriptive statistics and baseline capability</w:t>
+            </w:r>
+          </w:p>
+        </w:tc>
+      </w:tr>
+      <w:tr>
+        <w:tc>
+          <w:tcPr>
+            <w:tcW w:type="dxa" w:w="1656"/>
+          </w:tcPr>
+          <w:p>
+            <w:r/>
+            <w:r>
+              <w:rPr>
+                <w:rFonts w:ascii="Arial" w:hAnsi="Arial"/>
+                <w:b w:val="0"/>
+                <w:sz w:val="19"/>
+              </w:rPr>
+              <w:t>16:30–18:15</w:t>
+            </w:r>
+          </w:p>
+        </w:tc>
+        <w:tc>
+          <w:tcPr>
+            <w:tcW w:type="dxa" w:w="1296"/>
+          </w:tcPr>
+          <w:p>
+            <w:r/>
+            <w:r>
+              <w:rPr>
+                <w:rFonts w:ascii="Arial" w:hAnsi="Arial"/>
+                <w:b w:val="0"/>
+                <w:sz w:val="19"/>
+              </w:rPr>
+              <w:t>105 min</w:t>
+            </w:r>
+          </w:p>
+        </w:tc>
+        <w:tc>
+          <w:tcPr>
+            <w:tcW w:type="dxa" w:w="6840"/>
+          </w:tcPr>
+          <w:p>
+            <w:r/>
+            <w:r>
+              <w:rPr>
+                <w:rFonts w:ascii="Arial" w:hAnsi="Arial"/>
+                <w:b w:val="0"/>
+                <w:sz w:val="19"/>
+              </w:rPr>
+              <w:t>Hands-on: Lab 9: Data Types, Operational Definitions and the Data Collection Plan; Lab 10: Sampling Techniques and Sample Size Calculation; Lab 11: Measurement System Analysis and Gage R&amp;R  [slides 221–234]</w:t>
+            </w:r>
+          </w:p>
+        </w:tc>
+      </w:tr>
+      <w:tr>
+        <w:tc>
+          <w:tcPr>
+            <w:tcW w:type="dxa" w:w="1656"/>
+            <w:shd w:val="clear" w:color="auto" w:fill="F3F5F8"/>
+          </w:tcPr>
+          <w:p>
+            <w:r/>
+            <w:r>
+              <w:rPr>
+                <w:rFonts w:ascii="Arial" w:hAnsi="Arial"/>
+                <w:b w:val="0"/>
+                <w:sz w:val="19"/>
+              </w:rPr>
+              <w:t>18:15–18:30</w:t>
+            </w:r>
+          </w:p>
+        </w:tc>
+        <w:tc>
+          <w:tcPr>
+            <w:tcW w:type="dxa" w:w="1296"/>
+            <w:shd w:val="clear" w:color="auto" w:fill="F3F5F8"/>
+          </w:tcPr>
+          <w:p>
+            <w:r/>
+            <w:r>
+              <w:rPr>
+                <w:rFonts w:ascii="Arial" w:hAnsi="Arial"/>
+                <w:b w:val="0"/>
+                <w:sz w:val="19"/>
+              </w:rPr>
+              <w:t>15 min</w:t>
+            </w:r>
+          </w:p>
+        </w:tc>
+        <w:tc>
+          <w:tcPr>
+            <w:tcW w:type="dxa" w:w="6840"/>
+            <w:shd w:val="clear" w:color="auto" w:fill="F3F5F8"/>
+          </w:tcPr>
+          <w:p>
+            <w:r/>
+            <w:r>
+              <w:rPr>
+                <w:rFonts w:ascii="Arial" w:hAnsi="Arial"/>
+                <w:b w:val="0"/>
+                <w:sz w:val="19"/>
+              </w:rPr>
+              <w:t>Day 2 recap and PM digital attendance</w:t>
+            </w:r>
+          </w:p>
+        </w:tc>
+      </w:tr>
+    </w:tbl>
+    <w:p>
+      <w:r>
+        <w:rPr>
+          <w:i/>
+          <w:color w:val="555B66"/>
+          <w:sz w:val="19"/>
+        </w:rPr>
+        <w:t>Total training time: 480 minutes (8 hours).</w:t>
+      </w:r>
+    </w:p>
+    <w:p>
+      <w:pPr>
+        <w:pStyle w:val="Heading2"/>
+      </w:pPr>
+      <w:r>
+        <w:t>Day 3 — Analyze — root cause, hypothesis testing, correlation and regression</w:t>
+      </w:r>
+    </w:p>
+    <w:tbl>
+      <w:tblPr>
+        <w:tblStyle w:val="TableGrid"/>
+        <w:tblW w:type="auto" w:w="0"/>
+        <w:jc w:val="center"/>
+        <w:tblLook w:firstColumn="1" w:firstRow="1" w:lastColumn="0" w:lastRow="0" w:noHBand="0" w:noVBand="1" w:val="04A0"/>
+      </w:tblPr>
+      <w:tblGrid>
+        <w:gridCol w:w="2880"/>
+        <w:gridCol w:w="2880"/>
+        <w:gridCol w:w="2880"/>
+      </w:tblGrid>
+      <w:tr>
+        <w:tc>
+          <w:tcPr>
+            <w:tcW w:type="dxa" w:w="1656"/>
+            <w:shd w:val="clear" w:color="auto" w:fill="1F6FEB"/>
+          </w:tcPr>
+          <w:p>
+            <w:r/>
+            <w:r>
+              <w:rPr>
+                <w:rFonts w:ascii="Arial" w:hAnsi="Arial"/>
+                <w:b/>
+                <w:color w:val="FFFFFF"/>
+                <w:sz w:val="20"/>
+              </w:rPr>
+              <w:t>Time</w:t>
+            </w:r>
+          </w:p>
+        </w:tc>
+        <w:tc>
+          <w:tcPr>
+            <w:tcW w:type="dxa" w:w="1296"/>
+            <w:shd w:val="clear" w:color="auto" w:fill="1F6FEB"/>
+          </w:tcPr>
+          <w:p>
+            <w:r/>
+            <w:r>
+              <w:rPr>
+                <w:rFonts w:ascii="Arial" w:hAnsi="Arial"/>
+                <w:b/>
+                <w:color w:val="FFFFFF"/>
+                <w:sz w:val="20"/>
+              </w:rPr>
+              <w:t>Duration</w:t>
+            </w:r>
+          </w:p>
+        </w:tc>
+        <w:tc>
+          <w:tcPr>
+            <w:tcW w:type="dxa" w:w="6840"/>
+            <w:shd w:val="clear" w:color="auto" w:fill="1F6FEB"/>
+          </w:tcPr>
+          <w:p>
+            <w:r/>
+            <w:r>
+              <w:rPr>
+                <w:rFonts w:ascii="Arial" w:hAnsi="Arial"/>
+                <w:b/>
+                <w:color w:val="FFFFFF"/>
+                <w:sz w:val="20"/>
+              </w:rPr>
+              <w:t>Topic / Activity</w:t>
+            </w:r>
+          </w:p>
+        </w:tc>
+      </w:tr>
+      <w:tr>
+        <w:tc>
+          <w:tcPr>
+            <w:tcW w:type="dxa" w:w="1656"/>
+            <w:shd w:val="clear" w:color="auto" w:fill="F3F5F8"/>
+          </w:tcPr>
+          <w:p>
+            <w:r/>
+            <w:r>
+              <w:rPr>
+                <w:rFonts w:ascii="Arial" w:hAnsi="Arial"/>
+                <w:b w:val="0"/>
+                <w:sz w:val="19"/>
+              </w:rPr>
+              <w:t>9:30–9:45</w:t>
+            </w:r>
+          </w:p>
+        </w:tc>
+        <w:tc>
+          <w:tcPr>
+            <w:tcW w:type="dxa" w:w="1296"/>
+            <w:shd w:val="clear" w:color="auto" w:fill="F3F5F8"/>
+          </w:tcPr>
+          <w:p>
+            <w:r/>
+            <w:r>
+              <w:rPr>
+                <w:rFonts w:ascii="Arial" w:hAnsi="Arial"/>
+                <w:b w:val="0"/>
+                <w:sz w:val="19"/>
+              </w:rPr>
+              <w:t>15 min</w:t>
+            </w:r>
+          </w:p>
+        </w:tc>
+        <w:tc>
+          <w:tcPr>
+            <w:tcW w:type="dxa" w:w="6840"/>
+            <w:shd w:val="clear" w:color="auto" w:fill="F3F5F8"/>
+          </w:tcPr>
+          <w:p>
+            <w:r/>
+            <w:r>
+              <w:rPr>
+                <w:rFonts w:ascii="Arial" w:hAnsi="Arial"/>
+                <w:b w:val="0"/>
+                <w:sz w:val="19"/>
+              </w:rPr>
+              <w:t>Day 2 recap and mandatory digital attendance (AM)</w:t>
+            </w:r>
+          </w:p>
+        </w:tc>
+      </w:tr>
+      <w:tr>
+        <w:tc>
+          <w:tcPr>
+            <w:tcW w:type="dxa" w:w="1656"/>
+          </w:tcPr>
+          <w:p>
+            <w:r/>
+            <w:r>
+              <w:rPr>
+                <w:rFonts w:ascii="Arial" w:hAnsi="Arial"/>
+                <w:b w:val="0"/>
+                <w:sz w:val="19"/>
+              </w:rPr>
+              <w:t>9:45–11:00</w:t>
+            </w:r>
+          </w:p>
+        </w:tc>
+        <w:tc>
+          <w:tcPr>
+            <w:tcW w:type="dxa" w:w="1296"/>
+          </w:tcPr>
+          <w:p>
+            <w:r/>
+            <w:r>
+              <w:rPr>
+                <w:rFonts w:ascii="Arial" w:hAnsi="Arial"/>
+                <w:b w:val="0"/>
+                <w:sz w:val="19"/>
+              </w:rPr>
+              <w:t>75 min</w:t>
+            </w:r>
+          </w:p>
+        </w:tc>
+        <w:tc>
+          <w:tcPr>
+            <w:tcW w:type="dxa" w:w="6840"/>
+          </w:tcPr>
+          <w:p>
+            <w:r/>
+            <w:r>
+              <w:rPr>
+                <w:rFonts w:ascii="Arial" w:hAnsi="Arial"/>
+                <w:b w:val="0"/>
+                <w:sz w:val="19"/>
+              </w:rPr>
+              <w:t>Hands-on: Lab 12: Yield, DPU, DPO, DPMO, RTY and the Hidden Factory; Lab 13: Descriptive Statistics, Normality and Baseline Process Capability  [slides 235–245]</w:t>
+            </w:r>
+          </w:p>
+        </w:tc>
+      </w:tr>
+      <w:tr>
+        <w:tc>
+          <w:tcPr>
+            <w:tcW w:type="dxa" w:w="1656"/>
+            <w:shd w:val="clear" w:color="auto" w:fill="FFF4E5"/>
+          </w:tcPr>
+          <w:p>
+            <w:r/>
+            <w:r>
+              <w:rPr>
+                <w:rFonts w:ascii="Arial" w:hAnsi="Arial"/>
+                <w:b w:val="0"/>
+                <w:sz w:val="19"/>
+              </w:rPr>
+              <w:t>11:00–11:15</w:t>
+            </w:r>
+          </w:p>
+        </w:tc>
+        <w:tc>
+          <w:tcPr>
+            <w:tcW w:type="dxa" w:w="1296"/>
+            <w:shd w:val="clear" w:color="auto" w:fill="FFF4E5"/>
+          </w:tcPr>
+          <w:p>
+            <w:r/>
+            <w:r>
+              <w:rPr>
+                <w:rFonts w:ascii="Arial" w:hAnsi="Arial"/>
+                <w:b w:val="0"/>
+                <w:sz w:val="19"/>
+              </w:rPr>
+              <w:t>15 min</w:t>
+            </w:r>
+          </w:p>
+        </w:tc>
+        <w:tc>
+          <w:tcPr>
+            <w:tcW w:type="dxa" w:w="6840"/>
+            <w:shd w:val="clear" w:color="auto" w:fill="FFF4E5"/>
+          </w:tcPr>
+          <w:p>
+            <w:r/>
+            <w:r>
+              <w:rPr>
+                <w:rFonts w:ascii="Arial" w:hAnsi="Arial"/>
+                <w:b w:val="0"/>
+                <w:sz w:val="19"/>
+              </w:rPr>
+              <w:t>Tea break</w:t>
+            </w:r>
+          </w:p>
+        </w:tc>
+      </w:tr>
+      <w:tr>
+        <w:tc>
+          <w:tcPr>
+            <w:tcW w:type="dxa" w:w="1656"/>
+            <w:shd w:val="clear" w:color="auto" w:fill="E8F0FE"/>
+          </w:tcPr>
+          <w:p>
+            <w:r/>
+            <w:r>
+              <w:rPr>
+                <w:rFonts w:ascii="Arial" w:hAnsi="Arial"/>
+                <w:b/>
+                <w:sz w:val="19"/>
+              </w:rPr>
+              <w:t>11:15–12:30</w:t>
+            </w:r>
+          </w:p>
+        </w:tc>
+        <w:tc>
+          <w:tcPr>
+            <w:tcW w:type="dxa" w:w="1296"/>
+            <w:shd w:val="clear" w:color="auto" w:fill="E8F0FE"/>
+          </w:tcPr>
+          <w:p>
+            <w:r/>
+            <w:r>
+              <w:rPr>
+                <w:rFonts w:ascii="Arial" w:hAnsi="Arial"/>
+                <w:b w:val="0"/>
+                <w:sz w:val="19"/>
+              </w:rPr>
+              <w:t>75 min</w:t>
+            </w:r>
+          </w:p>
+        </w:tc>
+        <w:tc>
+          <w:tcPr>
+            <w:tcW w:type="dxa" w:w="6840"/>
+            <w:shd w:val="clear" w:color="auto" w:fill="E8F0FE"/>
+          </w:tcPr>
+          <w:p>
+            <w:r/>
+            <w:r>
+              <w:rPr>
+                <w:rFonts w:ascii="Arial" w:hAnsi="Arial"/>
+                <w:b/>
+                <w:sz w:val="19"/>
+              </w:rPr>
+              <w:t>DMAIC · ANALYZE — common vs special cause variation; tampering; run charts and the six non-random patterns; the Pareto principle; stratification; boxplots  [slides 246–316]</w:t>
+            </w:r>
+          </w:p>
+        </w:tc>
+      </w:tr>
+      <w:tr>
+        <w:tc>
+          <w:tcPr>
+            <w:tcW w:type="dxa" w:w="1656"/>
+            <w:shd w:val="clear" w:color="auto" w:fill="FDE9D9"/>
+          </w:tcPr>
+          <w:p>
+            <w:r/>
+            <w:r>
+              <w:rPr>
+                <w:rFonts w:ascii="Arial" w:hAnsi="Arial"/>
+                <w:b w:val="0"/>
+                <w:sz w:val="19"/>
+              </w:rPr>
+              <w:t>12:30–13:30</w:t>
+            </w:r>
+          </w:p>
+        </w:tc>
+        <w:tc>
+          <w:tcPr>
+            <w:tcW w:type="dxa" w:w="1296"/>
+            <w:shd w:val="clear" w:color="auto" w:fill="FDE9D9"/>
+          </w:tcPr>
+          <w:p>
+            <w:r/>
+            <w:r>
+              <w:rPr>
+                <w:rFonts w:ascii="Arial" w:hAnsi="Arial"/>
+                <w:b w:val="0"/>
+                <w:sz w:val="19"/>
+              </w:rPr>
+              <w:t>60 min</w:t>
+            </w:r>
+          </w:p>
+        </w:tc>
+        <w:tc>
+          <w:tcPr>
+            <w:tcW w:type="dxa" w:w="6840"/>
+            <w:shd w:val="clear" w:color="auto" w:fill="FDE9D9"/>
+          </w:tcPr>
+          <w:p>
+            <w:r/>
+            <w:r>
+              <w:rPr>
+                <w:rFonts w:ascii="Arial" w:hAnsi="Arial"/>
+                <w:b w:val="0"/>
+                <w:sz w:val="19"/>
+              </w:rPr>
+              <w:t>Lunch break</w:t>
+            </w:r>
+          </w:p>
+        </w:tc>
+      </w:tr>
+      <w:tr>
+        <w:tc>
+          <w:tcPr>
+            <w:tcW w:type="dxa" w:w="1656"/>
+          </w:tcPr>
+          <w:p>
+            <w:r/>
+            <w:r>
+              <w:rPr>
+                <w:rFonts w:ascii="Arial" w:hAnsi="Arial"/>
+                <w:b w:val="0"/>
+                <w:sz w:val="19"/>
+              </w:rPr>
+              <w:t>13:30–14:45</w:t>
+            </w:r>
+          </w:p>
+        </w:tc>
+        <w:tc>
+          <w:tcPr>
+            <w:tcW w:type="dxa" w:w="1296"/>
+          </w:tcPr>
+          <w:p>
+            <w:r/>
+            <w:r>
+              <w:rPr>
+                <w:rFonts w:ascii="Arial" w:hAnsi="Arial"/>
+                <w:b w:val="0"/>
+                <w:sz w:val="19"/>
+              </w:rPr>
+              <w:t>75 min</w:t>
+            </w:r>
+          </w:p>
+        </w:tc>
+        <w:tc>
+          <w:tcPr>
+            <w:tcW w:type="dxa" w:w="6840"/>
+          </w:tcPr>
+          <w:p>
+            <w:r/>
+            <w:r>
+              <w:rPr>
+                <w:rFonts w:ascii="Arial" w:hAnsi="Arial"/>
+                <w:b w:val="0"/>
+                <w:sz w:val="19"/>
+              </w:rPr>
+              <w:t>Hands-on: Lab 14: Variation, Run Charts and Stability Analysis; Lab 15: Pareto Analysis, Stratification and Boxplots  [slides 317–326]</w:t>
+            </w:r>
+          </w:p>
+        </w:tc>
+      </w:tr>
+      <w:tr>
+        <w:tc>
+          <w:tcPr>
+            <w:tcW w:type="dxa" w:w="1656"/>
+            <w:shd w:val="clear" w:color="auto" w:fill="FFF4E5"/>
+          </w:tcPr>
+          <w:p>
+            <w:r/>
+            <w:r>
+              <w:rPr>
+                <w:rFonts w:ascii="Arial" w:hAnsi="Arial"/>
+                <w:b w:val="0"/>
+                <w:sz w:val="19"/>
+              </w:rPr>
+              <w:t>14:45–15:00</w:t>
+            </w:r>
+          </w:p>
+        </w:tc>
+        <w:tc>
+          <w:tcPr>
+            <w:tcW w:type="dxa" w:w="1296"/>
+            <w:shd w:val="clear" w:color="auto" w:fill="FFF4E5"/>
+          </w:tcPr>
+          <w:p>
+            <w:r/>
+            <w:r>
+              <w:rPr>
+                <w:rFonts w:ascii="Arial" w:hAnsi="Arial"/>
+                <w:b w:val="0"/>
+                <w:sz w:val="19"/>
+              </w:rPr>
+              <w:t>15 min</w:t>
+            </w:r>
+          </w:p>
+        </w:tc>
+        <w:tc>
+          <w:tcPr>
+            <w:tcW w:type="dxa" w:w="6840"/>
+            <w:shd w:val="clear" w:color="auto" w:fill="FFF4E5"/>
+          </w:tcPr>
+          <w:p>
+            <w:r/>
+            <w:r>
+              <w:rPr>
+                <w:rFonts w:ascii="Arial" w:hAnsi="Arial"/>
+                <w:b w:val="0"/>
+                <w:sz w:val="19"/>
+              </w:rPr>
+              <w:t>Tea break</w:t>
+            </w:r>
+          </w:p>
+        </w:tc>
+      </w:tr>
+      <w:tr>
+        <w:tc>
+          <w:tcPr>
+            <w:tcW w:type="dxa" w:w="1656"/>
+            <w:shd w:val="clear" w:color="auto" w:fill="E8F0FE"/>
+          </w:tcPr>
+          <w:p>
+            <w:r/>
+            <w:r>
+              <w:rPr>
+                <w:rFonts w:ascii="Arial" w:hAnsi="Arial"/>
+                <w:b/>
+                <w:sz w:val="19"/>
+              </w:rPr>
+              <w:t>15:00–16:30</w:t>
+            </w:r>
+          </w:p>
+        </w:tc>
+        <w:tc>
+          <w:tcPr>
+            <w:tcW w:type="dxa" w:w="1296"/>
+            <w:shd w:val="clear" w:color="auto" w:fill="E8F0FE"/>
+          </w:tcPr>
+          <w:p>
+            <w:r/>
+            <w:r>
+              <w:rPr>
+                <w:rFonts w:ascii="Arial" w:hAnsi="Arial"/>
+                <w:b w:val="0"/>
+                <w:sz w:val="19"/>
+              </w:rPr>
+              <w:t>90 min</w:t>
+            </w:r>
+          </w:p>
+        </w:tc>
+        <w:tc>
+          <w:tcPr>
+            <w:tcW w:type="dxa" w:w="6840"/>
+            <w:shd w:val="clear" w:color="auto" w:fill="E8F0FE"/>
+          </w:tcPr>
+          <w:p>
+            <w:r/>
+            <w:r>
+              <w:rPr>
+                <w:rFonts w:ascii="Arial" w:hAnsi="Arial"/>
+                <w:b/>
+                <w:sz w:val="19"/>
+              </w:rPr>
+              <w:t>DMAIC · ANALYZE — Fishbone (5M+E); 5 Whys; multi-voting; hypothesis testing (H0/Ha, alpha, Type I and II errors, test selection, p-value decision rule); correlation and the coefficient of determination; regression</w:t>
+            </w:r>
+          </w:p>
+        </w:tc>
+      </w:tr>
+      <w:tr>
+        <w:tc>
+          <w:tcPr>
+            <w:tcW w:type="dxa" w:w="1656"/>
+          </w:tcPr>
+          <w:p>
+            <w:r/>
+            <w:r>
+              <w:rPr>
+                <w:rFonts w:ascii="Arial" w:hAnsi="Arial"/>
+                <w:b w:val="0"/>
+                <w:sz w:val="19"/>
+              </w:rPr>
+              <w:t>16:30–18:15</w:t>
+            </w:r>
+          </w:p>
+        </w:tc>
+        <w:tc>
+          <w:tcPr>
+            <w:tcW w:type="dxa" w:w="1296"/>
+          </w:tcPr>
+          <w:p>
+            <w:r/>
+            <w:r>
+              <w:rPr>
+                <w:rFonts w:ascii="Arial" w:hAnsi="Arial"/>
+                <w:b w:val="0"/>
+                <w:sz w:val="19"/>
+              </w:rPr>
+              <w:t>105 min</w:t>
+            </w:r>
+          </w:p>
+        </w:tc>
+        <w:tc>
+          <w:tcPr>
+            <w:tcW w:type="dxa" w:w="6840"/>
+          </w:tcPr>
+          <w:p>
+            <w:r/>
+            <w:r>
+              <w:rPr>
+                <w:rFonts w:ascii="Arial" w:hAnsi="Arial"/>
+                <w:b w:val="0"/>
+                <w:sz w:val="19"/>
+              </w:rPr>
+              <w:t>Hands-on: Lab 16: Fishbone, 5 Whys, Multi-Voting and Cause Prioritisation; Lab 17: Hypothesis Testing — Test Selection, p-values and Conclusions; Lab 18: Correlation, Regression and Quantifying the X-Y Relationship  [slides 327–344]</w:t>
+            </w:r>
+          </w:p>
+        </w:tc>
+      </w:tr>
+      <w:tr>
+        <w:tc>
+          <w:tcPr>
+            <w:tcW w:type="dxa" w:w="1656"/>
+            <w:shd w:val="clear" w:color="auto" w:fill="F3F5F8"/>
+          </w:tcPr>
+          <w:p>
+            <w:r/>
+            <w:r>
+              <w:rPr>
+                <w:rFonts w:ascii="Arial" w:hAnsi="Arial"/>
+                <w:b w:val="0"/>
+                <w:sz w:val="19"/>
+              </w:rPr>
+              <w:t>18:15–18:30</w:t>
+            </w:r>
+          </w:p>
+        </w:tc>
+        <w:tc>
+          <w:tcPr>
+            <w:tcW w:type="dxa" w:w="1296"/>
+            <w:shd w:val="clear" w:color="auto" w:fill="F3F5F8"/>
+          </w:tcPr>
+          <w:p>
+            <w:r/>
+            <w:r>
+              <w:rPr>
+                <w:rFonts w:ascii="Arial" w:hAnsi="Arial"/>
+                <w:b w:val="0"/>
+                <w:sz w:val="19"/>
+              </w:rPr>
+              <w:t>15 min</w:t>
+            </w:r>
+          </w:p>
+        </w:tc>
+        <w:tc>
+          <w:tcPr>
+            <w:tcW w:type="dxa" w:w="6840"/>
+            <w:shd w:val="clear" w:color="auto" w:fill="F3F5F8"/>
+          </w:tcPr>
+          <w:p>
+            <w:r/>
+            <w:r>
+              <w:rPr>
+                <w:rFonts w:ascii="Arial" w:hAnsi="Arial"/>
+                <w:b w:val="0"/>
+                <w:sz w:val="19"/>
+              </w:rPr>
+              <w:t>Day 3 recap and PM digital attendance</w:t>
+            </w:r>
+          </w:p>
+        </w:tc>
+      </w:tr>
+    </w:tbl>
+    <w:p>
+      <w:r>
+        <w:rPr>
+          <w:i/>
+          <w:color w:val="555B66"/>
+          <w:sz w:val="19"/>
+        </w:rPr>
+        <w:t>Total training time: 480 minutes (8 hours).</w:t>
+      </w:r>
+    </w:p>
+    <w:p>
+      <w:pPr>
+        <w:pStyle w:val="Heading2"/>
+      </w:pPr>
+      <w:r>
+        <w:t>Day 4 — Improve, Control and the final assessment</w:t>
+      </w:r>
+    </w:p>
+    <w:tbl>
+      <w:tblPr>
+        <w:tblStyle w:val="TableGrid"/>
+        <w:tblW w:type="auto" w:w="0"/>
+        <w:jc w:val="center"/>
+        <w:tblLook w:firstColumn="1" w:firstRow="1" w:lastColumn="0" w:lastRow="0" w:noHBand="0" w:noVBand="1" w:val="04A0"/>
+      </w:tblPr>
+      <w:tblGrid>
+        <w:gridCol w:w="2880"/>
+        <w:gridCol w:w="2880"/>
+        <w:gridCol w:w="2880"/>
+      </w:tblGrid>
+      <w:tr>
+        <w:tc>
+          <w:tcPr>
+            <w:tcW w:type="dxa" w:w="1656"/>
+            <w:shd w:val="clear" w:color="auto" w:fill="1F6FEB"/>
+          </w:tcPr>
+          <w:p>
+            <w:r/>
+            <w:r>
+              <w:rPr>
+                <w:rFonts w:ascii="Arial" w:hAnsi="Arial"/>
+                <w:b/>
+                <w:color w:val="FFFFFF"/>
+                <w:sz w:val="20"/>
+              </w:rPr>
+              <w:t>Time</w:t>
+            </w:r>
+          </w:p>
+        </w:tc>
+        <w:tc>
+          <w:tcPr>
+            <w:tcW w:type="dxa" w:w="1296"/>
+            <w:shd w:val="clear" w:color="auto" w:fill="1F6FEB"/>
+          </w:tcPr>
+          <w:p>
+            <w:r/>
+            <w:r>
+              <w:rPr>
+                <w:rFonts w:ascii="Arial" w:hAnsi="Arial"/>
+                <w:b/>
+                <w:color w:val="FFFFFF"/>
+                <w:sz w:val="20"/>
+              </w:rPr>
+              <w:t>Duration</w:t>
+            </w:r>
+          </w:p>
+        </w:tc>
+        <w:tc>
+          <w:tcPr>
+            <w:tcW w:type="dxa" w:w="6840"/>
+            <w:shd w:val="clear" w:color="auto" w:fill="1F6FEB"/>
+          </w:tcPr>
+          <w:p>
+            <w:r/>
+            <w:r>
+              <w:rPr>
+                <w:rFonts w:ascii="Arial" w:hAnsi="Arial"/>
+                <w:b/>
+                <w:color w:val="FFFFFF"/>
+                <w:sz w:val="20"/>
+              </w:rPr>
+              <w:t>Topic / Activity</w:t>
+            </w:r>
+          </w:p>
+        </w:tc>
+      </w:tr>
+      <w:tr>
+        <w:tc>
+          <w:tcPr>
+            <w:tcW w:type="dxa" w:w="1656"/>
+            <w:shd w:val="clear" w:color="auto" w:fill="F3F5F8"/>
+          </w:tcPr>
+          <w:p>
+            <w:r/>
+            <w:r>
+              <w:rPr>
+                <w:rFonts w:ascii="Arial" w:hAnsi="Arial"/>
+                <w:b w:val="0"/>
+                <w:sz w:val="19"/>
+              </w:rPr>
+              <w:t>9:30–9:45</w:t>
+            </w:r>
+          </w:p>
+        </w:tc>
+        <w:tc>
+          <w:tcPr>
+            <w:tcW w:type="dxa" w:w="1296"/>
+            <w:shd w:val="clear" w:color="auto" w:fill="F3F5F8"/>
+          </w:tcPr>
+          <w:p>
+            <w:r/>
+            <w:r>
+              <w:rPr>
+                <w:rFonts w:ascii="Arial" w:hAnsi="Arial"/>
+                <w:b w:val="0"/>
+                <w:sz w:val="19"/>
+              </w:rPr>
+              <w:t>15 min</w:t>
+            </w:r>
+          </w:p>
+        </w:tc>
+        <w:tc>
+          <w:tcPr>
+            <w:tcW w:type="dxa" w:w="6840"/>
+            <w:shd w:val="clear" w:color="auto" w:fill="F3F5F8"/>
+          </w:tcPr>
+          <w:p>
+            <w:r/>
+            <w:r>
+              <w:rPr>
+                <w:rFonts w:ascii="Arial" w:hAnsi="Arial"/>
+                <w:b w:val="0"/>
+                <w:sz w:val="19"/>
+              </w:rPr>
+              <w:t>Day 3 recap and mandatory digital attendance (AM)</w:t>
+            </w:r>
+          </w:p>
+        </w:tc>
+      </w:tr>
+      <w:tr>
+        <w:tc>
+          <w:tcPr>
+            <w:tcW w:type="dxa" w:w="1656"/>
+            <w:shd w:val="clear" w:color="auto" w:fill="E8F0FE"/>
+          </w:tcPr>
+          <w:p>
+            <w:r/>
+            <w:r>
+              <w:rPr>
+                <w:rFonts w:ascii="Arial" w:hAnsi="Arial"/>
+                <w:b/>
+                <w:sz w:val="19"/>
+              </w:rPr>
+              <w:t>9:45–10:45</w:t>
+            </w:r>
+          </w:p>
+        </w:tc>
+        <w:tc>
+          <w:tcPr>
+            <w:tcW w:type="dxa" w:w="1296"/>
+            <w:shd w:val="clear" w:color="auto" w:fill="E8F0FE"/>
+          </w:tcPr>
+          <w:p>
+            <w:r/>
+            <w:r>
+              <w:rPr>
+                <w:rFonts w:ascii="Arial" w:hAnsi="Arial"/>
+                <w:b w:val="0"/>
+                <w:sz w:val="19"/>
+              </w:rPr>
+              <w:t>60 min</w:t>
+            </w:r>
+          </w:p>
+        </w:tc>
+        <w:tc>
+          <w:tcPr>
+            <w:tcW w:type="dxa" w:w="6840"/>
+            <w:shd w:val="clear" w:color="auto" w:fill="E8F0FE"/>
+          </w:tcPr>
+          <w:p>
+            <w:r/>
+            <w:r>
+              <w:rPr>
+                <w:rFonts w:ascii="Arial" w:hAnsi="Arial"/>
+                <w:b/>
+                <w:sz w:val="19"/>
+              </w:rPr>
+              <w:t>DMAIC · IMPROVE — solution generation and brainwriting; benchmarking; the solution selection matrix; 5S; poka-yoke; pull, JIT and Heijunka; standard work; FMEA and RPN; Design of Experiments; piloting  [slides 345–391]</w:t>
+            </w:r>
+          </w:p>
+        </w:tc>
+      </w:tr>
+      <w:tr>
+        <w:tc>
+          <w:tcPr>
+            <w:tcW w:type="dxa" w:w="1656"/>
+            <w:shd w:val="clear" w:color="auto" w:fill="FFF4E5"/>
+          </w:tcPr>
+          <w:p>
+            <w:r/>
+            <w:r>
+              <w:rPr>
+                <w:rFonts w:ascii="Arial" w:hAnsi="Arial"/>
+                <w:b w:val="0"/>
+                <w:sz w:val="19"/>
+              </w:rPr>
+              <w:t>10:45–11:00</w:t>
+            </w:r>
+          </w:p>
+        </w:tc>
+        <w:tc>
+          <w:tcPr>
+            <w:tcW w:type="dxa" w:w="1296"/>
+            <w:shd w:val="clear" w:color="auto" w:fill="FFF4E5"/>
+          </w:tcPr>
+          <w:p>
+            <w:r/>
+            <w:r>
+              <w:rPr>
+                <w:rFonts w:ascii="Arial" w:hAnsi="Arial"/>
+                <w:b w:val="0"/>
+                <w:sz w:val="19"/>
+              </w:rPr>
+              <w:t>15 min</w:t>
+            </w:r>
+          </w:p>
+        </w:tc>
+        <w:tc>
+          <w:tcPr>
+            <w:tcW w:type="dxa" w:w="6840"/>
+            <w:shd w:val="clear" w:color="auto" w:fill="FFF4E5"/>
+          </w:tcPr>
+          <w:p>
+            <w:r/>
+            <w:r>
+              <w:rPr>
+                <w:rFonts w:ascii="Arial" w:hAnsi="Arial"/>
+                <w:b w:val="0"/>
+                <w:sz w:val="19"/>
+              </w:rPr>
+              <w:t>Tea break</w:t>
+            </w:r>
+          </w:p>
+        </w:tc>
+      </w:tr>
+      <w:tr>
+        <w:tc>
+          <w:tcPr>
+            <w:tcW w:type="dxa" w:w="1656"/>
+          </w:tcPr>
+          <w:p>
+            <w:r/>
+            <w:r>
+              <w:rPr>
+                <w:rFonts w:ascii="Arial" w:hAnsi="Arial"/>
+                <w:b w:val="0"/>
+                <w:sz w:val="19"/>
+              </w:rPr>
+              <w:t>11:00–12:30</w:t>
+            </w:r>
+          </w:p>
+        </w:tc>
+        <w:tc>
+          <w:tcPr>
+            <w:tcW w:type="dxa" w:w="1296"/>
+          </w:tcPr>
+          <w:p>
+            <w:r/>
+            <w:r>
+              <w:rPr>
+                <w:rFonts w:ascii="Arial" w:hAnsi="Arial"/>
+                <w:b w:val="0"/>
+                <w:sz w:val="19"/>
+              </w:rPr>
+              <w:t>90 min</w:t>
+            </w:r>
+          </w:p>
+        </w:tc>
+        <w:tc>
+          <w:tcPr>
+            <w:tcW w:type="dxa" w:w="6840"/>
+          </w:tcPr>
+          <w:p>
+            <w:r/>
+            <w:r>
+              <w:rPr>
+                <w:rFonts w:ascii="Arial" w:hAnsi="Arial"/>
+                <w:b w:val="0"/>
+                <w:sz w:val="19"/>
+              </w:rPr>
+              <w:t>Hands-on: Lab 19: Solution Generation, Benchmarking and Brainwriting; Lab 20: Lean Countermeasures — 5S, Poka-Yoke, Pull, JIT and Standard Work; Lab 21: Solution Selection Matrix and Cost-Benefit Analysis; Lab 22: FMEA, Risk Priority Numbers, DOE and Piloting  [slides 392–413]</w:t>
+            </w:r>
+          </w:p>
+        </w:tc>
+      </w:tr>
+      <w:tr>
+        <w:tc>
+          <w:tcPr>
+            <w:tcW w:type="dxa" w:w="1656"/>
+            <w:shd w:val="clear" w:color="auto" w:fill="FDE9D9"/>
+          </w:tcPr>
+          <w:p>
+            <w:r/>
+            <w:r>
+              <w:rPr>
+                <w:rFonts w:ascii="Arial" w:hAnsi="Arial"/>
+                <w:b w:val="0"/>
+                <w:sz w:val="19"/>
+              </w:rPr>
+              <w:t>12:30–13:30</w:t>
+            </w:r>
+          </w:p>
+        </w:tc>
+        <w:tc>
+          <w:tcPr>
+            <w:tcW w:type="dxa" w:w="1296"/>
+            <w:shd w:val="clear" w:color="auto" w:fill="FDE9D9"/>
+          </w:tcPr>
+          <w:p>
+            <w:r/>
+            <w:r>
+              <w:rPr>
+                <w:rFonts w:ascii="Arial" w:hAnsi="Arial"/>
+                <w:b w:val="0"/>
+                <w:sz w:val="19"/>
+              </w:rPr>
+              <w:t>60 min</w:t>
+            </w:r>
+          </w:p>
+        </w:tc>
+        <w:tc>
+          <w:tcPr>
+            <w:tcW w:type="dxa" w:w="6840"/>
+            <w:shd w:val="clear" w:color="auto" w:fill="FDE9D9"/>
+          </w:tcPr>
+          <w:p>
+            <w:r/>
+            <w:r>
+              <w:rPr>
+                <w:rFonts w:ascii="Arial" w:hAnsi="Arial"/>
+                <w:b w:val="0"/>
+                <w:sz w:val="19"/>
+              </w:rPr>
+              <w:t>Lunch break</w:t>
+            </w:r>
+          </w:p>
+        </w:tc>
+      </w:tr>
+      <w:tr>
+        <w:tc>
+          <w:tcPr>
+            <w:tcW w:type="dxa" w:w="1656"/>
+            <w:shd w:val="clear" w:color="auto" w:fill="E8F0FE"/>
+          </w:tcPr>
+          <w:p>
+            <w:r/>
+            <w:r>
+              <w:rPr>
+                <w:rFonts w:ascii="Arial" w:hAnsi="Arial"/>
+                <w:b/>
+                <w:sz w:val="19"/>
+              </w:rPr>
+              <w:t>13:30–14:30</w:t>
+            </w:r>
+          </w:p>
+        </w:tc>
+        <w:tc>
+          <w:tcPr>
+            <w:tcW w:type="dxa" w:w="1296"/>
+            <w:shd w:val="clear" w:color="auto" w:fill="E8F0FE"/>
+          </w:tcPr>
+          <w:p>
+            <w:r/>
+            <w:r>
+              <w:rPr>
+                <w:rFonts w:ascii="Arial" w:hAnsi="Arial"/>
+                <w:b w:val="0"/>
+                <w:sz w:val="19"/>
+              </w:rPr>
+              <w:t>60 min</w:t>
+            </w:r>
+          </w:p>
+        </w:tc>
+        <w:tc>
+          <w:tcPr>
+            <w:tcW w:type="dxa" w:w="6840"/>
+            <w:shd w:val="clear" w:color="auto" w:fill="E8F0FE"/>
+          </w:tcPr>
+          <w:p>
+            <w:r/>
+            <w:r>
+              <w:rPr>
+                <w:rFonts w:ascii="Arial" w:hAnsi="Arial"/>
+                <w:b/>
+                <w:sz w:val="19"/>
+              </w:rPr>
+              <w:t>DMAIC · CONTROL — process capability Cp and Cpk; control limits vs specification limits; SPC and control chart selection; the eight out-of-control rules; the control plan; SOPs; visual management; verifying the gain and handover  [slides 414–465]</w:t>
+            </w:r>
+          </w:p>
+        </w:tc>
+      </w:tr>
+      <w:tr>
+        <w:tc>
+          <w:tcPr>
+            <w:tcW w:type="dxa" w:w="1656"/>
+          </w:tcPr>
+          <w:p>
+            <w:r/>
+            <w:r>
+              <w:rPr>
+                <w:rFonts w:ascii="Arial" w:hAnsi="Arial"/>
+                <w:b w:val="0"/>
+                <w:sz w:val="19"/>
+              </w:rPr>
+              <w:t>14:30–15:15</w:t>
+            </w:r>
+          </w:p>
+        </w:tc>
+        <w:tc>
+          <w:tcPr>
+            <w:tcW w:type="dxa" w:w="1296"/>
+          </w:tcPr>
+          <w:p>
+            <w:r/>
+            <w:r>
+              <w:rPr>
+                <w:rFonts w:ascii="Arial" w:hAnsi="Arial"/>
+                <w:b w:val="0"/>
+                <w:sz w:val="19"/>
+              </w:rPr>
+              <w:t>45 min</w:t>
+            </w:r>
+          </w:p>
+        </w:tc>
+        <w:tc>
+          <w:tcPr>
+            <w:tcW w:type="dxa" w:w="6840"/>
+          </w:tcPr>
+          <w:p>
+            <w:r/>
+            <w:r>
+              <w:rPr>
+                <w:rFonts w:ascii="Arial" w:hAnsi="Arial"/>
+                <w:b w:val="0"/>
+                <w:sz w:val="19"/>
+              </w:rPr>
+              <w:t>Hands-on: Lab 23: Statistical Process Control — Chart Selection and Control Limits  [slides 466–472]</w:t>
+            </w:r>
+          </w:p>
+        </w:tc>
+      </w:tr>
+      <w:tr>
+        <w:tc>
+          <w:tcPr>
+            <w:tcW w:type="dxa" w:w="1656"/>
+            <w:shd w:val="clear" w:color="auto" w:fill="FFF4E5"/>
+          </w:tcPr>
+          <w:p>
+            <w:r/>
+            <w:r>
+              <w:rPr>
+                <w:rFonts w:ascii="Arial" w:hAnsi="Arial"/>
+                <w:b w:val="0"/>
+                <w:sz w:val="19"/>
+              </w:rPr>
+              <w:t>15:15–15:30</w:t>
+            </w:r>
+          </w:p>
+        </w:tc>
+        <w:tc>
+          <w:tcPr>
+            <w:tcW w:type="dxa" w:w="1296"/>
+            <w:shd w:val="clear" w:color="auto" w:fill="FFF4E5"/>
+          </w:tcPr>
+          <w:p>
+            <w:r/>
+            <w:r>
+              <w:rPr>
+                <w:rFonts w:ascii="Arial" w:hAnsi="Arial"/>
+                <w:b w:val="0"/>
+                <w:sz w:val="19"/>
+              </w:rPr>
+              <w:t>15 min</w:t>
+            </w:r>
+          </w:p>
+        </w:tc>
+        <w:tc>
+          <w:tcPr>
+            <w:tcW w:type="dxa" w:w="6840"/>
+            <w:shd w:val="clear" w:color="auto" w:fill="FFF4E5"/>
+          </w:tcPr>
+          <w:p>
+            <w:r/>
+            <w:r>
+              <w:rPr>
+                <w:rFonts w:ascii="Arial" w:hAnsi="Arial"/>
+                <w:b w:val="0"/>
+                <w:sz w:val="19"/>
+              </w:rPr>
+              <w:t>Tea break</w:t>
+            </w:r>
+          </w:p>
+        </w:tc>
+      </w:tr>
+      <w:tr>
+        <w:tc>
+          <w:tcPr>
+            <w:tcW w:type="dxa" w:w="1656"/>
+          </w:tcPr>
+          <w:p>
+            <w:r/>
+            <w:r>
+              <w:rPr>
+                <w:rFonts w:ascii="Arial" w:hAnsi="Arial"/>
+                <w:b w:val="0"/>
+                <w:sz w:val="19"/>
+              </w:rPr>
+              <w:t>15:30–15:45</w:t>
+            </w:r>
+          </w:p>
+        </w:tc>
+        <w:tc>
+          <w:tcPr>
+            <w:tcW w:type="dxa" w:w="1296"/>
+          </w:tcPr>
+          <w:p>
+            <w:r/>
+            <w:r>
+              <w:rPr>
+                <w:rFonts w:ascii="Arial" w:hAnsi="Arial"/>
+                <w:b w:val="0"/>
+                <w:sz w:val="19"/>
+              </w:rPr>
+              <w:t>15 min</w:t>
+            </w:r>
+          </w:p>
+        </w:tc>
+        <w:tc>
+          <w:tcPr>
+            <w:tcW w:type="dxa" w:w="6840"/>
+          </w:tcPr>
+          <w:p>
+            <w:r/>
+            <w:r>
+              <w:rPr>
+                <w:rFonts w:ascii="Arial" w:hAnsi="Arial"/>
+                <w:b w:val="0"/>
+                <w:sz w:val="19"/>
+              </w:rPr>
+              <w:t>Hands-on: Lab 24: Control Plan, SOP, Visual Management and Response Plan; Lab 25: Verify the Gain, A3 Storyboard, Handover and Project Closure  [slides 473–485]</w:t>
+            </w:r>
+          </w:p>
+        </w:tc>
+      </w:tr>
+      <w:tr>
+        <w:tc>
+          <w:tcPr>
+            <w:tcW w:type="dxa" w:w="1656"/>
+            <w:shd w:val="clear" w:color="auto" w:fill="E8F7EE"/>
+          </w:tcPr>
+          <w:p>
+            <w:r/>
+            <w:r>
+              <w:rPr>
+                <w:rFonts w:ascii="Arial" w:hAnsi="Arial"/>
+                <w:b/>
+                <w:sz w:val="19"/>
+              </w:rPr>
+              <w:t>15:45–16:00</w:t>
+            </w:r>
+          </w:p>
+        </w:tc>
+        <w:tc>
+          <w:tcPr>
+            <w:tcW w:type="dxa" w:w="1296"/>
+            <w:shd w:val="clear" w:color="auto" w:fill="E8F7EE"/>
+          </w:tcPr>
+          <w:p>
+            <w:r/>
+            <w:r>
+              <w:rPr>
+                <w:rFonts w:ascii="Arial" w:hAnsi="Arial"/>
+                <w:b w:val="0"/>
+                <w:sz w:val="19"/>
+              </w:rPr>
+              <w:t>15 min</w:t>
+            </w:r>
+          </w:p>
+        </w:tc>
+        <w:tc>
+          <w:tcPr>
+            <w:tcW w:type="dxa" w:w="6840"/>
+            <w:shd w:val="clear" w:color="auto" w:fill="E8F7EE"/>
+          </w:tcPr>
+          <w:p>
+            <w:r/>
+            <w:r>
+              <w:rPr>
+                <w:rFonts w:ascii="Arial" w:hAnsi="Arial"/>
+                <w:b/>
+                <w:sz w:val="19"/>
+              </w:rPr>
+              <w:t>Course recap and Briefing for Assessment  [slides 486–497]</w:t>
+            </w:r>
+          </w:p>
+        </w:tc>
+      </w:tr>
+      <w:tr>
+        <w:tc>
+          <w:tcPr>
+            <w:tcW w:type="dxa" w:w="1656"/>
+            <w:shd w:val="clear" w:color="auto" w:fill="E8F7EE"/>
+          </w:tcPr>
+          <w:p>
+            <w:r/>
+            <w:r>
+              <w:rPr>
+                <w:rFonts w:ascii="Arial" w:hAnsi="Arial"/>
+                <w:b/>
+                <w:sz w:val="19"/>
+              </w:rPr>
+              <w:t>16:00–17:00</w:t>
+            </w:r>
+          </w:p>
+        </w:tc>
+        <w:tc>
+          <w:tcPr>
+            <w:tcW w:type="dxa" w:w="1296"/>
+            <w:shd w:val="clear" w:color="auto" w:fill="E8F7EE"/>
+          </w:tcPr>
+          <w:p>
+            <w:r/>
+            <w:r>
+              <w:rPr>
+                <w:rFonts w:ascii="Arial" w:hAnsi="Arial"/>
+                <w:b w:val="0"/>
+                <w:sz w:val="19"/>
+              </w:rPr>
+              <w:t>60 min</w:t>
+            </w:r>
+          </w:p>
+        </w:tc>
+        <w:tc>
+          <w:tcPr>
+            <w:tcW w:type="dxa" w:w="6840"/>
+            <w:shd w:val="clear" w:color="auto" w:fill="E8F7EE"/>
+          </w:tcPr>
+          <w:p>
+            <w:r/>
+            <w:r>
+              <w:rPr>
+                <w:rFonts w:ascii="Arial" w:hAnsi="Arial"/>
+                <w:b/>
+                <w:sz w:val="19"/>
+              </w:rPr>
+              <w:t>Written Assessment (WA) — Short-Answer Questions (SAQ), 2 questions, 60 minutes, open book</w:t>
+            </w:r>
+          </w:p>
+        </w:tc>
+      </w:tr>
+      <w:tr>
+        <w:tc>
+          <w:tcPr>
+            <w:tcW w:type="dxa" w:w="1656"/>
+            <w:shd w:val="clear" w:color="auto" w:fill="E8F7EE"/>
+          </w:tcPr>
+          <w:p>
+            <w:r/>
+            <w:r>
+              <w:rPr>
+                <w:rFonts w:ascii="Arial" w:hAnsi="Arial"/>
+                <w:b/>
+                <w:sz w:val="19"/>
+              </w:rPr>
+              <w:t>17:00–18:30</w:t>
+            </w:r>
+          </w:p>
+        </w:tc>
+        <w:tc>
+          <w:tcPr>
+            <w:tcW w:type="dxa" w:w="1296"/>
+            <w:shd w:val="clear" w:color="auto" w:fill="E8F7EE"/>
+          </w:tcPr>
+          <w:p>
+            <w:r/>
+            <w:r>
+              <w:rPr>
+                <w:rFonts w:ascii="Arial" w:hAnsi="Arial"/>
+                <w:b w:val="0"/>
+                <w:sz w:val="19"/>
+              </w:rPr>
+              <w:t>90 min</w:t>
+            </w:r>
+          </w:p>
+        </w:tc>
+        <w:tc>
+          <w:tcPr>
+            <w:tcW w:type="dxa" w:w="6840"/>
+            <w:shd w:val="clear" w:color="auto" w:fill="E8F7EE"/>
+          </w:tcPr>
+          <w:p>
+            <w:r/>
+            <w:r>
+              <w:rPr>
+                <w:rFonts w:ascii="Arial" w:hAnsi="Arial"/>
+                <w:b/>
+                <w:sz w:val="19"/>
+              </w:rPr>
+              <w:t>Practical Performance (PP) — 3 applied DMAIC tasks, 90 minutes, open book. PM digital attendance</w:t>
+            </w:r>
+          </w:p>
+        </w:tc>
+      </w:tr>
+    </w:tbl>
+    <w:p>
+      <w:r>
+        <w:rPr>
+          <w:i/>
+          <w:color w:val="555B66"/>
+          <w:sz w:val="19"/>
+        </w:rPr>
+        <w:t>Total training time: 480 minutes (8 hours).</w:t>
+      </w:r>
+    </w:p>
+    <w:p>
+      <w:pPr>
+        <w:pStyle w:val="Heading1"/>
+      </w:pPr>
+      <w:r>
+        <w:t>Lab Reference (aligned to the DMAIC phases)</w:t>
       </w:r>
     </w:p>
     <w:tbl>
@@ -389,117 +3590,62 @@
         <w:tblLook w:firstColumn="1" w:firstRow="1" w:lastColumn="0" w:lastRow="0" w:noHBand="0" w:noVBand="1" w:val="04A0"/>
       </w:tblPr>
       <w:tblGrid>
-        <w:gridCol w:w="1440"/>
-        <w:gridCol w:w="1440"/>
-        <w:gridCol w:w="1440"/>
-        <w:gridCol w:w="1440"/>
-        <w:gridCol w:w="1440"/>
-        <w:gridCol w:w="1440"/>
-        <w:gridCol w:w="1440"/>
+        <w:gridCol w:w="2880"/>
+        <w:gridCol w:w="2880"/>
+        <w:gridCol w:w="2880"/>
       </w:tblGrid>
       <w:tr>
         <w:tc>
           <w:tcPr>
-            <w:tcW w:type="dxa" w:w="1440"/>
-            <w:shd w:fill="1F6FEB"/>
+            <w:tcW w:type="dxa" w:w="2880"/>
+            <w:shd w:val="clear" w:color="auto" w:fill="1F6FEB"/>
           </w:tcPr>
           <w:p>
+            <w:r/>
             <w:r>
               <w:rPr>
+                <w:rFonts w:ascii="Arial" w:hAnsi="Arial"/>
                 <w:b/>
                 <w:color w:val="FFFFFF"/>
+                <w:sz w:val="20"/>
               </w:rPr>
-              <w:t>Day</w:t>
+              <w:t>DMAIC phase / Topic</w:t>
             </w:r>
           </w:p>
         </w:tc>
         <w:tc>
           <w:tcPr>
-            <w:tcW w:type="dxa" w:w="1440"/>
-            <w:shd w:fill="1F6FEB"/>
+            <w:tcW w:type="dxa" w:w="2880"/>
+            <w:shd w:val="clear" w:color="auto" w:fill="1F6FEB"/>
           </w:tcPr>
           <w:p>
+            <w:r/>
             <w:r>
               <w:rPr>
+                <w:rFonts w:ascii="Arial" w:hAnsi="Arial"/>
                 <w:b/>
                 <w:color w:val="FFFFFF"/>
+                <w:sz w:val="20"/>
               </w:rPr>
-              <w:t>Time</w:t>
+              <w:t>Weighting</w:t>
             </w:r>
           </w:p>
         </w:tc>
         <w:tc>
           <w:tcPr>
-            <w:tcW w:type="dxa" w:w="1440"/>
-            <w:shd w:fill="1F6FEB"/>
+            <w:tcW w:type="dxa" w:w="2880"/>
+            <w:shd w:val="clear" w:color="auto" w:fill="1F6FEB"/>
           </w:tcPr>
           <w:p>
+            <w:r/>
             <w:r>
               <w:rPr>
+                <w:rFonts w:ascii="Arial" w:hAnsi="Arial"/>
                 <w:b/>
                 <w:color w:val="FFFFFF"/>
+                <w:sz w:val="20"/>
               </w:rPr>
-              <w:t>Topic / Activity</w:t>
-            </w:r>
-          </w:p>
-        </w:tc>
-        <w:tc>
-          <w:tcPr>
-            <w:tcW w:type="dxa" w:w="1440"/>
-            <w:shd w:fill="1F6FEB"/>
-          </w:tcPr>
-          <w:p>
-            <w:r>
-              <w:rPr>
-                <w:b/>
-                <w:color w:val="FFFFFF"/>
-              </w:rPr>
-              <w:t>Slides</w:t>
-            </w:r>
-          </w:p>
-        </w:tc>
-        <w:tc>
-          <w:tcPr>
-            <w:tcW w:type="dxa" w:w="1440"/>
-            <w:shd w:fill="1F6FEB"/>
-          </w:tcPr>
-          <w:p>
-            <w:r>
-              <w:rPr>
-                <w:b/>
-                <w:color w:val="FFFFFF"/>
-              </w:rPr>
-              <w:t>Trainer Action</w:t>
-            </w:r>
-          </w:p>
-        </w:tc>
-        <w:tc>
-          <w:tcPr>
-            <w:tcW w:type="dxa" w:w="1440"/>
-            <w:shd w:fill="1F6FEB"/>
-          </w:tcPr>
-          <w:p>
-            <w:r>
-              <w:rPr>
-                <w:b/>
-                <w:color w:val="FFFFFF"/>
-              </w:rPr>
-              <w:t>Learner Action</w:t>
-            </w:r>
-          </w:p>
-        </w:tc>
-        <w:tc>
-          <w:tcPr>
-            <w:tcW w:type="dxa" w:w="1440"/>
-            <w:shd w:fill="1F6FEB"/>
-          </w:tcPr>
-          <w:p>
-            <w:r>
-              <w:rPr>
-                <w:b/>
-                <w:color w:val="FFFFFF"/>
-              </w:rPr>
-              <w:t>Resources / Assessment</w:t>
+              <w:t>Labs</w:t>
             </w:r>
           </w:p>
         </w:tc>
@@ -507,78 +3653,51 @@
       <w:tr>
         <w:tc>
           <w:tcPr>
-            <w:tcW w:type="dxa" w:w="1440"/>
-            <w:vAlign w:val="top"/>
+            <w:tcW w:type="dxa" w:w="2880"/>
+            <w:shd w:val="clear" w:color="auto" w:fill="E8F0FE"/>
           </w:tcPr>
           <w:p>
+            <w:r/>
             <w:r>
-              <w:t>Day 1</w:t>
+              <w:rPr>
+                <w:rFonts w:ascii="Arial" w:hAnsi="Arial"/>
+                <w:b/>
+                <w:sz w:val="19"/>
+              </w:rPr>
+              <w:t>FOUNDATIONS: Six Sigma Foundations &amp; The Green Belt Role</w:t>
             </w:r>
           </w:p>
         </w:tc>
         <w:tc>
           <w:tcPr>
-            <w:tcW w:type="dxa" w:w="1440"/>
-            <w:vAlign w:val="top"/>
+            <w:tcW w:type="dxa" w:w="2880"/>
+            <w:shd w:val="clear" w:color="auto" w:fill="E8F0FE"/>
           </w:tcPr>
           <w:p>
+            <w:r/>
             <w:r>
-              <w:t>09:00-09:30</w:t>
+              <w:rPr>
+                <w:rFonts w:ascii="Arial" w:hAnsi="Arial"/>
+                <w:b w:val="0"/>
+                <w:sz w:val="19"/>
+              </w:rPr>
+              <w:t>10%</w:t>
             </w:r>
           </w:p>
         </w:tc>
         <w:tc>
           <w:tcPr>
-            <w:tcW w:type="dxa" w:w="1440"/>
-            <w:vAlign w:val="top"/>
+            <w:tcW w:type="dxa" w:w="2880"/>
           </w:tcPr>
           <w:p>
+            <w:r/>
             <w:r>
-              <w:t>Admin briefing, agenda, objectives and assessment flow</w:t>
-            </w:r>
-          </w:p>
-        </w:tc>
-        <w:tc>
-          <w:tcPr>
-            <w:tcW w:type="dxa" w:w="1440"/>
-            <w:vAlign w:val="top"/>
-          </w:tcPr>
-          <w:p>
-            <w:r>
-              <w:t>1-9</w:t>
-            </w:r>
-          </w:p>
-        </w:tc>
-        <w:tc>
-          <w:tcPr>
-            <w:tcW w:type="dxa" w:w="1440"/>
-            <w:vAlign w:val="top"/>
-          </w:tcPr>
-          <w:p>
-            <w:r>
-              <w:t>Trainer briefs course rules and project evidence.</w:t>
-            </w:r>
-          </w:p>
-        </w:tc>
-        <w:tc>
-          <w:tcPr>
-            <w:tcW w:type="dxa" w:w="1440"/>
-            <w:vAlign w:val="top"/>
-          </w:tcPr>
-          <w:p>
-            <w:r>
-              <w:t>Learners confirm access and select project scenario.</w:t>
-            </w:r>
-          </w:p>
-        </w:tc>
-        <w:tc>
-          <w:tcPr>
-            <w:tcW w:type="dxa" w:w="1440"/>
-            <w:vAlign w:val="top"/>
-          </w:tcPr>
-          <w:p>
-            <w:r>
-              <w:t>PPT, LG, lab markdown, project worksheet/A3 evidence</w:t>
+              <w:rPr>
+                <w:rFonts w:ascii="Arial" w:hAnsi="Arial"/>
+                <w:b w:val="0"/>
+                <w:sz w:val="19"/>
+              </w:rPr>
+              <w:t>Lab 1, Lab 2</w:t>
             </w:r>
           </w:p>
         </w:tc>
@@ -586,78 +3705,51 @@
       <w:tr>
         <w:tc>
           <w:tcPr>
-            <w:tcW w:type="dxa" w:w="1440"/>
-            <w:vAlign w:val="top"/>
+            <w:tcW w:type="dxa" w:w="2880"/>
+            <w:shd w:val="clear" w:color="auto" w:fill="E8F0FE"/>
           </w:tcPr>
           <w:p>
+            <w:r/>
             <w:r>
-              <w:t>Day 1</w:t>
+              <w:rPr>
+                <w:rFonts w:ascii="Arial" w:hAnsi="Arial"/>
+                <w:b/>
+                <w:sz w:val="19"/>
+              </w:rPr>
+              <w:t>DEFINE: Define — Scope the Problem</w:t>
             </w:r>
           </w:p>
         </w:tc>
         <w:tc>
           <w:tcPr>
-            <w:tcW w:type="dxa" w:w="1440"/>
-            <w:vAlign w:val="top"/>
+            <w:tcW w:type="dxa" w:w="2880"/>
+            <w:shd w:val="clear" w:color="auto" w:fill="E8F0FE"/>
           </w:tcPr>
           <w:p>
+            <w:r/>
             <w:r>
-              <w:t>09:30-10:30</w:t>
+              <w:rPr>
+                <w:rFonts w:ascii="Arial" w:hAnsi="Arial"/>
+                <w:b w:val="0"/>
+                <w:sz w:val="19"/>
+              </w:rPr>
+              <w:t>18%</w:t>
             </w:r>
           </w:p>
         </w:tc>
         <w:tc>
           <w:tcPr>
-            <w:tcW w:type="dxa" w:w="1440"/>
-            <w:vAlign w:val="top"/>
+            <w:tcW w:type="dxa" w:w="2880"/>
           </w:tcPr>
           <w:p>
+            <w:r/>
             <w:r>
-              <w:t>Lean Six Sigma basics and project selection</w:t>
-            </w:r>
-          </w:p>
-        </w:tc>
-        <w:tc>
-          <w:tcPr>
-            <w:tcW w:type="dxa" w:w="1440"/>
-            <w:vAlign w:val="top"/>
-          </w:tcPr>
-          <w:p>
-            <w:r>
-              <w:t>21-24</w:t>
-            </w:r>
-          </w:p>
-        </w:tc>
-        <w:tc>
-          <w:tcPr>
-            <w:tcW w:type="dxa" w:w="1440"/>
-            <w:vAlign w:val="top"/>
-          </w:tcPr>
-          <w:p>
-            <w:r>
-              <w:t>Explain DMAIC, Green Belt role, COPQ, Kano and project selection.</w:t>
-            </w:r>
-          </w:p>
-        </w:tc>
-        <w:tc>
-          <w:tcPr>
-            <w:tcW w:type="dxa" w:w="1440"/>
-            <w:vAlign w:val="top"/>
-          </w:tcPr>
-          <w:p>
-            <w:r>
-              <w:t>Complete Lab 01.</w:t>
-            </w:r>
-          </w:p>
-        </w:tc>
-        <w:tc>
-          <w:tcPr>
-            <w:tcW w:type="dxa" w:w="1440"/>
-            <w:vAlign w:val="top"/>
-          </w:tcPr>
-          <w:p>
-            <w:r>
-              <w:t>PPT, LG, lab markdown, project worksheet/A3 evidence</w:t>
+              <w:rPr>
+                <w:rFonts w:ascii="Arial" w:hAnsi="Arial"/>
+                <w:b w:val="0"/>
+                <w:sz w:val="19"/>
+              </w:rPr>
+              <w:t>Lab 3, Lab 4, Lab 5, Lab 6</w:t>
             </w:r>
           </w:p>
         </w:tc>
@@ -665,78 +3757,51 @@
       <w:tr>
         <w:tc>
           <w:tcPr>
-            <w:tcW w:type="dxa" w:w="1440"/>
-            <w:vAlign w:val="top"/>
+            <w:tcW w:type="dxa" w:w="2880"/>
+            <w:shd w:val="clear" w:color="auto" w:fill="E8F0FE"/>
           </w:tcPr>
           <w:p>
+            <w:r/>
             <w:r>
-              <w:t>Day 1</w:t>
+              <w:rPr>
+                <w:rFonts w:ascii="Arial" w:hAnsi="Arial"/>
+                <w:b/>
+                <w:sz w:val="19"/>
+              </w:rPr>
+              <w:t>MEASURE: Measure — Quantify Performance</w:t>
             </w:r>
           </w:p>
         </w:tc>
         <w:tc>
           <w:tcPr>
-            <w:tcW w:type="dxa" w:w="1440"/>
-            <w:vAlign w:val="top"/>
+            <w:tcW w:type="dxa" w:w="2880"/>
+            <w:shd w:val="clear" w:color="auto" w:fill="E8F0FE"/>
           </w:tcPr>
           <w:p>
+            <w:r/>
             <w:r>
-              <w:t>10:30-11:30</w:t>
+              <w:rPr>
+                <w:rFonts w:ascii="Arial" w:hAnsi="Arial"/>
+                <w:b w:val="0"/>
+                <w:sz w:val="19"/>
+              </w:rPr>
+              <w:t>24%</w:t>
             </w:r>
           </w:p>
         </w:tc>
         <w:tc>
           <w:tcPr>
-            <w:tcW w:type="dxa" w:w="1440"/>
-            <w:vAlign w:val="top"/>
+            <w:tcW w:type="dxa" w:w="2880"/>
           </w:tcPr>
           <w:p>
+            <w:r/>
             <w:r>
-              <w:t>SIPOC, process map and eight wastes</w:t>
-            </w:r>
-          </w:p>
-        </w:tc>
-        <w:tc>
-          <w:tcPr>
-            <w:tcW w:type="dxa" w:w="1440"/>
-            <w:vAlign w:val="top"/>
-          </w:tcPr>
-          <w:p>
-            <w:r>
-              <w:t>26-29</w:t>
-            </w:r>
-          </w:p>
-        </w:tc>
-        <w:tc>
-          <w:tcPr>
-            <w:tcW w:type="dxa" w:w="1440"/>
-            <w:vAlign w:val="top"/>
-          </w:tcPr>
-          <w:p>
-            <w:r>
-              <w:t>Demonstrate scoping, process mapping and waste identification.</w:t>
-            </w:r>
-          </w:p>
-        </w:tc>
-        <w:tc>
-          <w:tcPr>
-            <w:tcW w:type="dxa" w:w="1440"/>
-            <w:vAlign w:val="top"/>
-          </w:tcPr>
-          <w:p>
-            <w:r>
-              <w:t>Complete Lab 02.</w:t>
-            </w:r>
-          </w:p>
-        </w:tc>
-        <w:tc>
-          <w:tcPr>
-            <w:tcW w:type="dxa" w:w="1440"/>
-            <w:vAlign w:val="top"/>
-          </w:tcPr>
-          <w:p>
-            <w:r>
-              <w:t>PPT, LG, lab markdown, project worksheet/A3 evidence</w:t>
+              <w:rPr>
+                <w:rFonts w:ascii="Arial" w:hAnsi="Arial"/>
+                <w:b w:val="0"/>
+                <w:sz w:val="19"/>
+              </w:rPr>
+              <w:t>Lab 7, Lab 8, Lab 9, Lab 10, Lab 11, Lab 12, Lab 13</w:t>
             </w:r>
           </w:p>
         </w:tc>
@@ -744,78 +3809,51 @@
       <w:tr>
         <w:tc>
           <w:tcPr>
-            <w:tcW w:type="dxa" w:w="1440"/>
-            <w:vAlign w:val="top"/>
+            <w:tcW w:type="dxa" w:w="2880"/>
+            <w:shd w:val="clear" w:color="auto" w:fill="E8F0FE"/>
           </w:tcPr>
           <w:p>
+            <w:r/>
             <w:r>
-              <w:t>Day 1</w:t>
+              <w:rPr>
+                <w:rFonts w:ascii="Arial" w:hAnsi="Arial"/>
+                <w:b/>
+                <w:sz w:val="19"/>
+              </w:rPr>
+              <w:t>ANALYZE: Analyze — Find and Prove the Root Cause</w:t>
             </w:r>
           </w:p>
         </w:tc>
         <w:tc>
           <w:tcPr>
-            <w:tcW w:type="dxa" w:w="1440"/>
-            <w:vAlign w:val="top"/>
+            <w:tcW w:type="dxa" w:w="2880"/>
+            <w:shd w:val="clear" w:color="auto" w:fill="E8F0FE"/>
           </w:tcPr>
           <w:p>
+            <w:r/>
             <w:r>
-              <w:t>11:30-12:30</w:t>
+              <w:rPr>
+                <w:rFonts w:ascii="Arial" w:hAnsi="Arial"/>
+                <w:b w:val="0"/>
+                <w:sz w:val="19"/>
+              </w:rPr>
+              <w:t>26%</w:t>
             </w:r>
           </w:p>
         </w:tc>
         <w:tc>
           <w:tcPr>
-            <w:tcW w:type="dxa" w:w="1440"/>
-            <w:vAlign w:val="top"/>
+            <w:tcW w:type="dxa" w:w="2880"/>
           </w:tcPr>
           <w:p>
+            <w:r/>
             <w:r>
-              <w:t>Facilitation, stakeholders, Kaizen and A3</w:t>
-            </w:r>
-          </w:p>
-        </w:tc>
-        <w:tc>
-          <w:tcPr>
-            <w:tcW w:type="dxa" w:w="1440"/>
-            <w:vAlign w:val="top"/>
-          </w:tcPr>
-          <w:p>
-            <w:r>
-              <w:t>31-34</w:t>
-            </w:r>
-          </w:p>
-        </w:tc>
-        <w:tc>
-          <w:tcPr>
-            <w:tcW w:type="dxa" w:w="1440"/>
-            <w:vAlign w:val="top"/>
-          </w:tcPr>
-          <w:p>
-            <w:r>
-              <w:t>Facilitate stakeholder and A3 discussion.</w:t>
-            </w:r>
-          </w:p>
-        </w:tc>
-        <w:tc>
-          <w:tcPr>
-            <w:tcW w:type="dxa" w:w="1440"/>
-            <w:vAlign w:val="top"/>
-          </w:tcPr>
-          <w:p>
-            <w:r>
-              <w:t>Complete Lab 03.</w:t>
-            </w:r>
-          </w:p>
-        </w:tc>
-        <w:tc>
-          <w:tcPr>
-            <w:tcW w:type="dxa" w:w="1440"/>
-            <w:vAlign w:val="top"/>
-          </w:tcPr>
-          <w:p>
-            <w:r>
-              <w:t>PPT, LG, lab markdown, project worksheet/A3 evidence</w:t>
+              <w:rPr>
+                <w:rFonts w:ascii="Arial" w:hAnsi="Arial"/>
+                <w:b w:val="0"/>
+                <w:sz w:val="19"/>
+              </w:rPr>
+              <w:t>Lab 14, Lab 15, Lab 16, Lab 17, Lab 18</w:t>
             </w:r>
           </w:p>
         </w:tc>
@@ -823,78 +3861,51 @@
       <w:tr>
         <w:tc>
           <w:tcPr>
-            <w:tcW w:type="dxa" w:w="1440"/>
-            <w:vAlign w:val="top"/>
+            <w:tcW w:type="dxa" w:w="2880"/>
+            <w:shd w:val="clear" w:color="auto" w:fill="E8F0FE"/>
           </w:tcPr>
           <w:p>
+            <w:r/>
             <w:r>
-              <w:t>Day 1</w:t>
+              <w:rPr>
+                <w:rFonts w:ascii="Arial" w:hAnsi="Arial"/>
+                <w:b/>
+                <w:sz w:val="19"/>
+              </w:rPr>
+              <w:t>IMPROVE: Improve — Select, De-Risk and Pilot the Fix</w:t>
             </w:r>
           </w:p>
         </w:tc>
         <w:tc>
           <w:tcPr>
-            <w:tcW w:type="dxa" w:w="1440"/>
-            <w:vAlign w:val="top"/>
+            <w:tcW w:type="dxa" w:w="2880"/>
+            <w:shd w:val="clear" w:color="auto" w:fill="E8F0FE"/>
           </w:tcPr>
           <w:p>
+            <w:r/>
             <w:r>
-              <w:t>12:30-13:00</w:t>
+              <w:rPr>
+                <w:rFonts w:ascii="Arial" w:hAnsi="Arial"/>
+                <w:b w:val="0"/>
+                <w:sz w:val="19"/>
+              </w:rPr>
+              <w:t>12%</w:t>
             </w:r>
           </w:p>
         </w:tc>
         <w:tc>
           <w:tcPr>
-            <w:tcW w:type="dxa" w:w="1440"/>
-            <w:vAlign w:val="top"/>
+            <w:tcW w:type="dxa" w:w="2880"/>
           </w:tcPr>
           <w:p>
+            <w:r/>
             <w:r>
-              <w:t>Day 1 morning review</w:t>
-            </w:r>
-          </w:p>
-        </w:tc>
-        <w:tc>
-          <w:tcPr>
-            <w:tcW w:type="dxa" w:w="1440"/>
-            <w:vAlign w:val="top"/>
-          </w:tcPr>
-          <w:p>
-            <w:r>
-              <w:t>10-13</w:t>
-            </w:r>
-          </w:p>
-        </w:tc>
-        <w:tc>
-          <w:tcPr>
-            <w:tcW w:type="dxa" w:w="1440"/>
-            <w:vAlign w:val="top"/>
-          </w:tcPr>
-          <w:p>
-            <w:r>
-              <w:t>Check artifacts and answer questions.</w:t>
-            </w:r>
-          </w:p>
-        </w:tc>
-        <w:tc>
-          <w:tcPr>
-            <w:tcW w:type="dxa" w:w="1440"/>
-            <w:vAlign w:val="top"/>
-          </w:tcPr>
-          <w:p>
-            <w:r>
-              <w:t>Update lab journal.</w:t>
-            </w:r>
-          </w:p>
-        </w:tc>
-        <w:tc>
-          <w:tcPr>
-            <w:tcW w:type="dxa" w:w="1440"/>
-            <w:vAlign w:val="top"/>
-          </w:tcPr>
-          <w:p>
-            <w:r>
-              <w:t>PPT, LG, lab markdown, project worksheet/A3 evidence</w:t>
+              <w:rPr>
+                <w:rFonts w:ascii="Arial" w:hAnsi="Arial"/>
+                <w:b w:val="0"/>
+                <w:sz w:val="19"/>
+              </w:rPr>
+              <w:t>Lab 19, Lab 20, Lab 21, Lab 22</w:t>
             </w:r>
           </w:p>
         </w:tc>
@@ -902,1034 +3913,51 @@
       <w:tr>
         <w:tc>
           <w:tcPr>
-            <w:tcW w:type="dxa" w:w="1440"/>
-            <w:vAlign w:val="top"/>
+            <w:tcW w:type="dxa" w:w="2880"/>
+            <w:shd w:val="clear" w:color="auto" w:fill="E8F0FE"/>
           </w:tcPr>
           <w:p>
+            <w:r/>
             <w:r>
-              <w:t>Day 1</w:t>
+              <w:rPr>
+                <w:rFonts w:ascii="Arial" w:hAnsi="Arial"/>
+                <w:b/>
+                <w:sz w:val="19"/>
+              </w:rPr>
+              <w:t>CONTROL: Control — Hold the Gain</w:t>
             </w:r>
           </w:p>
         </w:tc>
         <w:tc>
           <w:tcPr>
-            <w:tcW w:type="dxa" w:w="1440"/>
-            <w:vAlign w:val="top"/>
+            <w:tcW w:type="dxa" w:w="2880"/>
+            <w:shd w:val="clear" w:color="auto" w:fill="E8F0FE"/>
           </w:tcPr>
           <w:p>
+            <w:r/>
             <w:r>
-              <w:t>14:00-16:00</w:t>
+              <w:rPr>
+                <w:rFonts w:ascii="Arial" w:hAnsi="Arial"/>
+                <w:b w:val="0"/>
+                <w:sz w:val="19"/>
+              </w:rPr>
+              <w:t>10%</w:t>
             </w:r>
           </w:p>
         </w:tc>
         <w:tc>
           <w:tcPr>
-            <w:tcW w:type="dxa" w:w="1440"/>
-            <w:vAlign w:val="top"/>
+            <w:tcW w:type="dxa" w:w="2880"/>
           </w:tcPr>
           <w:p>
+            <w:r/>
             <w:r>
-              <w:t>Data collection, KPIs, run charts and Pareto</w:t>
-            </w:r>
-          </w:p>
-        </w:tc>
-        <w:tc>
-          <w:tcPr>
-            <w:tcW w:type="dxa" w:w="1440"/>
-            <w:vAlign w:val="top"/>
-          </w:tcPr>
-          <w:p>
-            <w:r>
-              <w:t>36-39</w:t>
-            </w:r>
-          </w:p>
-        </w:tc>
-        <w:tc>
-          <w:tcPr>
-            <w:tcW w:type="dxa" w:w="1440"/>
-            <w:vAlign w:val="top"/>
-          </w:tcPr>
-          <w:p>
-            <w:r>
-              <w:t>Guide KPI definition and chart interpretation.</w:t>
-            </w:r>
-          </w:p>
-        </w:tc>
-        <w:tc>
-          <w:tcPr>
-            <w:tcW w:type="dxa" w:w="1440"/>
-            <w:vAlign w:val="top"/>
-          </w:tcPr>
-          <w:p>
-            <w:r>
-              <w:t>Complete Lab 04.</w:t>
-            </w:r>
-          </w:p>
-        </w:tc>
-        <w:tc>
-          <w:tcPr>
-            <w:tcW w:type="dxa" w:w="1440"/>
-            <w:vAlign w:val="top"/>
-          </w:tcPr>
-          <w:p>
-            <w:r>
-              <w:t>PPT, LG, lab markdown, project worksheet/A3 evidence</w:t>
-            </w:r>
-          </w:p>
-        </w:tc>
-      </w:tr>
-      <w:tr>
-        <w:tc>
-          <w:tcPr>
-            <w:tcW w:type="dxa" w:w="1440"/>
-            <w:vAlign w:val="top"/>
-          </w:tcPr>
-          <w:p>
-            <w:r>
-              <w:t>Day 1</w:t>
-            </w:r>
-          </w:p>
-        </w:tc>
-        <w:tc>
-          <w:tcPr>
-            <w:tcW w:type="dxa" w:w="1440"/>
-            <w:vAlign w:val="top"/>
-          </w:tcPr>
-          <w:p>
-            <w:r>
-              <w:t>16:00-18:00</w:t>
-            </w:r>
-          </w:p>
-        </w:tc>
-        <w:tc>
-          <w:tcPr>
-            <w:tcW w:type="dxa" w:w="1440"/>
-            <w:vAlign w:val="top"/>
-          </w:tcPr>
-          <w:p>
-            <w:r>
-              <w:t>Project coaching and Day 1 consolidation</w:t>
-            </w:r>
-          </w:p>
-        </w:tc>
-        <w:tc>
-          <w:tcPr>
-            <w:tcW w:type="dxa" w:w="1440"/>
-            <w:vAlign w:val="top"/>
-          </w:tcPr>
-          <w:p>
-            <w:r>
-              <w:t>10-13</w:t>
-            </w:r>
-          </w:p>
-        </w:tc>
-        <w:tc>
-          <w:tcPr>
-            <w:tcW w:type="dxa" w:w="1440"/>
-            <w:vAlign w:val="top"/>
-          </w:tcPr>
-          <w:p>
-            <w:r>
-              <w:t>Coach scenarios and check evidence completeness.</w:t>
-            </w:r>
-          </w:p>
-        </w:tc>
-        <w:tc>
-          <w:tcPr>
-            <w:tcW w:type="dxa" w:w="1440"/>
-            <w:vAlign w:val="top"/>
-          </w:tcPr>
-          <w:p>
-            <w:r>
-              <w:t>Refine project file.</w:t>
-            </w:r>
-          </w:p>
-        </w:tc>
-        <w:tc>
-          <w:tcPr>
-            <w:tcW w:type="dxa" w:w="1440"/>
-            <w:vAlign w:val="top"/>
-          </w:tcPr>
-          <w:p>
-            <w:r>
-              <w:t>PPT, LG, lab markdown, project worksheet/A3 evidence</w:t>
-            </w:r>
-          </w:p>
-        </w:tc>
-      </w:tr>
-      <w:tr>
-        <w:tc>
-          <w:tcPr>
-            <w:tcW w:type="dxa" w:w="1440"/>
-            <w:vAlign w:val="top"/>
-          </w:tcPr>
-          <w:p>
-            <w:r>
-              <w:t>Day 2</w:t>
-            </w:r>
-          </w:p>
-        </w:tc>
-        <w:tc>
-          <w:tcPr>
-            <w:tcW w:type="dxa" w:w="1440"/>
-            <w:vAlign w:val="top"/>
-          </w:tcPr>
-          <w:p>
-            <w:r>
-              <w:t>09:00-10:30</w:t>
-            </w:r>
-          </w:p>
-        </w:tc>
-        <w:tc>
-          <w:tcPr>
-            <w:tcW w:type="dxa" w:w="1440"/>
-            <w:vAlign w:val="top"/>
-          </w:tcPr>
-          <w:p>
-            <w:r>
-              <w:t>Basic statistics and process capability</w:t>
-            </w:r>
-          </w:p>
-        </w:tc>
-        <w:tc>
-          <w:tcPr>
-            <w:tcW w:type="dxa" w:w="1440"/>
-            <w:vAlign w:val="top"/>
-          </w:tcPr>
-          <w:p>
-            <w:r>
-              <w:t>40-43</w:t>
-            </w:r>
-          </w:p>
-        </w:tc>
-        <w:tc>
-          <w:tcPr>
-            <w:tcW w:type="dxa" w:w="1440"/>
-            <w:vAlign w:val="top"/>
-          </w:tcPr>
-          <w:p>
-            <w:r>
-              <w:t>Explain centre, spread, yield, DPU, DPMO and capability limits.</w:t>
-            </w:r>
-          </w:p>
-        </w:tc>
-        <w:tc>
-          <w:tcPr>
-            <w:tcW w:type="dxa" w:w="1440"/>
-            <w:vAlign w:val="top"/>
-          </w:tcPr>
-          <w:p>
-            <w:r>
-              <w:t>Complete Lab 05.</w:t>
-            </w:r>
-          </w:p>
-        </w:tc>
-        <w:tc>
-          <w:tcPr>
-            <w:tcW w:type="dxa" w:w="1440"/>
-            <w:vAlign w:val="top"/>
-          </w:tcPr>
-          <w:p>
-            <w:r>
-              <w:t>PPT, LG, lab markdown, project worksheet/A3 evidence</w:t>
-            </w:r>
-          </w:p>
-        </w:tc>
-      </w:tr>
-      <w:tr>
-        <w:tc>
-          <w:tcPr>
-            <w:tcW w:type="dxa" w:w="1440"/>
-            <w:vAlign w:val="top"/>
-          </w:tcPr>
-          <w:p>
-            <w:r>
-              <w:t>Day 2</w:t>
-            </w:r>
-          </w:p>
-        </w:tc>
-        <w:tc>
-          <w:tcPr>
-            <w:tcW w:type="dxa" w:w="1440"/>
-            <w:vAlign w:val="top"/>
-          </w:tcPr>
-          <w:p>
-            <w:r>
-              <w:t>10:30-12:30</w:t>
-            </w:r>
-          </w:p>
-        </w:tc>
-        <w:tc>
-          <w:tcPr>
-            <w:tcW w:type="dxa" w:w="1440"/>
-            <w:vAlign w:val="top"/>
-          </w:tcPr>
-          <w:p>
-            <w:r>
-              <w:t>Root cause analysis and FMEA</w:t>
-            </w:r>
-          </w:p>
-        </w:tc>
-        <w:tc>
-          <w:tcPr>
-            <w:tcW w:type="dxa" w:w="1440"/>
-            <w:vAlign w:val="top"/>
-          </w:tcPr>
-          <w:p>
-            <w:r>
-              <w:t>45-49</w:t>
-            </w:r>
-          </w:p>
-        </w:tc>
-        <w:tc>
-          <w:tcPr>
-            <w:tcW w:type="dxa" w:w="1440"/>
-            <w:vAlign w:val="top"/>
-          </w:tcPr>
-          <w:p>
-            <w:r>
-              <w:t>Demonstrate Fishbone, 5 Whys, evidence checks and FMEA scoring.</w:t>
-            </w:r>
-          </w:p>
-        </w:tc>
-        <w:tc>
-          <w:tcPr>
-            <w:tcW w:type="dxa" w:w="1440"/>
-            <w:vAlign w:val="top"/>
-          </w:tcPr>
-          <w:p>
-            <w:r>
-              <w:t>Complete Lab 06.</w:t>
-            </w:r>
-          </w:p>
-        </w:tc>
-        <w:tc>
-          <w:tcPr>
-            <w:tcW w:type="dxa" w:w="1440"/>
-            <w:vAlign w:val="top"/>
-          </w:tcPr>
-          <w:p>
-            <w:r>
-              <w:t>PPT, LG, lab markdown, project worksheet/A3 evidence</w:t>
-            </w:r>
-          </w:p>
-        </w:tc>
-      </w:tr>
-      <w:tr>
-        <w:tc>
-          <w:tcPr>
-            <w:tcW w:type="dxa" w:w="1440"/>
-            <w:vAlign w:val="top"/>
-          </w:tcPr>
-          <w:p>
-            <w:r>
-              <w:t>Day 2</w:t>
-            </w:r>
-          </w:p>
-        </w:tc>
-        <w:tc>
-          <w:tcPr>
-            <w:tcW w:type="dxa" w:w="1440"/>
-            <w:vAlign w:val="top"/>
-          </w:tcPr>
-          <w:p>
-            <w:r>
-              <w:t>13:30-15:00</w:t>
-            </w:r>
-          </w:p>
-        </w:tc>
-        <w:tc>
-          <w:tcPr>
-            <w:tcW w:type="dxa" w:w="1440"/>
-            <w:vAlign w:val="top"/>
-          </w:tcPr>
-          <w:p>
-            <w:r>
-              <w:t>Countermeasures, 5S, Kanban and poka-yoke</w:t>
-            </w:r>
-          </w:p>
-        </w:tc>
-        <w:tc>
-          <w:tcPr>
-            <w:tcW w:type="dxa" w:w="1440"/>
-            <w:vAlign w:val="top"/>
-          </w:tcPr>
-          <w:p>
-            <w:r>
-              <w:t>51-54</w:t>
-            </w:r>
-          </w:p>
-        </w:tc>
-        <w:tc>
-          <w:tcPr>
-            <w:tcW w:type="dxa" w:w="1440"/>
-            <w:vAlign w:val="top"/>
-          </w:tcPr>
-          <w:p>
-            <w:r>
-              <w:t>Guide countermeasure selection and standard work drafting.</w:t>
-            </w:r>
-          </w:p>
-        </w:tc>
-        <w:tc>
-          <w:tcPr>
-            <w:tcW w:type="dxa" w:w="1440"/>
-            <w:vAlign w:val="top"/>
-          </w:tcPr>
-          <w:p>
-            <w:r>
-              <w:t>Complete Lab 07.</w:t>
-            </w:r>
-          </w:p>
-        </w:tc>
-        <w:tc>
-          <w:tcPr>
-            <w:tcW w:type="dxa" w:w="1440"/>
-            <w:vAlign w:val="top"/>
-          </w:tcPr>
-          <w:p>
-            <w:r>
-              <w:t>PPT, LG, lab markdown, project worksheet/A3 evidence</w:t>
-            </w:r>
-          </w:p>
-        </w:tc>
-      </w:tr>
-      <w:tr>
-        <w:tc>
-          <w:tcPr>
-            <w:tcW w:type="dxa" w:w="1440"/>
-            <w:vAlign w:val="top"/>
-          </w:tcPr>
-          <w:p>
-            <w:r>
-              <w:t>Day 2</w:t>
-            </w:r>
-          </w:p>
-        </w:tc>
-        <w:tc>
-          <w:tcPr>
-            <w:tcW w:type="dxa" w:w="1440"/>
-            <w:vAlign w:val="top"/>
-          </w:tcPr>
-          <w:p>
-            <w:r>
-              <w:t>15:00-16:30</w:t>
-            </w:r>
-          </w:p>
-        </w:tc>
-        <w:tc>
-          <w:tcPr>
-            <w:tcW w:type="dxa" w:w="1440"/>
-            <w:vAlign w:val="top"/>
-          </w:tcPr>
-          <w:p>
-            <w:r>
-              <w:t>Control plan, standard work and project close</w:t>
-            </w:r>
-          </w:p>
-        </w:tc>
-        <w:tc>
-          <w:tcPr>
-            <w:tcW w:type="dxa" w:w="1440"/>
-            <w:vAlign w:val="top"/>
-          </w:tcPr>
-          <w:p>
-            <w:r>
-              <w:t>56-59</w:t>
-            </w:r>
-          </w:p>
-        </w:tc>
-        <w:tc>
-          <w:tcPr>
-            <w:tcW w:type="dxa" w:w="1440"/>
-            <w:vAlign w:val="top"/>
-          </w:tcPr>
-          <w:p>
-            <w:r>
-              <w:t>Coach control plans, response plans and handover.</w:t>
-            </w:r>
-          </w:p>
-        </w:tc>
-        <w:tc>
-          <w:tcPr>
-            <w:tcW w:type="dxa" w:w="1440"/>
-            <w:vAlign w:val="top"/>
-          </w:tcPr>
-          <w:p>
-            <w:r>
-              <w:t>Complete Lab 08.</w:t>
-            </w:r>
-          </w:p>
-        </w:tc>
-        <w:tc>
-          <w:tcPr>
-            <w:tcW w:type="dxa" w:w="1440"/>
-            <w:vAlign w:val="top"/>
-          </w:tcPr>
-          <w:p>
-            <w:r>
-              <w:t>PPT, LG, lab markdown, project worksheet/A3 evidence</w:t>
-            </w:r>
-          </w:p>
-        </w:tc>
-      </w:tr>
-      <w:tr>
-        <w:tc>
-          <w:tcPr>
-            <w:tcW w:type="dxa" w:w="1440"/>
-            <w:vAlign w:val="top"/>
-          </w:tcPr>
-          <w:p>
-            <w:r>
-              <w:t>Day 2</w:t>
-            </w:r>
-          </w:p>
-        </w:tc>
-        <w:tc>
-          <w:tcPr>
-            <w:tcW w:type="dxa" w:w="1440"/>
-            <w:vAlign w:val="top"/>
-          </w:tcPr>
-          <w:p>
-            <w:r>
-              <w:t>16:30-17:30</w:t>
-            </w:r>
-          </w:p>
-        </w:tc>
-        <w:tc>
-          <w:tcPr>
-            <w:tcW w:type="dxa" w:w="1440"/>
-            <w:vAlign w:val="top"/>
-          </w:tcPr>
-          <w:p>
-            <w:r>
-              <w:t>Final A3 presentation and assessment readiness</w:t>
-            </w:r>
-          </w:p>
-        </w:tc>
-        <w:tc>
-          <w:tcPr>
-            <w:tcW w:type="dxa" w:w="1440"/>
-            <w:vAlign w:val="top"/>
-          </w:tcPr>
-          <w:p>
-            <w:r>
-              <w:t>60-61</w:t>
-            </w:r>
-          </w:p>
-        </w:tc>
-        <w:tc>
-          <w:tcPr>
-            <w:tcW w:type="dxa" w:w="1440"/>
-            <w:vAlign w:val="top"/>
-          </w:tcPr>
-          <w:p>
-            <w:r>
-              <w:t>Review A3 story and assessment expectations.</w:t>
-            </w:r>
-          </w:p>
-        </w:tc>
-        <w:tc>
-          <w:tcPr>
-            <w:tcW w:type="dxa" w:w="1440"/>
-            <w:vAlign w:val="top"/>
-          </w:tcPr>
-          <w:p>
-            <w:r>
-              <w:t>Present project story and complete assessment activity.</w:t>
-            </w:r>
-          </w:p>
-        </w:tc>
-        <w:tc>
-          <w:tcPr>
-            <w:tcW w:type="dxa" w:w="1440"/>
-            <w:vAlign w:val="top"/>
-          </w:tcPr>
-          <w:p>
-            <w:r>
-              <w:t>PPT, LG, lab markdown, project worksheet/A3 evidence</w:t>
-            </w:r>
-          </w:p>
-        </w:tc>
-      </w:tr>
-      <w:tr>
-        <w:tc>
-          <w:tcPr>
-            <w:tcW w:type="dxa" w:w="1440"/>
-            <w:vAlign w:val="top"/>
-          </w:tcPr>
-          <w:p>
-            <w:r>
-              <w:t>Day 2</w:t>
-            </w:r>
-          </w:p>
-        </w:tc>
-        <w:tc>
-          <w:tcPr>
-            <w:tcW w:type="dxa" w:w="1440"/>
-            <w:vAlign w:val="top"/>
-          </w:tcPr>
-          <w:p>
-            <w:r>
-              <w:t>17:30-18:00</w:t>
-            </w:r>
-          </w:p>
-        </w:tc>
-        <w:tc>
-          <w:tcPr>
-            <w:tcW w:type="dxa" w:w="1440"/>
-            <w:vAlign w:val="top"/>
-          </w:tcPr>
-          <w:p>
-            <w:r>
-              <w:t>Course review, TRAQOM and close</w:t>
-            </w:r>
-          </w:p>
-        </w:tc>
-        <w:tc>
-          <w:tcPr>
-            <w:tcW w:type="dxa" w:w="1440"/>
-            <w:vAlign w:val="top"/>
-          </w:tcPr>
-          <w:p>
-            <w:r>
-              <w:t>61</w:t>
-            </w:r>
-          </w:p>
-        </w:tc>
-        <w:tc>
-          <w:tcPr>
-            <w:tcW w:type="dxa" w:w="1440"/>
-            <w:vAlign w:val="top"/>
-          </w:tcPr>
-          <w:p>
-            <w:r>
-              <w:t>Close course and remind post-course application.</w:t>
-            </w:r>
-          </w:p>
-        </w:tc>
-        <w:tc>
-          <w:tcPr>
-            <w:tcW w:type="dxa" w:w="1440"/>
-            <w:vAlign w:val="top"/>
-          </w:tcPr>
-          <w:p>
-            <w:r>
-              <w:t>Complete feedback and submission checks.</w:t>
-            </w:r>
-          </w:p>
-        </w:tc>
-        <w:tc>
-          <w:tcPr>
-            <w:tcW w:type="dxa" w:w="1440"/>
-            <w:vAlign w:val="top"/>
-          </w:tcPr>
-          <w:p>
-            <w:r>
-              <w:t>PPT, LG, lab markdown, project worksheet/A3 evidence</w:t>
-            </w:r>
-          </w:p>
-        </w:tc>
-      </w:tr>
-    </w:tbl>
-    <w:p>
-      <w:pPr>
-        <w:pStyle w:val="Heading1"/>
-      </w:pPr>
-      <w:r>
-        <w:t>Lab To Slide Mapping</w:t>
-      </w:r>
-    </w:p>
-    <w:tbl>
-      <w:tblPr>
-        <w:tblStyle w:val="TableGrid"/>
-        <w:tblW w:type="auto" w:w="0"/>
-        <w:tblLook w:firstColumn="1" w:firstRow="1" w:lastColumn="0" w:lastRow="0" w:noHBand="0" w:noVBand="1" w:val="04A0"/>
-      </w:tblPr>
-      <w:tblGrid>
-        <w:gridCol w:w="2520"/>
-        <w:gridCol w:w="2520"/>
-        <w:gridCol w:w="2520"/>
-        <w:gridCol w:w="2520"/>
-      </w:tblGrid>
-      <w:tr>
-        <w:tc>
-          <w:tcPr>
-            <w:tcW w:type="dxa" w:w="2520"/>
-            <w:shd w:fill="1F6FEB"/>
-          </w:tcPr>
-          <w:p>
-            <w:r>
-              <w:t>Lab</w:t>
-            </w:r>
-          </w:p>
-        </w:tc>
-        <w:tc>
-          <w:tcPr>
-            <w:tcW w:type="dxa" w:w="2520"/>
-            <w:shd w:fill="1F6FEB"/>
-          </w:tcPr>
-          <w:p>
-            <w:r>
-              <w:t>Title</w:t>
-            </w:r>
-          </w:p>
-        </w:tc>
-        <w:tc>
-          <w:tcPr>
-            <w:tcW w:type="dxa" w:w="2520"/>
-            <w:shd w:fill="1F6FEB"/>
-          </w:tcPr>
-          <w:p>
-            <w:r>
-              <w:t>Domain</w:t>
-            </w:r>
-          </w:p>
-        </w:tc>
-        <w:tc>
-          <w:tcPr>
-            <w:tcW w:type="dxa" w:w="2520"/>
-            <w:shd w:fill="1F6FEB"/>
-          </w:tcPr>
-          <w:p>
-            <w:r>
-              <w:t>Slide No.</w:t>
-            </w:r>
-          </w:p>
-        </w:tc>
-      </w:tr>
-      <w:tr>
-        <w:tc>
-          <w:tcPr>
-            <w:tcW w:type="dxa" w:w="2520"/>
-          </w:tcPr>
-          <w:p>
-            <w:r>
-              <w:t>01</w:t>
-            </w:r>
-          </w:p>
-        </w:tc>
-        <w:tc>
-          <w:tcPr>
-            <w:tcW w:type="dxa" w:w="2520"/>
-          </w:tcPr>
-          <w:p>
-            <w:r>
-              <w:t>Lean Six Sigma Basics and Project Selection</w:t>
-            </w:r>
-          </w:p>
-        </w:tc>
-        <w:tc>
-          <w:tcPr>
-            <w:tcW w:type="dxa" w:w="2520"/>
-          </w:tcPr>
-          <w:p>
-            <w:r>
-              <w:t>Basics and Background</w:t>
-            </w:r>
-          </w:p>
-        </w:tc>
-        <w:tc>
-          <w:tcPr>
-            <w:tcW w:type="dxa" w:w="2520"/>
-          </w:tcPr>
-          <w:p>
-            <w:r>
-              <w:t>21-24</w:t>
-            </w:r>
-          </w:p>
-        </w:tc>
-      </w:tr>
-      <w:tr>
-        <w:tc>
-          <w:tcPr>
-            <w:tcW w:type="dxa" w:w="2520"/>
-          </w:tcPr>
-          <w:p>
-            <w:r>
-              <w:t>02</w:t>
-            </w:r>
-          </w:p>
-        </w:tc>
-        <w:tc>
-          <w:tcPr>
-            <w:tcW w:type="dxa" w:w="2520"/>
-          </w:tcPr>
-          <w:p>
-            <w:r>
-              <w:t>SIPOC, Process Map, and Eight Wastes</w:t>
-            </w:r>
-          </w:p>
-        </w:tc>
-        <w:tc>
-          <w:tcPr>
-            <w:tcW w:type="dxa" w:w="2520"/>
-          </w:tcPr>
-          <w:p>
-            <w:r>
-              <w:t>Process Mapping</w:t>
-            </w:r>
-          </w:p>
-        </w:tc>
-        <w:tc>
-          <w:tcPr>
-            <w:tcW w:type="dxa" w:w="2520"/>
-          </w:tcPr>
-          <w:p>
-            <w:r>
-              <w:t>26-29</w:t>
-            </w:r>
-          </w:p>
-        </w:tc>
-      </w:tr>
-      <w:tr>
-        <w:tc>
-          <w:tcPr>
-            <w:tcW w:type="dxa" w:w="2520"/>
-          </w:tcPr>
-          <w:p>
-            <w:r>
-              <w:t>03</w:t>
-            </w:r>
-          </w:p>
-        </w:tc>
-        <w:tc>
-          <w:tcPr>
-            <w:tcW w:type="dxa" w:w="2520"/>
-          </w:tcPr>
-          <w:p>
-            <w:r>
-              <w:t>Facilitation, Stakeholders, Kaizen, and A3</w:t>
-            </w:r>
-          </w:p>
-        </w:tc>
-        <w:tc>
-          <w:tcPr>
-            <w:tcW w:type="dxa" w:w="2520"/>
-          </w:tcPr>
-          <w:p>
-            <w:r>
-              <w:t>Facilitation</w:t>
-            </w:r>
-          </w:p>
-        </w:tc>
-        <w:tc>
-          <w:tcPr>
-            <w:tcW w:type="dxa" w:w="2520"/>
-          </w:tcPr>
-          <w:p>
-            <w:r>
-              <w:t>31-34</w:t>
-            </w:r>
-          </w:p>
-        </w:tc>
-      </w:tr>
-      <w:tr>
-        <w:tc>
-          <w:tcPr>
-            <w:tcW w:type="dxa" w:w="2520"/>
-          </w:tcPr>
-          <w:p>
-            <w:r>
-              <w:t>04</w:t>
-            </w:r>
-          </w:p>
-        </w:tc>
-        <w:tc>
-          <w:tcPr>
-            <w:tcW w:type="dxa" w:w="2520"/>
-          </w:tcPr>
-          <w:p>
-            <w:r>
-              <w:t>Data Collection, KPIs, Run Charts, and Pareto</w:t>
-            </w:r>
-          </w:p>
-        </w:tc>
-        <w:tc>
-          <w:tcPr>
-            <w:tcW w:type="dxa" w:w="2520"/>
-          </w:tcPr>
-          <w:p>
-            <w:r>
-              <w:t>Analyze Data</w:t>
-            </w:r>
-          </w:p>
-        </w:tc>
-        <w:tc>
-          <w:tcPr>
-            <w:tcW w:type="dxa" w:w="2520"/>
-          </w:tcPr>
-          <w:p>
-            <w:r>
-              <w:t>36-39</w:t>
-            </w:r>
-          </w:p>
-        </w:tc>
-      </w:tr>
-      <w:tr>
-        <w:tc>
-          <w:tcPr>
-            <w:tcW w:type="dxa" w:w="2520"/>
-          </w:tcPr>
-          <w:p>
-            <w:r>
-              <w:t>05</w:t>
-            </w:r>
-          </w:p>
-        </w:tc>
-        <w:tc>
-          <w:tcPr>
-            <w:tcW w:type="dxa" w:w="2520"/>
-          </w:tcPr>
-          <w:p>
-            <w:r>
-              <w:t>Basic Statistics and Process Capability</w:t>
-            </w:r>
-          </w:p>
-        </w:tc>
-        <w:tc>
-          <w:tcPr>
-            <w:tcW w:type="dxa" w:w="2520"/>
-          </w:tcPr>
-          <w:p>
-            <w:r>
-              <w:t>Analyze Data</w:t>
-            </w:r>
-          </w:p>
-        </w:tc>
-        <w:tc>
-          <w:tcPr>
-            <w:tcW w:type="dxa" w:w="2520"/>
-          </w:tcPr>
-          <w:p>
-            <w:r>
-              <w:t>40-43</w:t>
-            </w:r>
-          </w:p>
-        </w:tc>
-      </w:tr>
-      <w:tr>
-        <w:tc>
-          <w:tcPr>
-            <w:tcW w:type="dxa" w:w="2520"/>
-          </w:tcPr>
-          <w:p>
-            <w:r>
-              <w:t>06</w:t>
-            </w:r>
-          </w:p>
-        </w:tc>
-        <w:tc>
-          <w:tcPr>
-            <w:tcW w:type="dxa" w:w="2520"/>
-          </w:tcPr>
-          <w:p>
-            <w:r>
-              <w:t>Root Cause Analysis and FMEA</w:t>
-            </w:r>
-          </w:p>
-        </w:tc>
-        <w:tc>
-          <w:tcPr>
-            <w:tcW w:type="dxa" w:w="2520"/>
-          </w:tcPr>
-          <w:p>
-            <w:r>
-              <w:t>Problem Solving</w:t>
-            </w:r>
-          </w:p>
-        </w:tc>
-        <w:tc>
-          <w:tcPr>
-            <w:tcW w:type="dxa" w:w="2520"/>
-          </w:tcPr>
-          <w:p>
-            <w:r>
-              <w:t>45-49</w:t>
-            </w:r>
-          </w:p>
-        </w:tc>
-      </w:tr>
-      <w:tr>
-        <w:tc>
-          <w:tcPr>
-            <w:tcW w:type="dxa" w:w="2520"/>
-          </w:tcPr>
-          <w:p>
-            <w:r>
-              <w:t>07</w:t>
-            </w:r>
-          </w:p>
-        </w:tc>
-        <w:tc>
-          <w:tcPr>
-            <w:tcW w:type="dxa" w:w="2520"/>
-          </w:tcPr>
-          <w:p>
-            <w:r>
-              <w:t>Countermeasures, 5S, Kanban, and Poka-Yoke</w:t>
-            </w:r>
-          </w:p>
-        </w:tc>
-        <w:tc>
-          <w:tcPr>
-            <w:tcW w:type="dxa" w:w="2520"/>
-          </w:tcPr>
-          <w:p>
-            <w:r>
-              <w:t>Countermeasures</w:t>
-            </w:r>
-          </w:p>
-        </w:tc>
-        <w:tc>
-          <w:tcPr>
-            <w:tcW w:type="dxa" w:w="2520"/>
-          </w:tcPr>
-          <w:p>
-            <w:r>
-              <w:t>51-54</w:t>
-            </w:r>
-          </w:p>
-        </w:tc>
-      </w:tr>
-      <w:tr>
-        <w:tc>
-          <w:tcPr>
-            <w:tcW w:type="dxa" w:w="2520"/>
-          </w:tcPr>
-          <w:p>
-            <w:r>
-              <w:t>08</w:t>
-            </w:r>
-          </w:p>
-        </w:tc>
-        <w:tc>
-          <w:tcPr>
-            <w:tcW w:type="dxa" w:w="2520"/>
-          </w:tcPr>
-          <w:p>
-            <w:r>
-              <w:t>Control Plan, Standard Work, and Project Close</w:t>
-            </w:r>
-          </w:p>
-        </w:tc>
-        <w:tc>
-          <w:tcPr>
-            <w:tcW w:type="dxa" w:w="2520"/>
-          </w:tcPr>
-          <w:p>
-            <w:r>
-              <w:t>Control and Close</w:t>
-            </w:r>
-          </w:p>
-        </w:tc>
-        <w:tc>
-          <w:tcPr>
-            <w:tcW w:type="dxa" w:w="2520"/>
-          </w:tcPr>
-          <w:p>
-            <w:r>
-              <w:t>56-59</w:t>
+              <w:rPr>
+                <w:rFonts w:ascii="Arial" w:hAnsi="Arial"/>
+                <w:b w:val="0"/>
+                <w:sz w:val="19"/>
+              </w:rPr>
+              <w:t>Lab 23, Lab 24, Lab 25</w:t>
             </w:r>
           </w:p>
         </w:tc>
@@ -1938,7 +3966,7 @@
     <w:sectPr>
       <w:footerReference w:type="default" r:id="rId10"/>
       <w:pgSz w:w="12240" w:h="15840"/>
-      <w:pgMar w:top="1080" w:right="1080" w:bottom="1080" w:left="1080" w:header="720" w:footer="720" w:gutter="0"/>
+      <w:pgMar w:top="1440" w:right="1800" w:bottom="1440" w:left="1800" w:header="720" w:footer="720" w:gutter="0"/>
       <w:cols w:space="720"/>
       <w:docGrid w:linePitch="360"/>
     </w:sectPr>
@@ -1953,12 +3981,52 @@
       <w:pStyle w:val="Footer"/>
       <w:jc w:val="center"/>
     </w:pPr>
+    <w:r/>
     <w:r>
       <w:rPr>
         <w:color w:val="555B66"/>
-        <w:sz w:val="16"/>
-      </w:rPr>
-      <w:t>Certified Lean Six Sigma Green Belt (CLSSGB) Training | TGS-2025055775 | (c) 2026 Tertiary Infotech Academy Pte Ltd</w:t>
+        <w:sz w:val="18"/>
+      </w:rPr>
+      <w:t xml:space="preserve">Page </w:t>
+    </w:r>
+    <w:r>
+      <w:rPr>
+        <w:sz w:val="18"/>
+      </w:rPr>
+      <w:fldChar w:fldCharType="begin"/>
+      <w:instrText xml:space="preserve">PAGE</w:instrText>
+      <w:fldChar w:fldCharType="separate"/>
+      <w:t>1</w:t>
+      <w:fldChar w:fldCharType="end"/>
+    </w:r>
+    <w:r>
+      <w:rPr>
+        <w:color w:val="555B66"/>
+        <w:sz w:val="18"/>
+      </w:rPr>
+      <w:t xml:space="preserve"> of </w:t>
+    </w:r>
+    <w:r>
+      <w:rPr>
+        <w:sz w:val="18"/>
+      </w:rPr>
+      <w:fldChar w:fldCharType="begin"/>
+      <w:instrText xml:space="preserve">NUMPAGES</w:instrText>
+      <w:fldChar w:fldCharType="separate"/>
+      <w:t>1</w:t>
+      <w:fldChar w:fldCharType="end"/>
+    </w:r>
+  </w:p>
+  <w:p>
+    <w:pPr>
+      <w:jc w:val="center"/>
+    </w:pPr>
+    <w:r>
+      <w:rPr>
+        <w:color w:val="555B66"/>
+        <w:sz w:val="15"/>
+      </w:rPr>
+      <w:t>© 2026 Tertiary Infotech Academy Pte Ltd. All rights reserved.  ·  www.tertiarycourses.com.sg</w:t>
     </w:r>
   </w:p>
 </w:ftr>
@@ -2329,7 +4397,7 @@
     <w:rsid w:val="00FC693F"/>
     <w:rPr>
       <w:rFonts w:ascii="Arial" w:hAnsi="Arial"/>
-      <w:sz w:val="21"/>
+      <w:sz w:val="22"/>
     </w:rPr>
   </w:style>
   <w:style w:type="paragraph" w:styleId="Header">
@@ -2395,7 +4463,7 @@
       <w:b/>
       <w:bCs/>
       <w:color w:val="1F6FEB"/>
-      <w:sz w:val="36"/>
+      <w:sz w:val="32"/>
       <w:szCs w:val="28"/>
     </w:rPr>
   </w:style>
@@ -2419,7 +4487,7 @@
       <w:b/>
       <w:bCs/>
       <w:color w:val="111827"/>
-      <w:sz w:val="28"/>
+      <w:sz w:val="26"/>
       <w:szCs w:val="26"/>
     </w:rPr>
   </w:style>
@@ -2442,8 +4510,8 @@
       <w:rFonts w:asciiTheme="majorHAnsi" w:eastAsiaTheme="majorEastAsia" w:hAnsiTheme="majorHAnsi" w:cstheme="majorBidi" w:ascii="Arial" w:hAnsi="Arial"/>
       <w:b/>
       <w:bCs/>
-      <w:color w:val="10B981"/>
-      <w:sz w:val="24"/>
+      <w:color w:val="1F6FEB"/>
+      <w:sz w:val="22"/>
     </w:rPr>
   </w:style>
   <w:style w:type="paragraph" w:styleId="Heading4">
@@ -2681,11 +4749,12 @@
       <w:contextualSpacing/>
     </w:pPr>
     <w:rPr>
-      <w:rFonts w:asciiTheme="majorHAnsi" w:eastAsiaTheme="majorEastAsia" w:hAnsiTheme="majorHAnsi" w:cstheme="majorBidi"/>
-      <w:color w:val="17365D" w:themeColor="text2" w:themeShade="BF"/>
+      <w:rFonts w:asciiTheme="majorHAnsi" w:eastAsiaTheme="majorEastAsia" w:hAnsiTheme="majorHAnsi" w:cstheme="majorBidi" w:ascii="Arial" w:hAnsi="Arial"/>
+      <w:b/>
+      <w:color w:val="111827"/>
       <w:spacing w:val="5"/>
       <w:kern w:val="28"/>
-      <w:sz w:val="52"/>
+      <w:sz w:val="48"/>
       <w:szCs w:val="52"/>
     </w:rPr>
   </w:style>

--- a/courseware/LP-Certified Lean Six Sigma Green Belt (CLSSGB) Training.docx
+++ b/courseware/LP-Certified Lean Six Sigma Green Belt (CLSSGB) Training.docx
@@ -179,7 +179,7 @@
           <w:color w:val="1F6FEB"/>
           <w:sz w:val="24"/>
         </w:rPr>
-        <w:t>Version 2</w:t>
+        <w:t>Version 3</w:t>
       </w:r>
     </w:p>
     <w:p>
@@ -381,6 +381,64 @@
                 <w:sz w:val="19"/>
               </w:rPr>
               <w:t>Major revision: rebuilt as a 4-day Green Belt progression from the Yellow Belt (CLSSYB, TGS-2025053922). Content deepened to the CSSC Green Belt scope (Chapters 1-24) - adds sampling and sample size calculation, Measurement System Analysis and Gage R&amp;R, hypothesis testing with p-values and Type I/II errors, correlation and regression, FMEA and RPN, Design of Experiments, SPC control chart selection with the eight out-of-control rules, and process capability Cp/Cpk. Expanded from 10 to 25 hands-on labs across the five DMAIC phases; teaching diagrams imported from the original v21 trainer deck; schedule and labs realigned to the v6 WA (SAQ) and PP assessment papers.</w:t>
+            </w:r>
+          </w:p>
+        </w:tc>
+        <w:tc>
+          <w:tcPr>
+            <w:tcW w:type="dxa" w:w="2160"/>
+          </w:tcPr>
+          <w:p>
+            <w:r/>
+            <w:r>
+              <w:rPr>
+                <w:sz w:val="19"/>
+              </w:rPr>
+              <w:t>Dr. Alfred Ang</w:t>
+            </w:r>
+          </w:p>
+        </w:tc>
+      </w:tr>
+      <w:tr>
+        <w:tc>
+          <w:tcPr>
+            <w:tcW w:type="dxa" w:w="2160"/>
+          </w:tcPr>
+          <w:p>
+            <w:r/>
+            <w:r>
+              <w:rPr>
+                <w:sz w:val="19"/>
+              </w:rPr>
+              <w:t>3</w:t>
+            </w:r>
+          </w:p>
+        </w:tc>
+        <w:tc>
+          <w:tcPr>
+            <w:tcW w:type="dxa" w:w="2160"/>
+          </w:tcPr>
+          <w:p>
+            <w:r/>
+            <w:r>
+              <w:rPr>
+                <w:sz w:val="19"/>
+              </w:rPr>
+              <w:t>19 July 2026</w:t>
+            </w:r>
+          </w:p>
+        </w:tc>
+        <w:tc>
+          <w:tcPr>
+            <w:tcW w:type="dxa" w:w="2160"/>
+          </w:tcPr>
+          <w:p>
+            <w:r/>
+            <w:r>
+              <w:rPr>
+                <w:sz w:val="19"/>
+              </w:rPr>
+              <w:t>Removed the Practice Exam slide and its asset - there is no Six Sigma practice exam on exams.tertiaryinfotech.com.</w:t>
             </w:r>
           </w:p>
         </w:tc>
@@ -1158,7 +1216,7 @@
                 <w:b w:val="0"/>
                 <w:sz w:val="19"/>
               </w:rPr>
-              <w:t>Welcome, course introduction, ground rules and mandatory digital attendance (AM)  [slides 2–18]</w:t>
+              <w:t>Welcome, course introduction, ground rules and mandatory digital attendance (AM)  [slides 2–17]</w:t>
             </w:r>
           </w:p>
         </w:tc>
@@ -1211,7 +1269,7 @@
                 <w:b/>
                 <w:sz w:val="19"/>
               </w:rPr>
-              <w:t>FOUNDATIONS — What is Quality; Lean vs Six Sigma vs Lean Six Sigma; the five Lean principles; history of Six Sigma; Y = f(X); classical vs Six Sigma quality  [slides 19–57]</w:t>
+              <w:t>FOUNDATIONS — What is Quality; Lean vs Six Sigma vs Lean Six Sigma; the five Lean principles; history of Six Sigma; Y = f(X); classical vs Six Sigma quality  [slides 18–56]</w:t>
             </w:r>
           </w:p>
         </w:tc>
@@ -1420,7 +1478,7 @@
                 <w:b w:val="0"/>
                 <w:sz w:val="19"/>
               </w:rPr>
-              <w:t>Hands-on: Lab 1: The Green Belt Role, Project Selection and Business Case; Lab 2: Y = f(X), Sigma Level, DPMO and the DMAIC Roadmap  [slides 58–65]</w:t>
+              <w:t>Hands-on: Lab 1: The Green Belt Role, Project Selection and Business Case; Lab 2: Y = f(X), Sigma Level, DPMO and the DMAIC Roadmap  [slides 57–64]</w:t>
             </w:r>
           </w:p>
         </w:tc>
@@ -1526,7 +1584,7 @@
                 <w:b/>
                 <w:sz w:val="19"/>
               </w:rPr>
-              <w:t>DMAIC · DEFINE — Voice of the Customer; affinity diagrams; Kano analysis; CTQ trees and operational definitions; the project charter; problem and goal statements; scope; SIPOC; stakeholders and RACI  [slides 66–119]</w:t>
+              <w:t>DMAIC · DEFINE — Voice of the Customer; affinity diagrams; Kano analysis; CTQ trees and operational definitions; the project charter; problem and goal statements; scope; SIPOC; stakeholders and RACI  [slides 65–118]</w:t>
             </w:r>
           </w:p>
         </w:tc>
@@ -1576,7 +1634,7 @@
                 <w:b w:val="0"/>
                 <w:sz w:val="19"/>
               </w:rPr>
-              <w:t>Hands-on: Lab 3: Voice of the Customer, Affinity Diagram and Kano Analysis; Lab 4: CTQ Tree — Translating Customer Needs into Measurable Requirements  [slides 120–127]</w:t>
+              <w:t>Hands-on: Lab 3: Voice of the Customer, Affinity Diagram and Kano Analysis; Lab 4: CTQ Tree — Translating Customer Needs into Measurable Requirements  [slides 119–126]</w:t>
             </w:r>
           </w:p>
         </w:tc>
@@ -1819,7 +1877,7 @@
                 <w:b w:val="0"/>
                 <w:sz w:val="19"/>
               </w:rPr>
-              <w:t>Hands-on: Lab 5: Project Charter, Problem Statement, Goal Statement and Scope; Lab 6: SIPOC, Stakeholder Analysis and RACI  [slides 128–136]</w:t>
+              <w:t>Hands-on: Lab 5: Project Charter, Problem Statement, Goal Statement and Scope; Lab 6: SIPOC, Stakeholder Analysis and RACI  [slides 127–135]</w:t>
             </w:r>
           </w:p>
         </w:tc>
@@ -1925,7 +1983,7 @@
                 <w:b/>
                 <w:sz w:val="19"/>
               </w:rPr>
-              <w:t>DMAIC · MEASURE — process mapping symbols and swimlanes; handoff analysis; the eight wastes (DOWNTIME); value-added analysis; value stream mapping; lean metrics and takt time  [slides 137–211]</w:t>
+              <w:t>DMAIC · MEASURE — process mapping symbols and swimlanes; handoff analysis; the eight wastes (DOWNTIME); value-added analysis; value stream mapping; lean metrics and takt time  [slides 136–210]</w:t>
             </w:r>
           </w:p>
         </w:tc>
@@ -2028,7 +2086,7 @@
                 <w:b w:val="0"/>
                 <w:sz w:val="19"/>
               </w:rPr>
-              <w:t>Hands-on: Lab 7: Detailed Process Mapping and Swimlane Analysis; Lab 8: Value Stream Mapping, Takt Time and the Eight Wastes  [slides 212–220]</w:t>
+              <w:t>Hands-on: Lab 7: Detailed Process Mapping and Swimlane Analysis; Lab 8: Value Stream Mapping, Takt Time and the Eight Wastes  [slides 211–219]</w:t>
             </w:r>
           </w:p>
         </w:tc>
@@ -2184,7 +2242,7 @@
                 <w:b w:val="0"/>
                 <w:sz w:val="19"/>
               </w:rPr>
-              <w:t>Hands-on: Lab 9: Data Types, Operational Definitions and the Data Collection Plan; Lab 10: Sampling Techniques and Sample Size Calculation; Lab 11: Measurement System Analysis and Gage R&amp;R  [slides 221–234]</w:t>
+              <w:t>Hands-on: Lab 9: Data Types, Operational Definitions and the Data Collection Plan; Lab 10: Sampling Techniques and Sample Size Calculation; Lab 11: Measurement System Analysis and Gage R&amp;R  [slides 220–233]</w:t>
             </w:r>
           </w:p>
         </w:tc>
@@ -2427,7 +2485,7 @@
                 <w:b w:val="0"/>
                 <w:sz w:val="19"/>
               </w:rPr>
-              <w:t>Hands-on: Lab 12: Yield, DPU, DPO, DPMO, RTY and the Hidden Factory; Lab 13: Descriptive Statistics, Normality and Baseline Process Capability  [slides 235–245]</w:t>
+              <w:t>Hands-on: Lab 12: Yield, DPU, DPO, DPMO, RTY and the Hidden Factory; Lab 13: Descriptive Statistics, Normality and Baseline Process Capability  [slides 234–244]</w:t>
             </w:r>
           </w:p>
         </w:tc>
@@ -2533,7 +2591,7 @@
                 <w:b/>
                 <w:sz w:val="19"/>
               </w:rPr>
-              <w:t>DMAIC · ANALYZE — common vs special cause variation; tampering; run charts and the six non-random patterns; the Pareto principle; stratification; boxplots  [slides 246–316]</w:t>
+              <w:t>DMAIC · ANALYZE — common vs special cause variation; tampering; run charts and the six non-random patterns; the Pareto principle; stratification; boxplots  [slides 245–315]</w:t>
             </w:r>
           </w:p>
         </w:tc>
@@ -2636,7 +2694,7 @@
                 <w:b w:val="0"/>
                 <w:sz w:val="19"/>
               </w:rPr>
-              <w:t>Hands-on: Lab 14: Variation, Run Charts and Stability Analysis; Lab 15: Pareto Analysis, Stratification and Boxplots  [slides 317–326]</w:t>
+              <w:t>Hands-on: Lab 14: Variation, Run Charts and Stability Analysis; Lab 15: Pareto Analysis, Stratification and Boxplots  [slides 316–325]</w:t>
             </w:r>
           </w:p>
         </w:tc>
@@ -2792,7 +2850,7 @@
                 <w:b w:val="0"/>
                 <w:sz w:val="19"/>
               </w:rPr>
-              <w:t>Hands-on: Lab 16: Fishbone, 5 Whys, Multi-Voting and Cause Prioritisation; Lab 17: Hypothesis Testing — Test Selection, p-values and Conclusions; Lab 18: Correlation, Regression and Quantifying the X-Y Relationship  [slides 327–344]</w:t>
+              <w:t>Hands-on: Lab 16: Fishbone, 5 Whys, Multi-Voting and Cause Prioritisation; Lab 17: Hypothesis Testing — Test Selection, p-values and Conclusions; Lab 18: Correlation, Regression and Quantifying the X-Y Relationship  [slides 326–343]</w:t>
             </w:r>
           </w:p>
         </w:tc>
@@ -3038,7 +3096,7 @@
                 <w:b/>
                 <w:sz w:val="19"/>
               </w:rPr>
-              <w:t>DMAIC · IMPROVE — solution generation and brainwriting; benchmarking; the solution selection matrix; 5S; poka-yoke; pull, JIT and Heijunka; standard work; FMEA and RPN; Design of Experiments; piloting  [slides 345–391]</w:t>
+              <w:t>DMAIC · IMPROVE — solution generation and brainwriting; benchmarking; the solution selection matrix; 5S; poka-yoke; pull, JIT and Heijunka; standard work; FMEA and RPN; Design of Experiments; piloting  [slides 344–390]</w:t>
             </w:r>
           </w:p>
         </w:tc>
@@ -3141,7 +3199,7 @@
                 <w:b w:val="0"/>
                 <w:sz w:val="19"/>
               </w:rPr>
-              <w:t>Hands-on: Lab 19: Solution Generation, Benchmarking and Brainwriting; Lab 20: Lean Countermeasures — 5S, Poka-Yoke, Pull, JIT and Standard Work; Lab 21: Solution Selection Matrix and Cost-Benefit Analysis; Lab 22: FMEA, Risk Priority Numbers, DOE and Piloting  [slides 392–413]</w:t>
+              <w:t>Hands-on: Lab 19: Solution Generation, Benchmarking and Brainwriting; Lab 20: Lean Countermeasures — 5S, Poka-Yoke, Pull, JIT and Standard Work; Lab 21: Solution Selection Matrix and Cost-Benefit Analysis; Lab 22: FMEA, Risk Priority Numbers, DOE and Piloting  [slides 391–412]</w:t>
             </w:r>
           </w:p>
         </w:tc>
@@ -3247,7 +3305,7 @@
                 <w:b/>
                 <w:sz w:val="19"/>
               </w:rPr>
-              <w:t>DMAIC · CONTROL — process capability Cp and Cpk; control limits vs specification limits; SPC and control chart selection; the eight out-of-control rules; the control plan; SOPs; visual management; verifying the gain and handover  [slides 414–465]</w:t>
+              <w:t>DMAIC · CONTROL — process capability Cp and Cpk; control limits vs specification limits; SPC and control chart selection; the eight out-of-control rules; the control plan; SOPs; visual management; verifying the gain and handover  [slides 413–464]</w:t>
             </w:r>
           </w:p>
         </w:tc>
@@ -3297,7 +3355,7 @@
                 <w:b w:val="0"/>
                 <w:sz w:val="19"/>
               </w:rPr>
-              <w:t>Hands-on: Lab 23: Statistical Process Control — Chart Selection and Control Limits  [slides 466–472]</w:t>
+              <w:t>Hands-on: Lab 23: Statistical Process Control — Chart Selection and Control Limits  [slides 465–471]</w:t>
             </w:r>
           </w:p>
         </w:tc>
@@ -3400,7 +3458,7 @@
                 <w:b w:val="0"/>
                 <w:sz w:val="19"/>
               </w:rPr>
-              <w:t>Hands-on: Lab 24: Control Plan, SOP, Visual Management and Response Plan; Lab 25: Verify the Gain, A3 Storyboard, Handover and Project Closure  [slides 473–485]</w:t>
+              <w:t>Hands-on: Lab 24: Control Plan, SOP, Visual Management and Response Plan; Lab 25: Verify the Gain, A3 Storyboard, Handover and Project Closure  [slides 472–484]</w:t>
             </w:r>
           </w:p>
         </w:tc>
@@ -3453,7 +3511,7 @@
                 <w:b/>
                 <w:sz w:val="19"/>
               </w:rPr>
-              <w:t>Course recap and Briefing for Assessment  [slides 486–497]</w:t>
+              <w:t>Course recap and Briefing for Assessment  [slides 485–496]</w:t>
             </w:r>
           </w:p>
         </w:tc>

--- a/courseware/LP-Certified Lean Six Sigma Green Belt (CLSSGB) Training.docx
+++ b/courseware/LP-Certified Lean Six Sigma Green Belt (CLSSGB) Training.docx
@@ -380,7 +380,7 @@
               <w:rPr>
                 <w:sz w:val="19"/>
               </w:rPr>
-              <w:t>Major revision: rebuilt as a 4-day Green Belt progression from the Yellow Belt (CLSSYB, TGS-2025053922). Content deepened to the CSSC Green Belt scope (Chapters 1-24) - adds sampling and sample size calculation, Measurement System Analysis and Gage R&amp;R, hypothesis testing with p-values and Type I/II errors, correlation and regression, FMEA and RPN, Design of Experiments, SPC control chart selection with the eight out-of-control rules, and process capability Cp/Cpk. Expanded from 10 to 25 hands-on labs across the five DMAIC phases; teaching diagrams imported from the original v21 trainer deck; schedule and labs realigned to the v6 WA (SAQ) and PP assessment papers.</w:t>
+              <w:t>Major revision: rebuilt as a 4-day Green Belt progression from the Yellow Belt (CLSSYB). Content deepened to the CSSC Green Belt scope (Chapters 1-24) - adds sampling and sample size calculation, Measurement System Analysis and Gage R&amp;R, hypothesis testing with p-values and Type I/II errors, correlation and regression, FMEA and RPN, Design of Experiments, SPC control chart selection with the eight out-of-control rules, and process capability Cp/Cpk. Expanded from 10 to 25 hands-on labs across the five DMAIC phases; teaching diagrams imported from the original v21 trainer deck; schedule and labs realigned to the v6 WA (SAQ) and PP assessment papers.</w:t>
             </w:r>
           </w:p>
         </w:tc>

--- a/courseware/LP-Certified Lean Six Sigma Green Belt (CLSSGB) Training.docx
+++ b/courseware/LP-Certified Lean Six Sigma Green Belt (CLSSGB) Training.docx
@@ -179,7 +179,7 @@
           <w:color w:val="1F6FEB"/>
           <w:sz w:val="24"/>
         </w:rPr>
-        <w:t>Version 3</w:t>
+        <w:t>Version 4</w:t>
       </w:r>
     </w:p>
     <w:p>
@@ -457,6 +457,64 @@
           </w:p>
         </w:tc>
       </w:tr>
+      <w:tr>
+        <w:tc>
+          <w:tcPr>
+            <w:tcW w:type="dxa" w:w="2160"/>
+          </w:tcPr>
+          <w:p>
+            <w:r/>
+            <w:r>
+              <w:rPr>
+                <w:sz w:val="19"/>
+              </w:rPr>
+              <w:t>4</w:t>
+            </w:r>
+          </w:p>
+        </w:tc>
+        <w:tc>
+          <w:tcPr>
+            <w:tcW w:type="dxa" w:w="2160"/>
+          </w:tcPr>
+          <w:p>
+            <w:r/>
+            <w:r>
+              <w:rPr>
+                <w:sz w:val="19"/>
+              </w:rPr>
+              <w:t>19 July 2026</w:t>
+            </w:r>
+          </w:p>
+        </w:tc>
+        <w:tc>
+          <w:tcPr>
+            <w:tcW w:type="dxa" w:w="2160"/>
+          </w:tcPr>
+          <w:p>
+            <w:r/>
+            <w:r>
+              <w:rPr>
+                <w:sz w:val="19"/>
+              </w:rPr>
+              <w:t>Added the SIPOC &amp; Process Map Builder (alfredang.github.io/sipoc) to the toolkit - wired into Lab 6 (SIPOC build, pain points, 'Check my SIPOC' validation) and Lab 7 (swimlane and handoff table), the Define phase slides, and a new Your Interactive Toolkit slide that introduces all five browser tools.</w:t>
+            </w:r>
+          </w:p>
+        </w:tc>
+        <w:tc>
+          <w:tcPr>
+            <w:tcW w:type="dxa" w:w="2160"/>
+          </w:tcPr>
+          <w:p>
+            <w:r/>
+            <w:r>
+              <w:rPr>
+                <w:sz w:val="19"/>
+              </w:rPr>
+              <w:t>Dr. Alfred Ang</w:t>
+            </w:r>
+          </w:p>
+        </w:tc>
+      </w:tr>
     </w:tbl>
     <w:p>
       <w:r>
@@ -492,7 +550,7 @@
         </w:rPr>
         <w:t>Course Information</w:t>
         <w:tab/>
-        <w:t>4</w:t>
+        <w:t>5</w:t>
       </w:r>
     </w:p>
     <w:p>
@@ -511,7 +569,7 @@
         </w:rPr>
         <w:t>Learning Outcomes</w:t>
         <w:tab/>
-        <w:t>4</w:t>
+        <w:t>5</w:t>
       </w:r>
     </w:p>
     <w:p>
@@ -530,7 +588,7 @@
         </w:rPr>
         <w:t>Assessment</w:t>
         <w:tab/>
-        <w:t>4</w:t>
+        <w:t>5</w:t>
       </w:r>
     </w:p>
     <w:p>
@@ -549,7 +607,7 @@
         </w:rPr>
         <w:t>Course Schedule</w:t>
         <w:tab/>
-        <w:t>5</w:t>
+        <w:t>6</w:t>
       </w:r>
     </w:p>
     <w:p>
@@ -569,7 +627,7 @@
         </w:rPr>
         <w:t>Day 1 — Six Sigma foundations, the Green Belt role and the Define phase</w:t>
         <w:tab/>
-        <w:t>5</w:t>
+        <w:t>6</w:t>
       </w:r>
     </w:p>
     <w:p>
@@ -589,7 +647,7 @@
         </w:rPr>
         <w:t>Day 2 — Measure — process mapping, sampling, MSA and baseline capability</w:t>
         <w:tab/>
-        <w:t>5</w:t>
+        <w:t>6</w:t>
       </w:r>
     </w:p>
     <w:p>
@@ -609,7 +667,7 @@
         </w:rPr>
         <w:t>Day 3 — Analyze — root cause, hypothesis testing, correlation and regression</w:t>
         <w:tab/>
-        <w:t>6</w:t>
+        <w:t>7</w:t>
       </w:r>
     </w:p>
     <w:p>
@@ -629,7 +687,7 @@
         </w:rPr>
         <w:t>Day 4 — Improve, Control and the final assessment</w:t>
         <w:tab/>
-        <w:t>7</w:t>
+        <w:t>8</w:t>
       </w:r>
     </w:p>
     <w:p>
@@ -648,7 +706,7 @@
         </w:rPr>
         <w:t>Lab Reference (aligned to the DMAIC phases)</w:t>
         <w:tab/>
-        <w:t>8</w:t>
+        <w:t>9</w:t>
       </w:r>
     </w:p>
     <w:p>
@@ -1216,7 +1274,7 @@
                 <w:b w:val="0"/>
                 <w:sz w:val="19"/>
               </w:rPr>
-              <w:t>Welcome, course introduction, ground rules and mandatory digital attendance (AM)  [slides 2–17]</w:t>
+              <w:t>Welcome, course introduction, ground rules and mandatory digital attendance (AM)  [slides 2–18]</w:t>
             </w:r>
           </w:p>
         </w:tc>
@@ -1269,7 +1327,7 @@
                 <w:b/>
                 <w:sz w:val="19"/>
               </w:rPr>
-              <w:t>FOUNDATIONS — What is Quality; Lean vs Six Sigma vs Lean Six Sigma; the five Lean principles; history of Six Sigma; Y = f(X); classical vs Six Sigma quality  [slides 18–56]</w:t>
+              <w:t>FOUNDATIONS — What is Quality; Lean vs Six Sigma vs Lean Six Sigma; the five Lean principles; history of Six Sigma; Y = f(X); classical vs Six Sigma quality  [slides 19–57]</w:t>
             </w:r>
           </w:p>
         </w:tc>
@@ -1478,7 +1536,7 @@
                 <w:b w:val="0"/>
                 <w:sz w:val="19"/>
               </w:rPr>
-              <w:t>Hands-on: Lab 1: The Green Belt Role, Project Selection and Business Case; Lab 2: Y = f(X), Sigma Level, DPMO and the DMAIC Roadmap  [slides 57–64]</w:t>
+              <w:t>Hands-on: Lab 1: The Green Belt Role, Project Selection and Business Case; Lab 2: Y = f(X), Sigma Level, DPMO and the DMAIC Roadmap  [slides 58–65]</w:t>
             </w:r>
           </w:p>
         </w:tc>
@@ -1584,7 +1642,7 @@
                 <w:b/>
                 <w:sz w:val="19"/>
               </w:rPr>
-              <w:t>DMAIC · DEFINE — Voice of the Customer; affinity diagrams; Kano analysis; CTQ trees and operational definitions; the project charter; problem and goal statements; scope; SIPOC; stakeholders and RACI  [slides 65–118]</w:t>
+              <w:t>DMAIC · DEFINE — Voice of the Customer; affinity diagrams; Kano analysis; CTQ trees and operational definitions; the project charter; problem and goal statements; scope; SIPOC; stakeholders and RACI  [slides 66–120]</w:t>
             </w:r>
           </w:p>
         </w:tc>
@@ -1634,7 +1692,7 @@
                 <w:b w:val="0"/>
                 <w:sz w:val="19"/>
               </w:rPr>
-              <w:t>Hands-on: Lab 3: Voice of the Customer, Affinity Diagram and Kano Analysis; Lab 4: CTQ Tree — Translating Customer Needs into Measurable Requirements  [slides 119–126]</w:t>
+              <w:t>Hands-on: Lab 3: Voice of the Customer, Affinity Diagram and Kano Analysis; Lab 4: CTQ Tree — Translating Customer Needs into Measurable Requirements  [slides 121–128]</w:t>
             </w:r>
           </w:p>
         </w:tc>
@@ -1877,7 +1935,7 @@
                 <w:b w:val="0"/>
                 <w:sz w:val="19"/>
               </w:rPr>
-              <w:t>Hands-on: Lab 5: Project Charter, Problem Statement, Goal Statement and Scope; Lab 6: SIPOC, Stakeholder Analysis and RACI  [slides 127–135]</w:t>
+              <w:t>Hands-on: Lab 5: Project Charter, Problem Statement, Goal Statement and Scope; Lab 6: SIPOC, Stakeholder Analysis and RACI  [slides 129–138]</w:t>
             </w:r>
           </w:p>
         </w:tc>
@@ -1983,7 +2041,7 @@
                 <w:b/>
                 <w:sz w:val="19"/>
               </w:rPr>
-              <w:t>DMAIC · MEASURE — process mapping symbols and swimlanes; handoff analysis; the eight wastes (DOWNTIME); value-added analysis; value stream mapping; lean metrics and takt time  [slides 136–210]</w:t>
+              <w:t>DMAIC · MEASURE — process mapping symbols and swimlanes; handoff analysis; the eight wastes (DOWNTIME); value-added analysis; value stream mapping; lean metrics and takt time  [slides 139–213]</w:t>
             </w:r>
           </w:p>
         </w:tc>
@@ -2086,7 +2144,7 @@
                 <w:b w:val="0"/>
                 <w:sz w:val="19"/>
               </w:rPr>
-              <w:t>Hands-on: Lab 7: Detailed Process Mapping and Swimlane Analysis; Lab 8: Value Stream Mapping, Takt Time and the Eight Wastes  [slides 211–219]</w:t>
+              <w:t>Hands-on: Lab 7: Detailed Process Mapping and Swimlane Analysis; Lab 8: Value Stream Mapping, Takt Time and the Eight Wastes  [slides 214–223]</w:t>
             </w:r>
           </w:p>
         </w:tc>
@@ -2242,7 +2300,7 @@
                 <w:b w:val="0"/>
                 <w:sz w:val="19"/>
               </w:rPr>
-              <w:t>Hands-on: Lab 9: Data Types, Operational Definitions and the Data Collection Plan; Lab 10: Sampling Techniques and Sample Size Calculation; Lab 11: Measurement System Analysis and Gage R&amp;R  [slides 220–233]</w:t>
+              <w:t>Hands-on: Lab 9: Data Types, Operational Definitions and the Data Collection Plan; Lab 10: Sampling Techniques and Sample Size Calculation; Lab 11: Measurement System Analysis and Gage R&amp;R  [slides 224–237]</w:t>
             </w:r>
           </w:p>
         </w:tc>
@@ -2485,7 +2543,7 @@
                 <w:b w:val="0"/>
                 <w:sz w:val="19"/>
               </w:rPr>
-              <w:t>Hands-on: Lab 12: Yield, DPU, DPO, DPMO, RTY and the Hidden Factory; Lab 13: Descriptive Statistics, Normality and Baseline Process Capability  [slides 234–244]</w:t>
+              <w:t>Hands-on: Lab 12: Yield, DPU, DPO, DPMO, RTY and the Hidden Factory; Lab 13: Descriptive Statistics, Normality and Baseline Process Capability  [slides 238–248]</w:t>
             </w:r>
           </w:p>
         </w:tc>
@@ -2591,7 +2649,7 @@
                 <w:b/>
                 <w:sz w:val="19"/>
               </w:rPr>
-              <w:t>DMAIC · ANALYZE — common vs special cause variation; tampering; run charts and the six non-random patterns; the Pareto principle; stratification; boxplots  [slides 245–315]</w:t>
+              <w:t>DMAIC · ANALYZE — common vs special cause variation; tampering; run charts and the six non-random patterns; the Pareto principle; stratification; boxplots  [slides 249–319]</w:t>
             </w:r>
           </w:p>
         </w:tc>
@@ -2694,7 +2752,7 @@
                 <w:b w:val="0"/>
                 <w:sz w:val="19"/>
               </w:rPr>
-              <w:t>Hands-on: Lab 14: Variation, Run Charts and Stability Analysis; Lab 15: Pareto Analysis, Stratification and Boxplots  [slides 316–325]</w:t>
+              <w:t>Hands-on: Lab 14: Variation, Run Charts and Stability Analysis; Lab 15: Pareto Analysis, Stratification and Boxplots  [slides 320–329]</w:t>
             </w:r>
           </w:p>
         </w:tc>
@@ -2850,7 +2908,7 @@
                 <w:b w:val="0"/>
                 <w:sz w:val="19"/>
               </w:rPr>
-              <w:t>Hands-on: Lab 16: Fishbone, 5 Whys, Multi-Voting and Cause Prioritisation; Lab 17: Hypothesis Testing — Test Selection, p-values and Conclusions; Lab 18: Correlation, Regression and Quantifying the X-Y Relationship  [slides 326–343]</w:t>
+              <w:t>Hands-on: Lab 16: Fishbone, 5 Whys, Multi-Voting and Cause Prioritisation; Lab 17: Hypothesis Testing — Test Selection, p-values and Conclusions; Lab 18: Correlation, Regression and Quantifying the X-Y Relationship  [slides 330–347]</w:t>
             </w:r>
           </w:p>
         </w:tc>
@@ -3096,7 +3154,7 @@
                 <w:b/>
                 <w:sz w:val="19"/>
               </w:rPr>
-              <w:t>DMAIC · IMPROVE — solution generation and brainwriting; benchmarking; the solution selection matrix; 5S; poka-yoke; pull, JIT and Heijunka; standard work; FMEA and RPN; Design of Experiments; piloting  [slides 344–390]</w:t>
+              <w:t>DMAIC · IMPROVE — solution generation and brainwriting; benchmarking; the solution selection matrix; 5S; poka-yoke; pull, JIT and Heijunka; standard work; FMEA and RPN; Design of Experiments; piloting  [slides 348–394]</w:t>
             </w:r>
           </w:p>
         </w:tc>
@@ -3199,7 +3257,7 @@
                 <w:b w:val="0"/>
                 <w:sz w:val="19"/>
               </w:rPr>
-              <w:t>Hands-on: Lab 19: Solution Generation, Benchmarking and Brainwriting; Lab 20: Lean Countermeasures — 5S, Poka-Yoke, Pull, JIT and Standard Work; Lab 21: Solution Selection Matrix and Cost-Benefit Analysis; Lab 22: FMEA, Risk Priority Numbers, DOE and Piloting  [slides 391–412]</w:t>
+              <w:t>Hands-on: Lab 19: Solution Generation, Benchmarking and Brainwriting; Lab 20: Lean Countermeasures — 5S, Poka-Yoke, Pull, JIT and Standard Work; Lab 21: Solution Selection Matrix and Cost-Benefit Analysis; Lab 22: FMEA, Risk Priority Numbers, DOE and Piloting  [slides 395–416]</w:t>
             </w:r>
           </w:p>
         </w:tc>
@@ -3305,7 +3363,7 @@
                 <w:b/>
                 <w:sz w:val="19"/>
               </w:rPr>
-              <w:t>DMAIC · CONTROL — process capability Cp and Cpk; control limits vs specification limits; SPC and control chart selection; the eight out-of-control rules; the control plan; SOPs; visual management; verifying the gain and handover  [slides 413–464]</w:t>
+              <w:t>DMAIC · CONTROL — process capability Cp and Cpk; control limits vs specification limits; SPC and control chart selection; the eight out-of-control rules; the control plan; SOPs; visual management; verifying the gain and handover  [slides 417–468]</w:t>
             </w:r>
           </w:p>
         </w:tc>
@@ -3355,7 +3413,7 @@
                 <w:b w:val="0"/>
                 <w:sz w:val="19"/>
               </w:rPr>
-              <w:t>Hands-on: Lab 23: Statistical Process Control — Chart Selection and Control Limits  [slides 465–471]</w:t>
+              <w:t>Hands-on: Lab 23: Statistical Process Control — Chart Selection and Control Limits  [slides 469–475]</w:t>
             </w:r>
           </w:p>
         </w:tc>
@@ -3458,7 +3516,7 @@
                 <w:b w:val="0"/>
                 <w:sz w:val="19"/>
               </w:rPr>
-              <w:t>Hands-on: Lab 24: Control Plan, SOP, Visual Management and Response Plan; Lab 25: Verify the Gain, A3 Storyboard, Handover and Project Closure  [slides 472–484]</w:t>
+              <w:t>Hands-on: Lab 24: Control Plan, SOP, Visual Management and Response Plan; Lab 25: Verify the Gain, A3 Storyboard, Handover and Project Closure  [slides 476–488]</w:t>
             </w:r>
           </w:p>
         </w:tc>
@@ -3511,7 +3569,7 @@
                 <w:b/>
                 <w:sz w:val="19"/>
               </w:rPr>
-              <w:t>Course recap and Briefing for Assessment  [slides 485–496]</w:t>
+              <w:t>Course recap and Briefing for Assessment  [slides 489–500]</w:t>
             </w:r>
           </w:p>
         </w:tc>
